--- a/Day-02/Day02_Traditional CV and Modern CV -- Report.docx
+++ b/Day-02/Day02_Traditional CV and Modern CV -- Report.docx
@@ -5847,6 +5847,52 @@
                 <w:szCs w:val="28"/>
                 <w:lang w:val="en-US" w:eastAsia="en-US" w:bidi="th-TH"/>
               </w:rPr>
+              <w:drawing>
+                <wp:anchor distT="0" distB="0" distL="0" distR="0" simplePos="0" relativeHeight="20" behindDoc="0" locked="0" layoutInCell="0" allowOverlap="1">
+                  <wp:simplePos x="0" y="0"/>
+                  <wp:positionH relativeFrom="column">
+                    <wp:align>center</wp:align>
+                  </wp:positionH>
+                  <wp:positionV relativeFrom="paragraph">
+                    <wp:posOffset>635</wp:posOffset>
+                  </wp:positionV>
+                  <wp:extent cx="5803265" cy="2653665"/>
+                  <wp:effectExtent l="0" t="0" r="0" b="0"/>
+                  <wp:wrapSquare wrapText="largest"/>
+                  <wp:docPr id="3" name="Image7"/>
+                  <wp:cNvGraphicFramePr>
+                    <a:graphicFrameLocks xmlns:a="http://schemas.openxmlformats.org/drawingml/2006/main" noChangeAspect="1"/>
+                  </wp:cNvGraphicFramePr>
+                  <a:graphic xmlns:a="http://schemas.openxmlformats.org/drawingml/2006/main">
+                    <a:graphicData uri="http://schemas.openxmlformats.org/drawingml/2006/picture">
+                      <pic:pic xmlns:pic="http://schemas.openxmlformats.org/drawingml/2006/picture">
+                        <pic:nvPicPr>
+                          <pic:cNvPr id="3" name="Image7"/>
+                          <pic:cNvPicPr>
+                            <a:picLocks noChangeAspect="1" noChangeArrowheads="1"/>
+                          </pic:cNvPicPr>
+                        </pic:nvPicPr>
+                        <pic:blipFill>
+                          <a:blip r:embed="rId6"/>
+                          <a:stretch>
+                            <a:fillRect/>
+                          </a:stretch>
+                        </pic:blipFill>
+                        <pic:spPr bwMode="auto">
+                          <a:xfrm>
+                            <a:off x="0" y="0"/>
+                            <a:ext cx="5803265" cy="2653665"/>
+                          </a:xfrm>
+                          <a:prstGeom prst="rect">
+                            <a:avLst/>
+                          </a:prstGeom>
+                          <a:noFill/>
+                        </pic:spPr>
+                      </pic:pic>
+                    </a:graphicData>
+                  </a:graphic>
+                </wp:anchor>
+              </w:drawing>
             </w:r>
           </w:p>
         </w:tc>
@@ -5910,12 +5956,60 @@
                 <w:szCs w:val="28"/>
                 <w:lang w:val="en-US" w:eastAsia="en-US" w:bidi="th-TH"/>
               </w:rPr>
+              <w:drawing>
+                <wp:anchor distT="0" distB="0" distL="0" distR="0" simplePos="0" relativeHeight="21" behindDoc="0" locked="0" layoutInCell="0" allowOverlap="1">
+                  <wp:simplePos x="0" y="0"/>
+                  <wp:positionH relativeFrom="column">
+                    <wp:align>center</wp:align>
+                  </wp:positionH>
+                  <wp:positionV relativeFrom="paragraph">
+                    <wp:posOffset>635</wp:posOffset>
+                  </wp:positionV>
+                  <wp:extent cx="5803265" cy="1598295"/>
+                  <wp:effectExtent l="0" t="0" r="0" b="0"/>
+                  <wp:wrapSquare wrapText="largest"/>
+                  <wp:docPr id="4" name="Image8"/>
+                  <wp:cNvGraphicFramePr>
+                    <a:graphicFrameLocks xmlns:a="http://schemas.openxmlformats.org/drawingml/2006/main" noChangeAspect="1"/>
+                  </wp:cNvGraphicFramePr>
+                  <a:graphic xmlns:a="http://schemas.openxmlformats.org/drawingml/2006/main">
+                    <a:graphicData uri="http://schemas.openxmlformats.org/drawingml/2006/picture">
+                      <pic:pic xmlns:pic="http://schemas.openxmlformats.org/drawingml/2006/picture">
+                        <pic:nvPicPr>
+                          <pic:cNvPr id="4" name="Image8"/>
+                          <pic:cNvPicPr>
+                            <a:picLocks noChangeAspect="1" noChangeArrowheads="1"/>
+                          </pic:cNvPicPr>
+                        </pic:nvPicPr>
+                        <pic:blipFill>
+                          <a:blip r:embed="rId7"/>
+                          <a:stretch>
+                            <a:fillRect/>
+                          </a:stretch>
+                        </pic:blipFill>
+                        <pic:spPr bwMode="auto">
+                          <a:xfrm>
+                            <a:off x="0" y="0"/>
+                            <a:ext cx="5803265" cy="1598295"/>
+                          </a:xfrm>
+                          <a:prstGeom prst="rect">
+                            <a:avLst/>
+                          </a:prstGeom>
+                          <a:noFill/>
+                        </pic:spPr>
+                      </pic:pic>
+                    </a:graphicData>
+                  </a:graphic>
+                </wp:anchor>
+              </w:drawing>
             </w:r>
           </w:p>
         </w:tc>
       </w:tr>
       <w:tr>
-        <w:trPr/>
+        <w:trPr>
+          <w:trHeight w:val="613" w:hRule="atLeast"/>
+        </w:trPr>
         <w:tc>
           <w:tcPr>
             <w:tcW w:w="9355" w:type="dxa"/>
@@ -5967,12 +6061,3901 @@
             </w:pPr>
             <w:r>
               <w:rPr>
-                <w:rFonts w:eastAsia="Calibri" w:cs="TH Krub" w:ascii="TH Krub" w:hAnsi="TH Krub"/>
-                <w:kern w:val="2"/>
-                <w:sz w:val="28"/>
-                <w:szCs w:val="28"/>
-                <w:lang w:val="en-US" w:eastAsia="en-US" w:bidi="th-TH"/>
-              </w:rPr>
+                <w:rFonts w:ascii="TH Krub" w:hAnsi="TH Krub" w:eastAsia="Calibri" w:cs="TH Krub"/>
+                <w:kern w:val="2"/>
+                <w:sz w:val="28"/>
+                <w:szCs w:val="28"/>
+                <w:lang w:val="en-US" w:eastAsia="en-US" w:bidi="th-TH"/>
+              </w:rPr>
+              <w:t>เป้าหมาย</w:t>
+            </w:r>
+            <w:r>
+              <w:rPr>
+                <w:rFonts w:eastAsia="Calibri" w:cs="TH Krub" w:ascii="TH Krub" w:hAnsi="TH Krub"/>
+                <w:kern w:val="2"/>
+                <w:sz w:val="28"/>
+                <w:szCs w:val="28"/>
+                <w:lang w:val="en-US" w:eastAsia="en-US" w:bidi="th-TH"/>
+              </w:rPr>
+              <w:t xml:space="preserve">: </w:t>
+            </w:r>
+            <w:r>
+              <w:rPr>
+                <w:rFonts w:ascii="TH Krub" w:hAnsi="TH Krub" w:eastAsia="Calibri" w:cs="TH Krub"/>
+                <w:kern w:val="2"/>
+                <w:sz w:val="28"/>
+                <w:szCs w:val="28"/>
+                <w:lang w:val="en-US" w:eastAsia="en-US" w:bidi="th-TH"/>
+              </w:rPr>
+              <w:t xml:space="preserve">นำ </w:t>
+            </w:r>
+            <w:r>
+              <w:rPr>
+                <w:rFonts w:eastAsia="Calibri" w:cs="TH Krub" w:ascii="TH Krub" w:hAnsi="TH Krub"/>
+                <w:kern w:val="2"/>
+                <w:sz w:val="28"/>
+                <w:szCs w:val="28"/>
+                <w:lang w:val="en-US" w:eastAsia="en-US" w:bidi="th-TH"/>
+              </w:rPr>
+              <w:t xml:space="preserve">dataset </w:t>
+            </w:r>
+            <w:r>
+              <w:rPr>
+                <w:rFonts w:ascii="TH Krub" w:hAnsi="TH Krub" w:eastAsia="Calibri" w:cs="TH Krub"/>
+                <w:kern w:val="2"/>
+                <w:sz w:val="28"/>
+                <w:szCs w:val="28"/>
+                <w:lang w:val="en-US" w:eastAsia="en-US" w:bidi="th-TH"/>
+              </w:rPr>
+              <w:t xml:space="preserve">แบบ </w:t>
+            </w:r>
+            <w:r>
+              <w:rPr>
+                <w:rFonts w:eastAsia="Calibri" w:cs="TH Krub" w:ascii="TH Krub" w:hAnsi="TH Krub"/>
+                <w:kern w:val="2"/>
+                <w:sz w:val="28"/>
+                <w:szCs w:val="28"/>
+                <w:lang w:val="en-US" w:eastAsia="en-US" w:bidi="th-TH"/>
+              </w:rPr>
+              <w:t xml:space="preserve">YOLO </w:t>
+            </w:r>
+            <w:r>
+              <w:rPr>
+                <w:rFonts w:ascii="TH Krub" w:hAnsi="TH Krub" w:eastAsia="Calibri" w:cs="TH Krub"/>
+                <w:kern w:val="2"/>
+                <w:sz w:val="28"/>
+                <w:szCs w:val="28"/>
+                <w:lang w:val="en-US" w:eastAsia="en-US" w:bidi="th-TH"/>
+              </w:rPr>
+              <w:t xml:space="preserve">ชื่อ </w:t>
+            </w:r>
+            <w:r>
+              <w:rPr>
+                <w:rFonts w:eastAsia="Calibri" w:cs="TH Krub" w:ascii="TH Krub" w:hAnsi="TH Krub"/>
+                <w:kern w:val="2"/>
+                <w:sz w:val="28"/>
+                <w:szCs w:val="28"/>
+                <w:lang w:val="en-US" w:eastAsia="en-US" w:bidi="th-TH"/>
+              </w:rPr>
+              <w:t xml:space="preserve">myDogs2 </w:t>
+            </w:r>
+            <w:r>
+              <w:rPr>
+                <w:rFonts w:ascii="TH Krub" w:hAnsi="TH Krub" w:eastAsia="Calibri" w:cs="TH Krub"/>
+                <w:kern w:val="2"/>
+                <w:sz w:val="28"/>
+                <w:szCs w:val="28"/>
+                <w:lang w:val="en-US" w:eastAsia="en-US" w:bidi="th-TH"/>
+              </w:rPr>
+              <w:t xml:space="preserve">มาแบ่งใหม่ </w:t>
+            </w:r>
+            <w:r>
+              <w:rPr>
+                <w:rFonts w:eastAsia="Calibri" w:cs="TH Krub" w:ascii="TH Krub" w:hAnsi="TH Krub"/>
+                <w:kern w:val="2"/>
+                <w:sz w:val="28"/>
+                <w:szCs w:val="28"/>
+                <w:lang w:val="en-US" w:eastAsia="en-US" w:bidi="th-TH"/>
+              </w:rPr>
+              <w:t xml:space="preserve">(re-split) </w:t>
+            </w:r>
+            <w:r>
+              <w:rPr>
+                <w:rFonts w:ascii="TH Krub" w:hAnsi="TH Krub" w:eastAsia="Calibri" w:cs="TH Krub"/>
+                <w:kern w:val="2"/>
+                <w:sz w:val="28"/>
+                <w:szCs w:val="28"/>
+                <w:lang w:val="en-US" w:eastAsia="en-US" w:bidi="th-TH"/>
+              </w:rPr>
+              <w:t xml:space="preserve">เป็น </w:t>
+            </w:r>
+            <w:r>
+              <w:rPr>
+                <w:rFonts w:eastAsia="Calibri" w:cs="TH Krub" w:ascii="TH Krub" w:hAnsi="TH Krub"/>
+                <w:kern w:val="2"/>
+                <w:sz w:val="28"/>
+                <w:szCs w:val="28"/>
+                <w:lang w:val="en-US" w:eastAsia="en-US" w:bidi="th-TH"/>
+              </w:rPr>
+              <w:t xml:space="preserve">train/valid/test </w:t>
+            </w:r>
+            <w:r>
+              <w:rPr>
+                <w:rFonts w:ascii="TH Krub" w:hAnsi="TH Krub" w:eastAsia="Calibri" w:cs="TH Krub"/>
+                <w:kern w:val="2"/>
+                <w:sz w:val="28"/>
+                <w:szCs w:val="28"/>
+                <w:lang w:val="en-US" w:eastAsia="en-US" w:bidi="th-TH"/>
+              </w:rPr>
+              <w:t xml:space="preserve">ในอัตราส่วนราวๆ </w:t>
+            </w:r>
+            <w:r>
+              <w:rPr>
+                <w:rFonts w:eastAsia="Calibri" w:cs="TH Krub" w:ascii="TH Krub" w:hAnsi="TH Krub"/>
+                <w:kern w:val="2"/>
+                <w:sz w:val="28"/>
+                <w:szCs w:val="28"/>
+                <w:lang w:val="en-US" w:eastAsia="en-US" w:bidi="th-TH"/>
+              </w:rPr>
+              <w:t xml:space="preserve">70/15/15 </w:t>
+            </w:r>
+            <w:r>
+              <w:rPr>
+                <w:rFonts w:ascii="TH Krub" w:hAnsi="TH Krub" w:eastAsia="Calibri" w:cs="TH Krub"/>
+                <w:kern w:val="2"/>
+                <w:sz w:val="28"/>
+                <w:szCs w:val="28"/>
+                <w:lang w:val="en-US" w:eastAsia="en-US" w:bidi="th-TH"/>
+              </w:rPr>
+              <w:t xml:space="preserve">โดยไม่ปล่อยให้สำเนาที่ผ่านการ </w:t>
+            </w:r>
+            <w:r>
+              <w:rPr>
+                <w:rFonts w:eastAsia="Calibri" w:cs="TH Krub" w:ascii="TH Krub" w:hAnsi="TH Krub"/>
+                <w:kern w:val="2"/>
+                <w:sz w:val="28"/>
+                <w:szCs w:val="28"/>
+                <w:lang w:val="en-US" w:eastAsia="en-US" w:bidi="th-TH"/>
+              </w:rPr>
+              <w:t xml:space="preserve">augment </w:t>
+            </w:r>
+            <w:r>
+              <w:rPr>
+                <w:rFonts w:ascii="TH Krub" w:hAnsi="TH Krub" w:eastAsia="Calibri" w:cs="TH Krub"/>
+                <w:kern w:val="2"/>
+                <w:sz w:val="28"/>
+                <w:szCs w:val="28"/>
+                <w:lang w:val="en-US" w:eastAsia="en-US" w:bidi="th-TH"/>
+              </w:rPr>
+              <w:t xml:space="preserve">ของภาพต้นฉบับเดียวกันรั่วข้ามไปมาระหว่าง </w:t>
+            </w:r>
+            <w:r>
+              <w:rPr>
+                <w:rFonts w:eastAsia="Calibri" w:cs="TH Krub" w:ascii="TH Krub" w:hAnsi="TH Krub"/>
+                <w:kern w:val="2"/>
+                <w:sz w:val="28"/>
+                <w:szCs w:val="28"/>
+                <w:lang w:val="en-US" w:eastAsia="en-US" w:bidi="th-TH"/>
+              </w:rPr>
+              <w:t>split</w:t>
+            </w:r>
+          </w:p>
+          <w:p>
+            <w:pPr>
+              <w:pStyle w:val="Normal"/>
+              <w:widowControl/>
+              <w:spacing w:lineRule="auto" w:line="240" w:before="0" w:after="0"/>
+              <w:jc w:val="start"/>
+              <w:rPr>
+                <w:rFonts w:ascii="TH Krub" w:hAnsi="TH Krub" w:eastAsia="Calibri" w:cs="TH Krub"/>
+                <w:kern w:val="2"/>
+                <w:sz w:val="28"/>
+                <w:szCs w:val="28"/>
+                <w:lang w:val="en-US" w:eastAsia="en-US" w:bidi="th-TH"/>
+              </w:rPr>
+            </w:pPr>
+            <w:r>
+              <w:rPr>
+                <w:rFonts w:eastAsia="Calibri" w:cs="TH Krub" w:ascii="TH Krub" w:hAnsi="TH Krub"/>
+                <w:kern w:val="2"/>
+                <w:sz w:val="28"/>
+                <w:szCs w:val="28"/>
+                <w:lang w:val="en-US" w:eastAsia="en-US" w:bidi="th-TH"/>
+              </w:rPr>
+            </w:r>
+          </w:p>
+          <w:p>
+            <w:pPr>
+              <w:pStyle w:val="Normal"/>
+              <w:widowControl/>
+              <w:spacing w:lineRule="auto" w:line="240" w:before="0" w:after="0"/>
+              <w:jc w:val="start"/>
+              <w:rPr>
+                <w:rFonts w:ascii="TH Krub" w:hAnsi="TH Krub" w:eastAsia="Calibri" w:cs="TH Krub"/>
+                <w:kern w:val="2"/>
+                <w:sz w:val="28"/>
+                <w:szCs w:val="28"/>
+                <w:lang w:val="en-US" w:eastAsia="en-US" w:bidi="th-TH"/>
+              </w:rPr>
+            </w:pPr>
+            <w:r>
+              <w:rPr>
+                <w:rFonts w:ascii="TH Krub" w:hAnsi="TH Krub" w:eastAsia="Calibri" w:cs="TH Krub"/>
+                <w:kern w:val="2"/>
+                <w:sz w:val="28"/>
+                <w:szCs w:val="28"/>
+                <w:lang w:val="en-US" w:eastAsia="en-US" w:bidi="th-TH"/>
+              </w:rPr>
+              <w:t xml:space="preserve">ปัญหา </w:t>
+            </w:r>
+            <w:r>
+              <w:rPr>
+                <w:rFonts w:eastAsia="Calibri" w:cs="TH Krub" w:ascii="TH Krub" w:hAnsi="TH Krub"/>
+                <w:kern w:val="2"/>
+                <w:sz w:val="28"/>
+                <w:szCs w:val="28"/>
+                <w:lang w:val="en-US" w:eastAsia="en-US" w:bidi="th-TH"/>
+              </w:rPr>
+              <w:t xml:space="preserve">leakage </w:t>
+            </w:r>
+            <w:r>
+              <w:rPr>
+                <w:rFonts w:ascii="TH Krub" w:hAnsi="TH Krub" w:eastAsia="Calibri" w:cs="TH Krub"/>
+                <w:kern w:val="2"/>
+                <w:sz w:val="28"/>
+                <w:szCs w:val="28"/>
+                <w:lang w:val="en-US" w:eastAsia="en-US" w:bidi="th-TH"/>
+              </w:rPr>
+              <w:t>ที่มันแก้</w:t>
+            </w:r>
+            <w:r>
+              <w:rPr>
+                <w:rFonts w:eastAsia="Calibri" w:cs="TH Krub" w:ascii="TH Krub" w:hAnsi="TH Krub"/>
+                <w:kern w:val="2"/>
+                <w:sz w:val="28"/>
+                <w:szCs w:val="28"/>
+                <w:lang w:val="en-US" w:eastAsia="en-US" w:bidi="th-TH"/>
+              </w:rPr>
+              <w:t xml:space="preserve">: </w:t>
+            </w:r>
+            <w:r>
+              <w:rPr>
+                <w:rFonts w:ascii="TH Krub" w:hAnsi="TH Krub" w:eastAsia="Calibri" w:cs="TH Krub"/>
+                <w:kern w:val="2"/>
+                <w:sz w:val="28"/>
+                <w:szCs w:val="28"/>
+                <w:lang w:val="en-US" w:eastAsia="en-US" w:bidi="th-TH"/>
+              </w:rPr>
+              <w:t xml:space="preserve">ไฟล์ที่ </w:t>
+            </w:r>
+            <w:r>
+              <w:rPr>
+                <w:rFonts w:eastAsia="Calibri" w:cs="TH Krub" w:ascii="TH Krub" w:hAnsi="TH Krub"/>
+                <w:kern w:val="2"/>
+                <w:sz w:val="28"/>
+                <w:szCs w:val="28"/>
+                <w:lang w:val="en-US" w:eastAsia="en-US" w:bidi="th-TH"/>
+              </w:rPr>
+              <w:t xml:space="preserve">export </w:t>
+            </w:r>
+            <w:r>
+              <w:rPr>
+                <w:rFonts w:ascii="TH Krub" w:hAnsi="TH Krub" w:eastAsia="Calibri" w:cs="TH Krub"/>
+                <w:kern w:val="2"/>
+                <w:sz w:val="28"/>
+                <w:szCs w:val="28"/>
+                <w:lang w:val="en-US" w:eastAsia="en-US" w:bidi="th-TH"/>
+              </w:rPr>
+              <w:t xml:space="preserve">ออกมาจาก </w:t>
+            </w:r>
+            <w:r>
+              <w:rPr>
+                <w:rFonts w:eastAsia="Calibri" w:cs="TH Krub" w:ascii="TH Krub" w:hAnsi="TH Krub"/>
+                <w:kern w:val="2"/>
+                <w:sz w:val="28"/>
+                <w:szCs w:val="28"/>
+                <w:lang w:val="en-US" w:eastAsia="en-US" w:bidi="th-TH"/>
+              </w:rPr>
+              <w:t xml:space="preserve">Roboflow </w:t>
+            </w:r>
+            <w:r>
+              <w:rPr>
+                <w:rFonts w:ascii="TH Krub" w:hAnsi="TH Krub" w:eastAsia="Calibri" w:cs="TH Krub"/>
+                <w:kern w:val="2"/>
+                <w:sz w:val="28"/>
+                <w:szCs w:val="28"/>
+                <w:lang w:val="en-US" w:eastAsia="en-US" w:bidi="th-TH"/>
+              </w:rPr>
+              <w:t xml:space="preserve">จะตั้งชื่อสำเนาที่ </w:t>
+            </w:r>
+            <w:r>
+              <w:rPr>
+                <w:rFonts w:eastAsia="Calibri" w:cs="TH Krub" w:ascii="TH Krub" w:hAnsi="TH Krub"/>
+                <w:kern w:val="2"/>
+                <w:sz w:val="28"/>
+                <w:szCs w:val="28"/>
+                <w:lang w:val="en-US" w:eastAsia="en-US" w:bidi="th-TH"/>
+              </w:rPr>
+              <w:t xml:space="preserve">augment </w:t>
+            </w:r>
+            <w:r>
+              <w:rPr>
+                <w:rFonts w:ascii="TH Krub" w:hAnsi="TH Krub" w:eastAsia="Calibri" w:cs="TH Krub"/>
+                <w:kern w:val="2"/>
+                <w:sz w:val="28"/>
+                <w:szCs w:val="28"/>
+                <w:lang w:val="en-US" w:eastAsia="en-US" w:bidi="th-TH"/>
+              </w:rPr>
+              <w:t xml:space="preserve">แล้วในรูปแบบ </w:t>
+            </w:r>
+            <w:r>
+              <w:rPr>
+                <w:rFonts w:eastAsia="Calibri" w:cs="TH Krub" w:ascii="TH Krub" w:hAnsi="TH Krub"/>
+                <w:kern w:val="2"/>
+                <w:sz w:val="28"/>
+                <w:szCs w:val="28"/>
+                <w:lang w:val="en-US" w:eastAsia="en-US" w:bidi="th-TH"/>
+              </w:rPr>
+              <w:t xml:space="preserve">french_bulldog_01_jpg.rf.&lt;hash&gt;.jpg — </w:t>
+            </w:r>
+            <w:r>
+              <w:rPr>
+                <w:rFonts w:ascii="TH Krub" w:hAnsi="TH Krub" w:eastAsia="Calibri" w:cs="TH Krub"/>
+                <w:kern w:val="2"/>
+                <w:sz w:val="28"/>
+                <w:szCs w:val="28"/>
+                <w:lang w:val="en-US" w:eastAsia="en-US" w:bidi="th-TH"/>
+              </w:rPr>
+              <w:t xml:space="preserve">คือมีหลายภาพต่อภาพต้นฉบับหนึ่งภาพ ถ้าเราแบ่งแบบสุ่ม </w:t>
+            </w:r>
+            <w:r>
+              <w:rPr>
+                <w:rFonts w:eastAsia="Calibri" w:cs="TH Krub" w:ascii="TH Krub" w:hAnsi="TH Krub"/>
+                <w:kern w:val="2"/>
+                <w:sz w:val="28"/>
+                <w:szCs w:val="28"/>
+                <w:lang w:val="en-US" w:eastAsia="en-US" w:bidi="th-TH"/>
+              </w:rPr>
+              <w:t xml:space="preserve">70/15/15 </w:t>
+            </w:r>
+            <w:r>
+              <w:rPr>
+                <w:rFonts w:ascii="TH Krub" w:hAnsi="TH Krub" w:eastAsia="Calibri" w:cs="TH Krub"/>
+                <w:kern w:val="2"/>
+                <w:sz w:val="28"/>
+                <w:szCs w:val="28"/>
+                <w:lang w:val="en-US" w:eastAsia="en-US" w:bidi="th-TH"/>
+              </w:rPr>
+              <w:t xml:space="preserve">โดยคิดเป็นรายภาพ </w:t>
+            </w:r>
+            <w:r>
+              <w:rPr>
+                <w:rFonts w:eastAsia="Calibri" w:cs="TH Krub" w:ascii="TH Krub" w:hAnsi="TH Krub"/>
+                <w:kern w:val="2"/>
+                <w:sz w:val="28"/>
+                <w:szCs w:val="28"/>
+                <w:lang w:val="en-US" w:eastAsia="en-US" w:bidi="th-TH"/>
+              </w:rPr>
+              <w:t xml:space="preserve">(per-image) </w:t>
+            </w:r>
+            <w:r>
+              <w:rPr>
+                <w:rFonts w:ascii="TH Krub" w:hAnsi="TH Krub" w:eastAsia="Calibri" w:cs="TH Krub"/>
+                <w:kern w:val="2"/>
+                <w:sz w:val="28"/>
+                <w:szCs w:val="28"/>
+                <w:lang w:val="en-US" w:eastAsia="en-US" w:bidi="th-TH"/>
+              </w:rPr>
+              <w:t xml:space="preserve">สำเนาที่เกือบเหมือนกันของภาพหมาตัวเดียวกันอาจไปตกอยู่ทั้งใน </w:t>
+            </w:r>
+            <w:r>
+              <w:rPr>
+                <w:rFonts w:eastAsia="Calibri" w:cs="TH Krub" w:ascii="TH Krub" w:hAnsi="TH Krub"/>
+                <w:kern w:val="2"/>
+                <w:sz w:val="28"/>
+                <w:szCs w:val="28"/>
+                <w:lang w:val="en-US" w:eastAsia="en-US" w:bidi="th-TH"/>
+              </w:rPr>
+              <w:t xml:space="preserve">train </w:t>
+            </w:r>
+            <w:r>
+              <w:rPr>
+                <w:rFonts w:ascii="TH Krub" w:hAnsi="TH Krub" w:eastAsia="Calibri" w:cs="TH Krub"/>
+                <w:kern w:val="2"/>
+                <w:sz w:val="28"/>
+                <w:szCs w:val="28"/>
+                <w:lang w:val="en-US" w:eastAsia="en-US" w:bidi="th-TH"/>
+              </w:rPr>
+              <w:t xml:space="preserve">และ </w:t>
+            </w:r>
+            <w:r>
+              <w:rPr>
+                <w:rFonts w:eastAsia="Calibri" w:cs="TH Krub" w:ascii="TH Krub" w:hAnsi="TH Krub"/>
+                <w:kern w:val="2"/>
+                <w:sz w:val="28"/>
+                <w:szCs w:val="28"/>
+                <w:lang w:val="en-US" w:eastAsia="en-US" w:bidi="th-TH"/>
+              </w:rPr>
+              <w:t xml:space="preserve">test </w:t>
+            </w:r>
+            <w:r>
+              <w:rPr>
+                <w:rFonts w:ascii="TH Krub" w:hAnsi="TH Krub" w:eastAsia="Calibri" w:cs="TH Krub"/>
+                <w:kern w:val="2"/>
+                <w:sz w:val="28"/>
+                <w:szCs w:val="28"/>
+                <w:lang w:val="en-US" w:eastAsia="en-US" w:bidi="th-TH"/>
+              </w:rPr>
+              <w:t xml:space="preserve">พร้อมกัน ซึ่งจะเปิดช่องให้โมเดล </w:t>
+            </w:r>
+            <w:r>
+              <w:rPr>
+                <w:rFonts w:eastAsia="Calibri" w:cs="TH Krub" w:ascii="TH Krub" w:hAnsi="TH Krub"/>
+                <w:kern w:val="2"/>
+                <w:sz w:val="28"/>
+                <w:szCs w:val="28"/>
+                <w:lang w:val="en-US" w:eastAsia="en-US" w:bidi="th-TH"/>
+              </w:rPr>
+              <w:t>"</w:t>
+            </w:r>
+            <w:r>
+              <w:rPr>
+                <w:rFonts w:ascii="TH Krub" w:hAnsi="TH Krub" w:eastAsia="Calibri" w:cs="TH Krub"/>
+                <w:kern w:val="2"/>
+                <w:sz w:val="28"/>
+                <w:szCs w:val="28"/>
+                <w:lang w:val="en-US" w:eastAsia="en-US" w:bidi="th-TH"/>
+              </w:rPr>
+              <w:t>โกง</w:t>
+            </w:r>
+            <w:r>
+              <w:rPr>
+                <w:rFonts w:eastAsia="Calibri" w:cs="TH Krub" w:ascii="TH Krub" w:hAnsi="TH Krub"/>
+                <w:kern w:val="2"/>
+                <w:sz w:val="28"/>
+                <w:szCs w:val="28"/>
+                <w:lang w:val="en-US" w:eastAsia="en-US" w:bidi="th-TH"/>
+              </w:rPr>
+              <w:t xml:space="preserve">" </w:t>
+            </w:r>
+            <w:r>
+              <w:rPr>
+                <w:rFonts w:ascii="TH Krub" w:hAnsi="TH Krub" w:eastAsia="Calibri" w:cs="TH Krub"/>
+                <w:kern w:val="2"/>
+                <w:sz w:val="28"/>
+                <w:szCs w:val="28"/>
+                <w:lang w:val="en-US" w:eastAsia="en-US" w:bidi="th-TH"/>
+              </w:rPr>
+              <w:t>ได้ด้วยการจดจำภาพที่มันเคยเห็นเวอร์ชันพลิกหรือครอปมาแล้วตอนฝึก</w:t>
+            </w:r>
+          </w:p>
+          <w:p>
+            <w:pPr>
+              <w:pStyle w:val="Normal"/>
+              <w:widowControl/>
+              <w:spacing w:lineRule="auto" w:line="240" w:before="0" w:after="0"/>
+              <w:jc w:val="start"/>
+              <w:rPr>
+                <w:rFonts w:ascii="TH Krub" w:hAnsi="TH Krub" w:eastAsia="Calibri" w:cs="TH Krub"/>
+                <w:kern w:val="2"/>
+                <w:sz w:val="28"/>
+                <w:szCs w:val="28"/>
+                <w:lang w:val="en-US" w:eastAsia="en-US" w:bidi="th-TH"/>
+              </w:rPr>
+            </w:pPr>
+            <w:r>
+              <w:rPr>
+                <w:rFonts w:eastAsia="Calibri" w:cs="TH Krub" w:ascii="TH Krub" w:hAnsi="TH Krub"/>
+                <w:kern w:val="2"/>
+                <w:sz w:val="28"/>
+                <w:szCs w:val="28"/>
+                <w:lang w:val="en-US" w:eastAsia="en-US" w:bidi="th-TH"/>
+              </w:rPr>
+            </w:r>
+          </w:p>
+          <w:p>
+            <w:pPr>
+              <w:pStyle w:val="Normal"/>
+              <w:widowControl/>
+              <w:spacing w:lineRule="auto" w:line="240" w:before="0" w:after="0"/>
+              <w:jc w:val="start"/>
+              <w:rPr>
+                <w:rFonts w:ascii="TH Krub" w:hAnsi="TH Krub" w:eastAsia="Calibri" w:cs="TH Krub"/>
+                <w:kern w:val="2"/>
+                <w:sz w:val="28"/>
+                <w:szCs w:val="28"/>
+                <w:lang w:val="en-US" w:eastAsia="en-US" w:bidi="th-TH"/>
+              </w:rPr>
+            </w:pPr>
+            <w:r>
+              <w:rPr>
+                <w:rFonts w:ascii="TH Krub" w:hAnsi="TH Krub" w:eastAsia="Calibri" w:cs="TH Krub"/>
+                <w:kern w:val="2"/>
+                <w:sz w:val="28"/>
+                <w:szCs w:val="28"/>
+                <w:lang w:val="en-US" w:eastAsia="en-US" w:bidi="th-TH"/>
+              </w:rPr>
+              <w:t>การเดินอธิบายโค้ดจากบนลงล่าง</w:t>
+            </w:r>
+            <w:r>
+              <w:rPr>
+                <w:rFonts w:eastAsia="Calibri" w:cs="TH Krub" w:ascii="TH Krub" w:hAnsi="TH Krub"/>
+                <w:kern w:val="2"/>
+                <w:sz w:val="28"/>
+                <w:szCs w:val="28"/>
+                <w:lang w:val="en-US" w:eastAsia="en-US" w:bidi="th-TH"/>
+              </w:rPr>
+              <w:t>:</w:t>
+            </w:r>
+          </w:p>
+          <w:p>
+            <w:pPr>
+              <w:pStyle w:val="Normal"/>
+              <w:widowControl/>
+              <w:spacing w:lineRule="auto" w:line="240" w:before="0" w:after="0"/>
+              <w:jc w:val="start"/>
+              <w:rPr>
+                <w:rFonts w:ascii="TH Krub" w:hAnsi="TH Krub" w:eastAsia="Calibri" w:cs="TH Krub"/>
+                <w:kern w:val="2"/>
+                <w:sz w:val="28"/>
+                <w:szCs w:val="28"/>
+                <w:lang w:val="en-US" w:eastAsia="en-US" w:bidi="th-TH"/>
+              </w:rPr>
+            </w:pPr>
+            <w:r>
+              <w:rPr>
+                <w:rFonts w:eastAsia="Calibri" w:cs="TH Krub" w:ascii="TH Krub" w:hAnsi="TH Krub"/>
+                <w:kern w:val="2"/>
+                <w:sz w:val="28"/>
+                <w:szCs w:val="28"/>
+                <w:lang w:val="en-US" w:eastAsia="en-US" w:bidi="th-TH"/>
+              </w:rPr>
+            </w:r>
+          </w:p>
+          <w:p>
+            <w:pPr>
+              <w:pStyle w:val="Normal"/>
+              <w:widowControl/>
+              <w:spacing w:lineRule="auto" w:line="240" w:before="0" w:after="0"/>
+              <w:jc w:val="start"/>
+              <w:rPr>
+                <w:rFonts w:ascii="TH Krub" w:hAnsi="TH Krub" w:eastAsia="Calibri" w:cs="TH Krub"/>
+                <w:kern w:val="2"/>
+                <w:sz w:val="28"/>
+                <w:szCs w:val="28"/>
+                <w:lang w:val="en-US" w:eastAsia="en-US" w:bidi="th-TH"/>
+              </w:rPr>
+            </w:pPr>
+            <w:r>
+              <w:rPr>
+                <w:rFonts w:eastAsia="Calibri" w:cs="TH Krub" w:ascii="TH Krub" w:hAnsi="TH Krub"/>
+                <w:kern w:val="2"/>
+                <w:sz w:val="28"/>
+                <w:szCs w:val="28"/>
+                <w:lang w:val="en-US" w:eastAsia="en-US" w:bidi="th-TH"/>
+              </w:rPr>
+              <w:t>group_key(stem) (</w:t>
+            </w:r>
+            <w:r>
+              <w:rPr>
+                <w:rFonts w:ascii="TH Krub" w:hAnsi="TH Krub" w:eastAsia="Calibri" w:cs="TH Krub"/>
+                <w:kern w:val="2"/>
+                <w:sz w:val="28"/>
+                <w:szCs w:val="28"/>
+                <w:lang w:val="en-US" w:eastAsia="en-US" w:bidi="th-TH"/>
+              </w:rPr>
+              <w:t xml:space="preserve">บรรทัด </w:t>
+            </w:r>
+            <w:r>
+              <w:rPr>
+                <w:rFonts w:eastAsia="Calibri" w:cs="TH Krub" w:ascii="TH Krub" w:hAnsi="TH Krub"/>
+                <w:kern w:val="2"/>
+                <w:sz w:val="28"/>
+                <w:szCs w:val="28"/>
+                <w:lang w:val="en-US" w:eastAsia="en-US" w:bidi="th-TH"/>
+              </w:rPr>
+              <w:t xml:space="preserve">23) — </w:t>
+            </w:r>
+            <w:r>
+              <w:rPr>
+                <w:rFonts w:ascii="TH Krub" w:hAnsi="TH Krub" w:eastAsia="Calibri" w:cs="TH Krub"/>
+                <w:kern w:val="2"/>
+                <w:sz w:val="28"/>
+                <w:szCs w:val="28"/>
+                <w:lang w:val="en-US" w:eastAsia="en-US" w:bidi="th-TH"/>
+              </w:rPr>
+              <w:t xml:space="preserve">ตัด </w:t>
+            </w:r>
+            <w:r>
+              <w:rPr>
+                <w:rFonts w:eastAsia="Calibri" w:cs="TH Krub" w:ascii="TH Krub" w:hAnsi="TH Krub"/>
+                <w:kern w:val="2"/>
+                <w:sz w:val="28"/>
+                <w:szCs w:val="28"/>
+                <w:lang w:val="en-US" w:eastAsia="en-US" w:bidi="th-TH"/>
+              </w:rPr>
+              <w:t xml:space="preserve">suffix .rf.&lt;hash&gt; </w:t>
+            </w:r>
+            <w:r>
+              <w:rPr>
+                <w:rFonts w:ascii="TH Krub" w:hAnsi="TH Krub" w:eastAsia="Calibri" w:cs="TH Krub"/>
+                <w:kern w:val="2"/>
+                <w:sz w:val="28"/>
+                <w:szCs w:val="28"/>
+                <w:lang w:val="en-US" w:eastAsia="en-US" w:bidi="th-TH"/>
+              </w:rPr>
+              <w:t xml:space="preserve">ออกจากชื่อไฟล์ ทำให้ </w:t>
+            </w:r>
+            <w:r>
+              <w:rPr>
+                <w:rFonts w:eastAsia="Calibri" w:cs="TH Krub" w:ascii="TH Krub" w:hAnsi="TH Krub"/>
+                <w:kern w:val="2"/>
+                <w:sz w:val="28"/>
+                <w:szCs w:val="28"/>
+                <w:lang w:val="en-US" w:eastAsia="en-US" w:bidi="th-TH"/>
+              </w:rPr>
+              <w:t xml:space="preserve">french_bulldog_01_jpg.rf.abc123 </w:t>
+            </w:r>
+            <w:r>
+              <w:rPr>
+                <w:rFonts w:ascii="TH Krub" w:hAnsi="TH Krub" w:eastAsia="Calibri" w:cs="TH Krub"/>
+                <w:kern w:val="2"/>
+                <w:sz w:val="28"/>
+                <w:szCs w:val="28"/>
+                <w:lang w:val="en-US" w:eastAsia="en-US" w:bidi="th-TH"/>
+              </w:rPr>
+              <w:t xml:space="preserve">และ </w:t>
+            </w:r>
+            <w:r>
+              <w:rPr>
+                <w:rFonts w:eastAsia="Calibri" w:cs="TH Krub" w:ascii="TH Krub" w:hAnsi="TH Krub"/>
+                <w:kern w:val="2"/>
+                <w:sz w:val="28"/>
+                <w:szCs w:val="28"/>
+                <w:lang w:val="en-US" w:eastAsia="en-US" w:bidi="th-TH"/>
+              </w:rPr>
+              <w:t xml:space="preserve">french_bulldog_01_jpg.rf.def456 </w:t>
+            </w:r>
+            <w:r>
+              <w:rPr>
+                <w:rFonts w:ascii="TH Krub" w:hAnsi="TH Krub" w:eastAsia="Calibri" w:cs="TH Krub"/>
+                <w:kern w:val="2"/>
+                <w:sz w:val="28"/>
+                <w:szCs w:val="28"/>
+                <w:lang w:val="en-US" w:eastAsia="en-US" w:bidi="th-TH"/>
+              </w:rPr>
+              <w:t xml:space="preserve">ถูก </w:t>
+            </w:r>
+            <w:r>
+              <w:rPr>
+                <w:rFonts w:eastAsia="Calibri" w:cs="TH Krub" w:ascii="TH Krub" w:hAnsi="TH Krub"/>
+                <w:kern w:val="2"/>
+                <w:sz w:val="28"/>
+                <w:szCs w:val="28"/>
+                <w:lang w:val="en-US" w:eastAsia="en-US" w:bidi="th-TH"/>
+              </w:rPr>
+              <w:t xml:space="preserve">map </w:t>
+            </w:r>
+            <w:r>
+              <w:rPr>
+                <w:rFonts w:ascii="TH Krub" w:hAnsi="TH Krub" w:eastAsia="Calibri" w:cs="TH Krub"/>
+                <w:kern w:val="2"/>
+                <w:sz w:val="28"/>
+                <w:szCs w:val="28"/>
+                <w:lang w:val="en-US" w:eastAsia="en-US" w:bidi="th-TH"/>
+              </w:rPr>
+              <w:t xml:space="preserve">ไปที่ </w:t>
+            </w:r>
+            <w:r>
+              <w:rPr>
+                <w:rFonts w:eastAsia="Calibri" w:cs="TH Krub" w:ascii="TH Krub" w:hAnsi="TH Krub"/>
+                <w:kern w:val="2"/>
+                <w:sz w:val="28"/>
+                <w:szCs w:val="28"/>
+                <w:lang w:val="en-US" w:eastAsia="en-US" w:bidi="th-TH"/>
+              </w:rPr>
+              <w:t xml:space="preserve">key </w:t>
+            </w:r>
+            <w:r>
+              <w:rPr>
+                <w:rFonts w:ascii="TH Krub" w:hAnsi="TH Krub" w:eastAsia="Calibri" w:cs="TH Krub"/>
+                <w:kern w:val="2"/>
+                <w:sz w:val="28"/>
+                <w:szCs w:val="28"/>
+                <w:lang w:val="en-US" w:eastAsia="en-US" w:bidi="th-TH"/>
+              </w:rPr>
+              <w:t xml:space="preserve">เดียวกันคือ </w:t>
+            </w:r>
+            <w:r>
+              <w:rPr>
+                <w:rFonts w:eastAsia="Calibri" w:cs="TH Krub" w:ascii="TH Krub" w:hAnsi="TH Krub"/>
+                <w:kern w:val="2"/>
+                <w:sz w:val="28"/>
+                <w:szCs w:val="28"/>
+                <w:lang w:val="en-US" w:eastAsia="en-US" w:bidi="th-TH"/>
+              </w:rPr>
+              <w:t xml:space="preserve">french_bulldog_01_jpg </w:t>
+            </w:r>
+            <w:r>
+              <w:rPr>
+                <w:rFonts w:ascii="TH Krub" w:hAnsi="TH Krub" w:eastAsia="Calibri" w:cs="TH Krub"/>
+                <w:kern w:val="2"/>
+                <w:sz w:val="28"/>
+                <w:szCs w:val="28"/>
+                <w:lang w:val="en-US" w:eastAsia="en-US" w:bidi="th-TH"/>
+              </w:rPr>
+              <w:t xml:space="preserve">นี่คือหน่วยของการจัดกลุ่ม </w:t>
+            </w:r>
+            <w:r>
+              <w:rPr>
+                <w:rFonts w:eastAsia="Calibri" w:cs="TH Krub" w:ascii="TH Krub" w:hAnsi="TH Krub"/>
+                <w:kern w:val="2"/>
+                <w:sz w:val="28"/>
+                <w:szCs w:val="28"/>
+                <w:lang w:val="en-US" w:eastAsia="en-US" w:bidi="th-TH"/>
+              </w:rPr>
+              <w:t xml:space="preserve">(grouping unit) </w:t>
+            </w:r>
+            <w:r>
+              <w:rPr>
+                <w:rFonts w:ascii="TH Krub" w:hAnsi="TH Krub" w:eastAsia="Calibri" w:cs="TH Krub"/>
+                <w:kern w:val="2"/>
+                <w:sz w:val="28"/>
+                <w:szCs w:val="28"/>
+                <w:lang w:val="en-US" w:eastAsia="en-US" w:bidi="th-TH"/>
+              </w:rPr>
+              <w:t>ทุกอย่างที่ทำงานหลังจากนี้จะดำเนินการกับกลุ่มทั้งกลุ่มเสมอ ไม่เคยแตะภาพเดี่ยวๆ</w:t>
+            </w:r>
+          </w:p>
+          <w:p>
+            <w:pPr>
+              <w:pStyle w:val="Normal"/>
+              <w:widowControl/>
+              <w:spacing w:lineRule="auto" w:line="240" w:before="0" w:after="0"/>
+              <w:jc w:val="start"/>
+              <w:rPr>
+                <w:rFonts w:ascii="TH Krub" w:hAnsi="TH Krub" w:eastAsia="Calibri" w:cs="TH Krub"/>
+                <w:kern w:val="2"/>
+                <w:sz w:val="28"/>
+                <w:szCs w:val="28"/>
+                <w:lang w:val="en-US" w:eastAsia="en-US" w:bidi="th-TH"/>
+              </w:rPr>
+            </w:pPr>
+            <w:r>
+              <w:rPr>
+                <w:rFonts w:eastAsia="Calibri" w:cs="TH Krub" w:ascii="TH Krub" w:hAnsi="TH Krub"/>
+                <w:kern w:val="2"/>
+                <w:sz w:val="28"/>
+                <w:szCs w:val="28"/>
+                <w:lang w:val="en-US" w:eastAsia="en-US" w:bidi="th-TH"/>
+              </w:rPr>
+              <w:t>find_pairs(src) (</w:t>
+            </w:r>
+            <w:r>
+              <w:rPr>
+                <w:rFonts w:ascii="TH Krub" w:hAnsi="TH Krub" w:eastAsia="Calibri" w:cs="TH Krub"/>
+                <w:kern w:val="2"/>
+                <w:sz w:val="28"/>
+                <w:szCs w:val="28"/>
+                <w:lang w:val="en-US" w:eastAsia="en-US" w:bidi="th-TH"/>
+              </w:rPr>
+              <w:t xml:space="preserve">บรรทัด </w:t>
+            </w:r>
+            <w:r>
+              <w:rPr>
+                <w:rFonts w:eastAsia="Calibri" w:cs="TH Krub" w:ascii="TH Krub" w:hAnsi="TH Krub"/>
+                <w:kern w:val="2"/>
+                <w:sz w:val="28"/>
+                <w:szCs w:val="28"/>
+                <w:lang w:val="en-US" w:eastAsia="en-US" w:bidi="th-TH"/>
+              </w:rPr>
+              <w:t xml:space="preserve">29) — </w:t>
+            </w:r>
+            <w:r>
+              <w:rPr>
+                <w:rFonts w:ascii="TH Krub" w:hAnsi="TH Krub" w:eastAsia="Calibri" w:cs="TH Krub"/>
+                <w:kern w:val="2"/>
+                <w:sz w:val="28"/>
+                <w:szCs w:val="28"/>
+                <w:lang w:val="en-US" w:eastAsia="en-US" w:bidi="th-TH"/>
+              </w:rPr>
+              <w:t xml:space="preserve">เดินไล่ดูโฟลเดอร์ </w:t>
+            </w:r>
+            <w:r>
+              <w:rPr>
+                <w:rFonts w:eastAsia="Calibri" w:cs="TH Krub" w:ascii="TH Krub" w:hAnsi="TH Krub"/>
+                <w:kern w:val="2"/>
+                <w:sz w:val="28"/>
+                <w:szCs w:val="28"/>
+                <w:lang w:val="en-US" w:eastAsia="en-US" w:bidi="th-TH"/>
+              </w:rPr>
+              <w:t xml:space="preserve">train/images, valid/images, test/images </w:t>
+            </w:r>
+            <w:r>
+              <w:rPr>
+                <w:rFonts w:ascii="TH Krub" w:hAnsi="TH Krub" w:eastAsia="Calibri" w:cs="TH Krub"/>
+                <w:kern w:val="2"/>
+                <w:sz w:val="28"/>
+                <w:szCs w:val="28"/>
+                <w:lang w:val="en-US" w:eastAsia="en-US" w:bidi="th-TH"/>
+              </w:rPr>
+              <w:t xml:space="preserve">ภายใต้ </w:t>
+            </w:r>
+            <w:r>
+              <w:rPr>
+                <w:rFonts w:eastAsia="Calibri" w:cs="TH Krub" w:ascii="TH Krub" w:hAnsi="TH Krub"/>
+                <w:kern w:val="2"/>
+                <w:sz w:val="28"/>
+                <w:szCs w:val="28"/>
+                <w:lang w:val="en-US" w:eastAsia="en-US" w:bidi="th-TH"/>
+              </w:rPr>
+              <w:t xml:space="preserve">dataset </w:t>
+            </w:r>
+            <w:r>
+              <w:rPr>
+                <w:rFonts w:ascii="TH Krub" w:hAnsi="TH Krub" w:eastAsia="Calibri" w:cs="TH Krub"/>
+                <w:kern w:val="2"/>
+                <w:sz w:val="28"/>
+                <w:szCs w:val="28"/>
+                <w:lang w:val="en-US" w:eastAsia="en-US" w:bidi="th-TH"/>
+              </w:rPr>
+              <w:t xml:space="preserve">ต้นทาง </w:t>
+            </w:r>
+            <w:r>
+              <w:rPr>
+                <w:rFonts w:eastAsia="Calibri" w:cs="TH Krub" w:ascii="TH Krub" w:hAnsi="TH Krub"/>
+                <w:kern w:val="2"/>
+                <w:sz w:val="28"/>
+                <w:szCs w:val="28"/>
+                <w:lang w:val="en-US" w:eastAsia="en-US" w:bidi="th-TH"/>
+              </w:rPr>
+              <w:t>(</w:t>
+            </w:r>
+            <w:r>
+              <w:rPr>
+                <w:rFonts w:ascii="TH Krub" w:hAnsi="TH Krub" w:eastAsia="Calibri" w:cs="TH Krub"/>
+                <w:kern w:val="2"/>
+                <w:sz w:val="28"/>
+                <w:szCs w:val="28"/>
+                <w:lang w:val="en-US" w:eastAsia="en-US" w:bidi="th-TH"/>
+              </w:rPr>
+              <w:t xml:space="preserve">หรือดูที่ </w:t>
+            </w:r>
+            <w:r>
+              <w:rPr>
+                <w:rFonts w:eastAsia="Calibri" w:cs="TH Krub" w:ascii="TH Krub" w:hAnsi="TH Krub"/>
+                <w:kern w:val="2"/>
+                <w:sz w:val="28"/>
+                <w:szCs w:val="28"/>
+                <w:lang w:val="en-US" w:eastAsia="en-US" w:bidi="th-TH"/>
+              </w:rPr>
+              <w:t xml:space="preserve">images/ </w:t>
+            </w:r>
+            <w:r>
+              <w:rPr>
+                <w:rFonts w:ascii="TH Krub" w:hAnsi="TH Krub" w:eastAsia="Calibri" w:cs="TH Krub"/>
+                <w:kern w:val="2"/>
+                <w:sz w:val="28"/>
+                <w:szCs w:val="28"/>
+                <w:lang w:val="en-US" w:eastAsia="en-US" w:bidi="th-TH"/>
+              </w:rPr>
+              <w:t xml:space="preserve">กับ </w:t>
+            </w:r>
+            <w:r>
+              <w:rPr>
+                <w:rFonts w:eastAsia="Calibri" w:cs="TH Krub" w:ascii="TH Krub" w:hAnsi="TH Krub"/>
+                <w:kern w:val="2"/>
+                <w:sz w:val="28"/>
+                <w:szCs w:val="28"/>
+                <w:lang w:val="en-US" w:eastAsia="en-US" w:bidi="th-TH"/>
+              </w:rPr>
+              <w:t xml:space="preserve">labels/ </w:t>
+            </w:r>
+            <w:r>
+              <w:rPr>
+                <w:rFonts w:ascii="TH Krub" w:hAnsi="TH Krub" w:eastAsia="Calibri" w:cs="TH Krub"/>
+                <w:kern w:val="2"/>
+                <w:sz w:val="28"/>
+                <w:szCs w:val="28"/>
+                <w:lang w:val="en-US" w:eastAsia="en-US" w:bidi="th-TH"/>
+              </w:rPr>
+              <w:t xml:space="preserve">โดยตรงถ้าไม่มีโครงสร้างแบบ </w:t>
+            </w:r>
+            <w:r>
+              <w:rPr>
+                <w:rFonts w:eastAsia="Calibri" w:cs="TH Krub" w:ascii="TH Krub" w:hAnsi="TH Krub"/>
+                <w:kern w:val="2"/>
+                <w:sz w:val="28"/>
+                <w:szCs w:val="28"/>
+                <w:lang w:val="en-US" w:eastAsia="en-US" w:bidi="th-TH"/>
+              </w:rPr>
+              <w:t xml:space="preserve">split) </w:t>
+            </w:r>
+            <w:r>
+              <w:rPr>
+                <w:rFonts w:ascii="TH Krub" w:hAnsi="TH Krub" w:eastAsia="Calibri" w:cs="TH Krub"/>
+                <w:kern w:val="2"/>
+                <w:sz w:val="28"/>
+                <w:szCs w:val="28"/>
+                <w:lang w:val="en-US" w:eastAsia="en-US" w:bidi="th-TH"/>
+              </w:rPr>
+              <w:t xml:space="preserve">แล้วจับคู่แต่ละภาพเข้ากับไฟล์ </w:t>
+            </w:r>
+            <w:r>
+              <w:rPr>
+                <w:rFonts w:eastAsia="Calibri" w:cs="TH Krub" w:ascii="TH Krub" w:hAnsi="TH Krub"/>
+                <w:kern w:val="2"/>
+                <w:sz w:val="28"/>
+                <w:szCs w:val="28"/>
+                <w:lang w:val="en-US" w:eastAsia="en-US" w:bidi="th-TH"/>
+              </w:rPr>
+              <w:t xml:space="preserve">label .txt </w:t>
+            </w:r>
+            <w:r>
+              <w:rPr>
+                <w:rFonts w:ascii="TH Krub" w:hAnsi="TH Krub" w:eastAsia="Calibri" w:cs="TH Krub"/>
+                <w:kern w:val="2"/>
+                <w:sz w:val="28"/>
+                <w:szCs w:val="28"/>
+                <w:lang w:val="en-US" w:eastAsia="en-US" w:bidi="th-TH"/>
+              </w:rPr>
+              <w:t xml:space="preserve">ของมัน โดยข้ามภาพใดก็ตามที่ไม่มีไฟล์ </w:t>
+            </w:r>
+            <w:r>
+              <w:rPr>
+                <w:rFonts w:eastAsia="Calibri" w:cs="TH Krub" w:ascii="TH Krub" w:hAnsi="TH Krub"/>
+                <w:kern w:val="2"/>
+                <w:sz w:val="28"/>
+                <w:szCs w:val="28"/>
+                <w:lang w:val="en-US" w:eastAsia="en-US" w:bidi="th-TH"/>
+              </w:rPr>
+              <w:t xml:space="preserve">label </w:t>
+            </w:r>
+            <w:r>
+              <w:rPr>
+                <w:rFonts w:ascii="TH Krub" w:hAnsi="TH Krub" w:eastAsia="Calibri" w:cs="TH Krub"/>
+                <w:kern w:val="2"/>
+                <w:sz w:val="28"/>
+                <w:szCs w:val="28"/>
+                <w:lang w:val="en-US" w:eastAsia="en-US" w:bidi="th-TH"/>
+              </w:rPr>
+              <w:t>ตรงกัน</w:t>
+            </w:r>
+          </w:p>
+          <w:p>
+            <w:pPr>
+              <w:pStyle w:val="Normal"/>
+              <w:widowControl/>
+              <w:spacing w:lineRule="auto" w:line="240" w:before="0" w:after="0"/>
+              <w:jc w:val="start"/>
+              <w:rPr>
+                <w:rFonts w:ascii="TH Krub" w:hAnsi="TH Krub" w:eastAsia="Calibri" w:cs="TH Krub"/>
+                <w:kern w:val="2"/>
+                <w:sz w:val="28"/>
+                <w:szCs w:val="28"/>
+                <w:lang w:val="en-US" w:eastAsia="en-US" w:bidi="th-TH"/>
+              </w:rPr>
+            </w:pPr>
+            <w:r>
+              <w:rPr>
+                <w:rFonts w:ascii="TH Krub" w:hAnsi="TH Krub" w:eastAsia="Calibri" w:cs="TH Krub"/>
+                <w:kern w:val="2"/>
+                <w:sz w:val="28"/>
+                <w:szCs w:val="28"/>
+                <w:lang w:val="en-US" w:eastAsia="en-US" w:bidi="th-TH"/>
+              </w:rPr>
+              <w:t xml:space="preserve">อัลกอริทึมการแบ่ง </w:t>
+            </w:r>
+            <w:r>
+              <w:rPr>
+                <w:rFonts w:eastAsia="Calibri" w:cs="TH Krub" w:ascii="TH Krub" w:hAnsi="TH Krub"/>
+                <w:kern w:val="2"/>
+                <w:sz w:val="28"/>
+                <w:szCs w:val="28"/>
+                <w:lang w:val="en-US" w:eastAsia="en-US" w:bidi="th-TH"/>
+              </w:rPr>
+              <w:t>(</w:t>
+            </w:r>
+            <w:r>
+              <w:rPr>
+                <w:rFonts w:ascii="TH Krub" w:hAnsi="TH Krub" w:eastAsia="Calibri" w:cs="TH Krub"/>
+                <w:kern w:val="2"/>
+                <w:sz w:val="28"/>
+                <w:szCs w:val="28"/>
+                <w:lang w:val="en-US" w:eastAsia="en-US" w:bidi="th-TH"/>
+              </w:rPr>
+              <w:t xml:space="preserve">บรรทัด </w:t>
+            </w:r>
+            <w:r>
+              <w:rPr>
+                <w:rFonts w:eastAsia="Calibri" w:cs="TH Krub" w:ascii="TH Krub" w:hAnsi="TH Krub"/>
+                <w:kern w:val="2"/>
+                <w:sz w:val="28"/>
+                <w:szCs w:val="28"/>
+                <w:lang w:val="en-US" w:eastAsia="en-US" w:bidi="th-TH"/>
+              </w:rPr>
+              <w:t xml:space="preserve">50–132) — </w:t>
+            </w:r>
+            <w:r>
+              <w:rPr>
+                <w:rFonts w:ascii="TH Krub" w:hAnsi="TH Krub" w:eastAsia="Calibri" w:cs="TH Krub"/>
+                <w:kern w:val="2"/>
+                <w:sz w:val="28"/>
+                <w:szCs w:val="28"/>
+                <w:lang w:val="en-US" w:eastAsia="en-US" w:bidi="th-TH"/>
+              </w:rPr>
+              <w:t>ส่วนนี้คือตรรกะหลัก</w:t>
+            </w:r>
+            <w:r>
+              <w:rPr>
+                <w:rFonts w:eastAsia="Calibri" w:cs="TH Krub" w:ascii="TH Krub" w:hAnsi="TH Krub"/>
+                <w:kern w:val="2"/>
+                <w:sz w:val="28"/>
+                <w:szCs w:val="28"/>
+                <w:lang w:val="en-US" w:eastAsia="en-US" w:bidi="th-TH"/>
+              </w:rPr>
+              <w:t>:</w:t>
+            </w:r>
+          </w:p>
+          <w:p>
+            <w:pPr>
+              <w:pStyle w:val="Normal"/>
+              <w:widowControl/>
+              <w:spacing w:lineRule="auto" w:line="240" w:before="0" w:after="0"/>
+              <w:jc w:val="start"/>
+              <w:rPr>
+                <w:rFonts w:ascii="TH Krub" w:hAnsi="TH Krub" w:eastAsia="Calibri" w:cs="TH Krub"/>
+                <w:kern w:val="2"/>
+                <w:sz w:val="28"/>
+                <w:szCs w:val="28"/>
+                <w:lang w:val="en-US" w:eastAsia="en-US" w:bidi="th-TH"/>
+              </w:rPr>
+            </w:pPr>
+            <w:r>
+              <w:rPr>
+                <w:rFonts w:eastAsia="Calibri" w:cs="TH Krub" w:ascii="TH Krub" w:hAnsi="TH Krub"/>
+                <w:kern w:val="2"/>
+                <w:sz w:val="28"/>
+                <w:szCs w:val="28"/>
+                <w:lang w:val="en-US" w:eastAsia="en-US" w:bidi="th-TH"/>
+              </w:rPr>
+              <w:t xml:space="preserve">groups </w:t>
+            </w:r>
+            <w:r>
+              <w:rPr>
+                <w:rFonts w:ascii="TH Krub" w:hAnsi="TH Krub" w:eastAsia="Calibri" w:cs="TH Krub"/>
+                <w:kern w:val="2"/>
+                <w:sz w:val="28"/>
+                <w:szCs w:val="28"/>
+                <w:lang w:val="en-US" w:eastAsia="en-US" w:bidi="th-TH"/>
+              </w:rPr>
+              <w:t xml:space="preserve">ถูกสร้างขึ้นตาม </w:t>
+            </w:r>
+            <w:r>
+              <w:rPr>
+                <w:rFonts w:eastAsia="Calibri" w:cs="TH Krub" w:ascii="TH Krub" w:hAnsi="TH Krub"/>
+                <w:kern w:val="2"/>
+                <w:sz w:val="28"/>
+                <w:szCs w:val="28"/>
+                <w:lang w:val="en-US" w:eastAsia="en-US" w:bidi="th-TH"/>
+              </w:rPr>
+              <w:t xml:space="preserve">group_key </w:t>
+            </w:r>
+            <w:r>
+              <w:rPr>
+                <w:rFonts w:ascii="TH Krub" w:hAnsi="TH Krub" w:eastAsia="Calibri" w:cs="TH Krub"/>
+                <w:kern w:val="2"/>
+                <w:sz w:val="28"/>
+                <w:szCs w:val="28"/>
+                <w:lang w:val="en-US" w:eastAsia="en-US" w:bidi="th-TH"/>
+              </w:rPr>
+              <w:t xml:space="preserve">เช่น </w:t>
+            </w:r>
+            <w:r>
+              <w:rPr>
+                <w:rFonts w:eastAsia="Calibri" w:cs="TH Krub" w:ascii="TH Krub" w:hAnsi="TH Krub"/>
+                <w:kern w:val="2"/>
+                <w:sz w:val="28"/>
+                <w:szCs w:val="28"/>
+                <w:lang w:val="en-US" w:eastAsia="en-US" w:bidi="th-TH"/>
+              </w:rPr>
+              <w:t xml:space="preserve">15 </w:t>
+            </w:r>
+            <w:r>
+              <w:rPr>
+                <w:rFonts w:ascii="TH Krub" w:hAnsi="TH Krub" w:eastAsia="Calibri" w:cs="TH Krub"/>
+                <w:kern w:val="2"/>
+                <w:sz w:val="28"/>
+                <w:szCs w:val="28"/>
+                <w:lang w:val="en-US" w:eastAsia="en-US" w:bidi="th-TH"/>
+              </w:rPr>
+              <w:t xml:space="preserve">กลุ่มสำหรับ </w:t>
+            </w:r>
+            <w:r>
+              <w:rPr>
+                <w:rFonts w:eastAsia="Calibri" w:cs="TH Krub" w:ascii="TH Krub" w:hAnsi="TH Krub"/>
+                <w:kern w:val="2"/>
+                <w:sz w:val="28"/>
+                <w:szCs w:val="28"/>
+                <w:lang w:val="en-US" w:eastAsia="en-US" w:bidi="th-TH"/>
+              </w:rPr>
+              <w:t>myDogs2 (</w:t>
+            </w:r>
+            <w:r>
+              <w:rPr>
+                <w:rFonts w:ascii="TH Krub" w:hAnsi="TH Krub" w:eastAsia="Calibri" w:cs="TH Krub"/>
+                <w:kern w:val="2"/>
+                <w:sz w:val="28"/>
+                <w:szCs w:val="28"/>
+                <w:lang w:val="en-US" w:eastAsia="en-US" w:bidi="th-TH"/>
+              </w:rPr>
+              <w:t xml:space="preserve">ภาพต้นฉบับ </w:t>
+            </w:r>
+            <w:r>
+              <w:rPr>
+                <w:rFonts w:eastAsia="Calibri" w:cs="TH Krub" w:ascii="TH Krub" w:hAnsi="TH Krub"/>
+                <w:kern w:val="2"/>
+                <w:sz w:val="28"/>
+                <w:szCs w:val="28"/>
+                <w:lang w:val="en-US" w:eastAsia="en-US" w:bidi="th-TH"/>
+              </w:rPr>
+              <w:t xml:space="preserve">5 </w:t>
+            </w:r>
+            <w:r>
+              <w:rPr>
+                <w:rFonts w:ascii="TH Krub" w:hAnsi="TH Krub" w:eastAsia="Calibri" w:cs="TH Krub"/>
+                <w:kern w:val="2"/>
+                <w:sz w:val="28"/>
+                <w:szCs w:val="28"/>
+                <w:lang w:val="en-US" w:eastAsia="en-US" w:bidi="th-TH"/>
+              </w:rPr>
+              <w:t xml:space="preserve">ภาพ มีสำเนา </w:t>
+            </w:r>
+            <w:r>
+              <w:rPr>
+                <w:rFonts w:eastAsia="Calibri" w:cs="TH Krub" w:ascii="TH Krub" w:hAnsi="TH Krub"/>
+                <w:kern w:val="2"/>
+                <w:sz w:val="28"/>
+                <w:szCs w:val="28"/>
+                <w:lang w:val="en-US" w:eastAsia="en-US" w:bidi="th-TH"/>
+              </w:rPr>
+              <w:t xml:space="preserve">augment </w:t>
+            </w:r>
+            <w:r>
+              <w:rPr>
+                <w:rFonts w:ascii="TH Krub" w:hAnsi="TH Krub" w:eastAsia="Calibri" w:cs="TH Krub"/>
+                <w:kern w:val="2"/>
+                <w:sz w:val="28"/>
+                <w:szCs w:val="28"/>
+                <w:lang w:val="en-US" w:eastAsia="en-US" w:bidi="th-TH"/>
+              </w:rPr>
+              <w:t xml:space="preserve">ภาพละ </w:t>
+            </w:r>
+            <w:r>
+              <w:rPr>
+                <w:rFonts w:eastAsia="Calibri" w:cs="TH Krub" w:ascii="TH Krub" w:hAnsi="TH Krub"/>
+                <w:kern w:val="2"/>
+                <w:sz w:val="28"/>
+                <w:szCs w:val="28"/>
+                <w:lang w:val="en-US" w:eastAsia="en-US" w:bidi="th-TH"/>
+              </w:rPr>
+              <w:t xml:space="preserve">6 </w:t>
+            </w:r>
+            <w:r>
+              <w:rPr>
+                <w:rFonts w:ascii="TH Krub" w:hAnsi="TH Krub" w:eastAsia="Calibri" w:cs="TH Krub"/>
+                <w:kern w:val="2"/>
+                <w:sz w:val="28"/>
+                <w:szCs w:val="28"/>
+                <w:lang w:val="en-US" w:eastAsia="en-US" w:bidi="th-TH"/>
+              </w:rPr>
+              <w:t xml:space="preserve">ชุด และอีก </w:t>
+            </w:r>
+            <w:r>
+              <w:rPr>
+                <w:rFonts w:eastAsia="Calibri" w:cs="TH Krub" w:ascii="TH Krub" w:hAnsi="TH Krub"/>
+                <w:kern w:val="2"/>
+                <w:sz w:val="28"/>
+                <w:szCs w:val="28"/>
+                <w:lang w:val="en-US" w:eastAsia="en-US" w:bidi="th-TH"/>
+              </w:rPr>
+              <w:t xml:space="preserve">10 </w:t>
+            </w:r>
+            <w:r>
+              <w:rPr>
+                <w:rFonts w:ascii="TH Krub" w:hAnsi="TH Krub" w:eastAsia="Calibri" w:cs="TH Krub"/>
+                <w:kern w:val="2"/>
+                <w:sz w:val="28"/>
+                <w:szCs w:val="28"/>
+                <w:lang w:val="en-US" w:eastAsia="en-US" w:bidi="th-TH"/>
+              </w:rPr>
+              <w:t xml:space="preserve">ภาพ มีภาพละ </w:t>
+            </w:r>
+            <w:r>
+              <w:rPr>
+                <w:rFonts w:eastAsia="Calibri" w:cs="TH Krub" w:ascii="TH Krub" w:hAnsi="TH Krub"/>
+                <w:kern w:val="2"/>
+                <w:sz w:val="28"/>
+                <w:szCs w:val="28"/>
+                <w:lang w:val="en-US" w:eastAsia="en-US" w:bidi="th-TH"/>
+              </w:rPr>
+              <w:t xml:space="preserve">4 </w:t>
+            </w:r>
+            <w:r>
+              <w:rPr>
+                <w:rFonts w:ascii="TH Krub" w:hAnsi="TH Krub" w:eastAsia="Calibri" w:cs="TH Krub"/>
+                <w:kern w:val="2"/>
+                <w:sz w:val="28"/>
+                <w:szCs w:val="28"/>
+                <w:lang w:val="en-US" w:eastAsia="en-US" w:bidi="th-TH"/>
+              </w:rPr>
+              <w:t xml:space="preserve">ชุด รวมเป็น </w:t>
+            </w:r>
+            <w:r>
+              <w:rPr>
+                <w:rFonts w:eastAsia="Calibri" w:cs="TH Krub" w:ascii="TH Krub" w:hAnsi="TH Krub"/>
+                <w:kern w:val="2"/>
+                <w:sz w:val="28"/>
+                <w:szCs w:val="28"/>
+                <w:lang w:val="en-US" w:eastAsia="en-US" w:bidi="th-TH"/>
+              </w:rPr>
+              <w:t xml:space="preserve">70 </w:t>
+            </w:r>
+            <w:r>
+              <w:rPr>
+                <w:rFonts w:ascii="TH Krub" w:hAnsi="TH Krub" w:eastAsia="Calibri" w:cs="TH Krub"/>
+                <w:kern w:val="2"/>
+                <w:sz w:val="28"/>
+                <w:szCs w:val="28"/>
+                <w:lang w:val="en-US" w:eastAsia="en-US" w:bidi="th-TH"/>
+              </w:rPr>
+              <w:t>ภาพ</w:t>
+            </w:r>
+            <w:r>
+              <w:rPr>
+                <w:rFonts w:eastAsia="Calibri" w:cs="TH Krub" w:ascii="TH Krub" w:hAnsi="TH Krub"/>
+                <w:kern w:val="2"/>
+                <w:sz w:val="28"/>
+                <w:szCs w:val="28"/>
+                <w:lang w:val="en-US" w:eastAsia="en-US" w:bidi="th-TH"/>
+              </w:rPr>
+              <w:t>)</w:t>
+            </w:r>
+          </w:p>
+          <w:p>
+            <w:pPr>
+              <w:pStyle w:val="Normal"/>
+              <w:widowControl/>
+              <w:spacing w:lineRule="auto" w:line="240" w:before="0" w:after="0"/>
+              <w:jc w:val="start"/>
+              <w:rPr>
+                <w:rFonts w:ascii="TH Krub" w:hAnsi="TH Krub" w:eastAsia="Calibri" w:cs="TH Krub"/>
+                <w:kern w:val="2"/>
+                <w:sz w:val="28"/>
+                <w:szCs w:val="28"/>
+                <w:lang w:val="en-US" w:eastAsia="en-US" w:bidi="th-TH"/>
+              </w:rPr>
+            </w:pPr>
+            <w:r>
+              <w:rPr>
+                <w:rFonts w:eastAsia="Calibri" w:cs="TH Krub" w:ascii="TH Krub" w:hAnsi="TH Krub"/>
+                <w:kern w:val="2"/>
+                <w:sz w:val="28"/>
+                <w:szCs w:val="28"/>
+                <w:lang w:val="en-US" w:eastAsia="en-US" w:bidi="th-TH"/>
+              </w:rPr>
+              <w:t>_exact_optimal_split (</w:t>
+            </w:r>
+            <w:r>
+              <w:rPr>
+                <w:rFonts w:ascii="TH Krub" w:hAnsi="TH Krub" w:eastAsia="Calibri" w:cs="TH Krub"/>
+                <w:kern w:val="2"/>
+                <w:sz w:val="28"/>
+                <w:szCs w:val="28"/>
+                <w:lang w:val="en-US" w:eastAsia="en-US" w:bidi="th-TH"/>
+              </w:rPr>
+              <w:t xml:space="preserve">บรรทัด </w:t>
+            </w:r>
+            <w:r>
+              <w:rPr>
+                <w:rFonts w:eastAsia="Calibri" w:cs="TH Krub" w:ascii="TH Krub" w:hAnsi="TH Krub"/>
+                <w:kern w:val="2"/>
+                <w:sz w:val="28"/>
+                <w:szCs w:val="28"/>
+                <w:lang w:val="en-US" w:eastAsia="en-US" w:bidi="th-TH"/>
+              </w:rPr>
+              <w:t xml:space="preserve">63) </w:t>
+            </w:r>
+            <w:r>
+              <w:rPr>
+                <w:rFonts w:ascii="TH Krub" w:hAnsi="TH Krub" w:eastAsia="Calibri" w:cs="TH Krub"/>
+                <w:kern w:val="2"/>
+                <w:sz w:val="28"/>
+                <w:szCs w:val="28"/>
+                <w:lang w:val="en-US" w:eastAsia="en-US" w:bidi="th-TH"/>
+              </w:rPr>
+              <w:t xml:space="preserve">แก้ปัญหานี้ด้วย </w:t>
+            </w:r>
+            <w:r>
+              <w:rPr>
+                <w:rFonts w:eastAsia="Calibri" w:cs="TH Krub" w:ascii="TH Krub" w:hAnsi="TH Krub"/>
+                <w:kern w:val="2"/>
+                <w:sz w:val="28"/>
+                <w:szCs w:val="28"/>
+                <w:lang w:val="en-US" w:eastAsia="en-US" w:bidi="th-TH"/>
+              </w:rPr>
+              <w:t xml:space="preserve">dynamic programming </w:t>
+            </w:r>
+            <w:r>
+              <w:rPr>
+                <w:rFonts w:ascii="TH Krub" w:hAnsi="TH Krub" w:eastAsia="Calibri" w:cs="TH Krub"/>
+                <w:kern w:val="2"/>
+                <w:sz w:val="28"/>
+                <w:szCs w:val="28"/>
+                <w:lang w:val="en-US" w:eastAsia="en-US" w:bidi="th-TH"/>
+              </w:rPr>
+              <w:t xml:space="preserve">โดยลองทุกวิธีที่เป็นไปได้ในการกำหนดกลุ่มทั้งกลุ่มไปยัง </w:t>
+            </w:r>
+            <w:r>
+              <w:rPr>
+                <w:rFonts w:eastAsia="Calibri" w:cs="TH Krub" w:ascii="TH Krub" w:hAnsi="TH Krub"/>
+                <w:kern w:val="2"/>
+                <w:sz w:val="28"/>
+                <w:szCs w:val="28"/>
+                <w:lang w:val="en-US" w:eastAsia="en-US" w:bidi="th-TH"/>
+              </w:rPr>
+              <w:t xml:space="preserve">train/valid/test </w:t>
+            </w:r>
+            <w:r>
+              <w:rPr>
+                <w:rFonts w:ascii="TH Krub" w:hAnsi="TH Krub" w:eastAsia="Calibri" w:cs="TH Krub"/>
+                <w:kern w:val="2"/>
+                <w:sz w:val="28"/>
+                <w:szCs w:val="28"/>
+                <w:lang w:val="en-US" w:eastAsia="en-US" w:bidi="th-TH"/>
+              </w:rPr>
+              <w:t xml:space="preserve">แล้วหาวิธีที่ทำให้ผลรวมของค่าเบี่ยงเบนจากจำนวนเป้าหมาย </w:t>
+            </w:r>
+            <w:r>
+              <w:rPr>
+                <w:rFonts w:eastAsia="Calibri" w:cs="TH Krub" w:ascii="TH Krub" w:hAnsi="TH Krub"/>
+                <w:kern w:val="2"/>
+                <w:sz w:val="28"/>
+                <w:szCs w:val="28"/>
+                <w:lang w:val="en-US" w:eastAsia="en-US" w:bidi="th-TH"/>
+              </w:rPr>
+              <w:t xml:space="preserve">(target = total × ratio) </w:t>
+            </w:r>
+            <w:r>
+              <w:rPr>
+                <w:rFonts w:ascii="TH Krub" w:hAnsi="TH Krub" w:eastAsia="Calibri" w:cs="TH Krub"/>
+                <w:kern w:val="2"/>
+                <w:sz w:val="28"/>
+                <w:szCs w:val="28"/>
+                <w:lang w:val="en-US" w:eastAsia="en-US" w:bidi="th-TH"/>
+              </w:rPr>
+              <w:t xml:space="preserve">น้อยที่สุด สถานะ </w:t>
+            </w:r>
+            <w:r>
+              <w:rPr>
+                <w:rFonts w:eastAsia="Calibri" w:cs="TH Krub" w:ascii="TH Krub" w:hAnsi="TH Krub"/>
+                <w:kern w:val="2"/>
+                <w:sz w:val="28"/>
+                <w:szCs w:val="28"/>
+                <w:lang w:val="en-US" w:eastAsia="en-US" w:bidi="th-TH"/>
+              </w:rPr>
+              <w:t xml:space="preserve">(state) </w:t>
+            </w:r>
+            <w:r>
+              <w:rPr>
+                <w:rFonts w:ascii="TH Krub" w:hAnsi="TH Krub" w:eastAsia="Calibri" w:cs="TH Krub"/>
+                <w:kern w:val="2"/>
+                <w:sz w:val="28"/>
+                <w:szCs w:val="28"/>
+                <w:lang w:val="en-US" w:eastAsia="en-US" w:bidi="th-TH"/>
+              </w:rPr>
+              <w:t xml:space="preserve">คือ </w:t>
+            </w:r>
+            <w:r>
+              <w:rPr>
+                <w:rFonts w:eastAsia="Calibri" w:cs="TH Krub" w:ascii="TH Krub" w:hAnsi="TH Krub"/>
+                <w:kern w:val="2"/>
+                <w:sz w:val="28"/>
+                <w:szCs w:val="28"/>
+                <w:lang w:val="en-US" w:eastAsia="en-US" w:bidi="th-TH"/>
+              </w:rPr>
+              <w:t xml:space="preserve">(train_count, valid_count) </w:t>
+            </w:r>
+            <w:r>
+              <w:rPr>
+                <w:rFonts w:ascii="TH Krub" w:hAnsi="TH Krub" w:eastAsia="Calibri" w:cs="TH Krub"/>
+                <w:kern w:val="2"/>
+                <w:sz w:val="28"/>
+                <w:szCs w:val="28"/>
+                <w:lang w:val="en-US" w:eastAsia="en-US" w:bidi="th-TH"/>
+              </w:rPr>
+              <w:t xml:space="preserve">หลังจากแต่ละกลุ่ม โดย </w:t>
+            </w:r>
+            <w:r>
+              <w:rPr>
+                <w:rFonts w:eastAsia="Calibri" w:cs="TH Krub" w:ascii="TH Krub" w:hAnsi="TH Krub"/>
+                <w:kern w:val="2"/>
+                <w:sz w:val="28"/>
+                <w:szCs w:val="28"/>
+                <w:lang w:val="en-US" w:eastAsia="en-US" w:bidi="th-TH"/>
+              </w:rPr>
+              <w:t xml:space="preserve">test_count </w:t>
+            </w:r>
+            <w:r>
+              <w:rPr>
+                <w:rFonts w:ascii="TH Krub" w:hAnsi="TH Krub" w:eastAsia="Calibri" w:cs="TH Krub"/>
+                <w:kern w:val="2"/>
+                <w:sz w:val="28"/>
+                <w:szCs w:val="28"/>
+                <w:lang w:val="en-US" w:eastAsia="en-US" w:bidi="th-TH"/>
+              </w:rPr>
+              <w:t xml:space="preserve">จะถูกอนุมานได้เอง วิธีนี้ให้ผลลัพธ์ที่ดีที่สุดแบบ </w:t>
+            </w:r>
+            <w:r>
+              <w:rPr>
+                <w:rFonts w:eastAsia="Calibri" w:cs="TH Krub" w:ascii="TH Krub" w:hAnsi="TH Krub"/>
+                <w:kern w:val="2"/>
+                <w:sz w:val="28"/>
+                <w:szCs w:val="28"/>
+                <w:lang w:val="en-US" w:eastAsia="en-US" w:bidi="th-TH"/>
+              </w:rPr>
+              <w:t xml:space="preserve">exact (optimal </w:t>
+            </w:r>
+            <w:r>
+              <w:rPr>
+                <w:rFonts w:ascii="TH Krub" w:hAnsi="TH Krub" w:eastAsia="Calibri" w:cs="TH Krub"/>
+                <w:kern w:val="2"/>
+                <w:sz w:val="28"/>
+                <w:szCs w:val="28"/>
+                <w:lang w:val="en-US" w:eastAsia="en-US" w:bidi="th-TH"/>
+              </w:rPr>
+              <w:t xml:space="preserve">ระดับ </w:t>
+            </w:r>
+            <w:r>
+              <w:rPr>
+                <w:rFonts w:eastAsia="Calibri" w:cs="TH Krub" w:ascii="TH Krub" w:hAnsi="TH Krub"/>
+                <w:kern w:val="2"/>
+                <w:sz w:val="28"/>
+                <w:szCs w:val="28"/>
+                <w:lang w:val="en-US" w:eastAsia="en-US" w:bidi="th-TH"/>
+              </w:rPr>
+              <w:t xml:space="preserve">global) </w:t>
+            </w:r>
+            <w:r>
+              <w:rPr>
+                <w:rFonts w:ascii="TH Krub" w:hAnsi="TH Krub" w:eastAsia="Calibri" w:cs="TH Krub"/>
+                <w:kern w:val="2"/>
+                <w:sz w:val="28"/>
+                <w:szCs w:val="28"/>
+                <w:lang w:val="en-US" w:eastAsia="en-US" w:bidi="th-TH"/>
+              </w:rPr>
+              <w:t xml:space="preserve">ไม่ใช่ </w:t>
+            </w:r>
+            <w:r>
+              <w:rPr>
+                <w:rFonts w:eastAsia="Calibri" w:cs="TH Krub" w:ascii="TH Krub" w:hAnsi="TH Krub"/>
+                <w:kern w:val="2"/>
+                <w:sz w:val="28"/>
+                <w:szCs w:val="28"/>
+                <w:lang w:val="en-US" w:eastAsia="en-US" w:bidi="th-TH"/>
+              </w:rPr>
+              <w:t xml:space="preserve">heuristic </w:t>
+            </w:r>
+            <w:r>
+              <w:rPr>
+                <w:rFonts w:ascii="TH Krub" w:hAnsi="TH Krub" w:eastAsia="Calibri" w:cs="TH Krub"/>
+                <w:kern w:val="2"/>
+                <w:sz w:val="28"/>
+                <w:szCs w:val="28"/>
+                <w:lang w:val="en-US" w:eastAsia="en-US" w:bidi="th-TH"/>
+              </w:rPr>
+              <w:t xml:space="preserve">และมีต้นทุนต่ำเพราะมีเพียงราว </w:t>
+            </w:r>
+            <w:r>
+              <w:rPr>
+                <w:rFonts w:eastAsia="Calibri" w:cs="TH Krub" w:ascii="TH Krub" w:hAnsi="TH Krub"/>
+                <w:kern w:val="2"/>
+                <w:sz w:val="28"/>
+                <w:szCs w:val="28"/>
+                <w:lang w:val="en-US" w:eastAsia="en-US" w:bidi="th-TH"/>
+              </w:rPr>
+              <w:t xml:space="preserve">15 </w:t>
+            </w:r>
+            <w:r>
+              <w:rPr>
+                <w:rFonts w:ascii="TH Krub" w:hAnsi="TH Krub" w:eastAsia="Calibri" w:cs="TH Krub"/>
+                <w:kern w:val="2"/>
+                <w:sz w:val="28"/>
+                <w:szCs w:val="28"/>
+                <w:lang w:val="en-US" w:eastAsia="en-US" w:bidi="th-TH"/>
+              </w:rPr>
+              <w:t>กลุ่มเท่านั้น</w:t>
+            </w:r>
+          </w:p>
+          <w:p>
+            <w:pPr>
+              <w:pStyle w:val="Normal"/>
+              <w:widowControl/>
+              <w:spacing w:lineRule="auto" w:line="240" w:before="0" w:after="0"/>
+              <w:jc w:val="start"/>
+              <w:rPr>
+                <w:rFonts w:ascii="TH Krub" w:hAnsi="TH Krub" w:eastAsia="Calibri" w:cs="TH Krub"/>
+                <w:kern w:val="2"/>
+                <w:sz w:val="28"/>
+                <w:szCs w:val="28"/>
+                <w:lang w:val="en-US" w:eastAsia="en-US" w:bidi="th-TH"/>
+              </w:rPr>
+            </w:pPr>
+            <w:r>
+              <w:rPr>
+                <w:rFonts w:eastAsia="Calibri" w:cs="TH Krub" w:ascii="TH Krub" w:hAnsi="TH Krub"/>
+                <w:kern w:val="2"/>
+                <w:sz w:val="28"/>
+                <w:szCs w:val="28"/>
+                <w:lang w:val="en-US" w:eastAsia="en-US" w:bidi="th-TH"/>
+              </w:rPr>
+              <w:t>_greedy_pack (</w:t>
+            </w:r>
+            <w:r>
+              <w:rPr>
+                <w:rFonts w:ascii="TH Krub" w:hAnsi="TH Krub" w:eastAsia="Calibri" w:cs="TH Krub"/>
+                <w:kern w:val="2"/>
+                <w:sz w:val="28"/>
+                <w:szCs w:val="28"/>
+                <w:lang w:val="en-US" w:eastAsia="en-US" w:bidi="th-TH"/>
+              </w:rPr>
+              <w:t xml:space="preserve">บรรทัด </w:t>
+            </w:r>
+            <w:r>
+              <w:rPr>
+                <w:rFonts w:eastAsia="Calibri" w:cs="TH Krub" w:ascii="TH Krub" w:hAnsi="TH Krub"/>
+                <w:kern w:val="2"/>
+                <w:sz w:val="28"/>
+                <w:szCs w:val="28"/>
+                <w:lang w:val="en-US" w:eastAsia="en-US" w:bidi="th-TH"/>
+              </w:rPr>
+              <w:t xml:space="preserve">50) </w:t>
+            </w:r>
+            <w:r>
+              <w:rPr>
+                <w:rFonts w:ascii="TH Krub" w:hAnsi="TH Krub" w:eastAsia="Calibri" w:cs="TH Krub"/>
+                <w:kern w:val="2"/>
+                <w:sz w:val="28"/>
+                <w:szCs w:val="28"/>
+                <w:lang w:val="en-US" w:eastAsia="en-US" w:bidi="th-TH"/>
+              </w:rPr>
+              <w:t xml:space="preserve">เป็น </w:t>
+            </w:r>
+            <w:r>
+              <w:rPr>
+                <w:rFonts w:eastAsia="Calibri" w:cs="TH Krub" w:ascii="TH Krub" w:hAnsi="TH Krub"/>
+                <w:kern w:val="2"/>
+                <w:sz w:val="28"/>
+                <w:szCs w:val="28"/>
+                <w:lang w:val="en-US" w:eastAsia="en-US" w:bidi="th-TH"/>
+              </w:rPr>
+              <w:t xml:space="preserve">fallback </w:t>
+            </w:r>
+            <w:r>
+              <w:rPr>
+                <w:rFonts w:ascii="TH Krub" w:hAnsi="TH Krub" w:eastAsia="Calibri" w:cs="TH Krub"/>
+                <w:kern w:val="2"/>
+                <w:sz w:val="28"/>
+                <w:szCs w:val="28"/>
+                <w:lang w:val="en-US" w:eastAsia="en-US" w:bidi="th-TH"/>
+              </w:rPr>
+              <w:t xml:space="preserve">สำหรับ </w:t>
+            </w:r>
+            <w:r>
+              <w:rPr>
+                <w:rFonts w:eastAsia="Calibri" w:cs="TH Krub" w:ascii="TH Krub" w:hAnsi="TH Krub"/>
+                <w:kern w:val="2"/>
+                <w:sz w:val="28"/>
+                <w:szCs w:val="28"/>
+                <w:lang w:val="en-US" w:eastAsia="en-US" w:bidi="th-TH"/>
+              </w:rPr>
+              <w:t xml:space="preserve">dataset </w:t>
+            </w:r>
+            <w:r>
+              <w:rPr>
+                <w:rFonts w:ascii="TH Krub" w:hAnsi="TH Krub" w:eastAsia="Calibri" w:cs="TH Krub"/>
+                <w:kern w:val="2"/>
+                <w:sz w:val="28"/>
+                <w:szCs w:val="28"/>
+                <w:lang w:val="en-US" w:eastAsia="en-US" w:bidi="th-TH"/>
+              </w:rPr>
+              <w:t xml:space="preserve">ขนาดใหญ่มากที่ </w:t>
+            </w:r>
+            <w:r>
+              <w:rPr>
+                <w:rFonts w:eastAsia="Calibri" w:cs="TH Krub" w:ascii="TH Krub" w:hAnsi="TH Krub"/>
+                <w:kern w:val="2"/>
+                <w:sz w:val="28"/>
+                <w:szCs w:val="28"/>
+                <w:lang w:val="en-US" w:eastAsia="en-US" w:bidi="th-TH"/>
+              </w:rPr>
+              <w:t xml:space="preserve">state space </w:t>
+            </w:r>
+            <w:r>
+              <w:rPr>
+                <w:rFonts w:ascii="TH Krub" w:hAnsi="TH Krub" w:eastAsia="Calibri" w:cs="TH Krub"/>
+                <w:kern w:val="2"/>
+                <w:sz w:val="28"/>
+                <w:szCs w:val="28"/>
+                <w:lang w:val="en-US" w:eastAsia="en-US" w:bidi="th-TH"/>
+              </w:rPr>
+              <w:t xml:space="preserve">ของ </w:t>
+            </w:r>
+            <w:r>
+              <w:rPr>
+                <w:rFonts w:eastAsia="Calibri" w:cs="TH Krub" w:ascii="TH Krub" w:hAnsi="TH Krub"/>
+                <w:kern w:val="2"/>
+                <w:sz w:val="28"/>
+                <w:szCs w:val="28"/>
+                <w:lang w:val="en-US" w:eastAsia="en-US" w:bidi="th-TH"/>
+              </w:rPr>
+              <w:t xml:space="preserve">DP </w:t>
+            </w:r>
+            <w:r>
+              <w:rPr>
+                <w:rFonts w:ascii="TH Krub" w:hAnsi="TH Krub" w:eastAsia="Calibri" w:cs="TH Krub"/>
+                <w:kern w:val="2"/>
+                <w:sz w:val="28"/>
+                <w:szCs w:val="28"/>
+                <w:lang w:val="en-US" w:eastAsia="en-US" w:bidi="th-TH"/>
+              </w:rPr>
+              <w:t xml:space="preserve">ขนาด </w:t>
+            </w:r>
+            <w:r>
+              <w:rPr>
+                <w:rFonts w:eastAsia="Calibri" w:cs="TH Krub" w:ascii="TH Krub" w:hAnsi="TH Krub"/>
+                <w:kern w:val="2"/>
+                <w:sz w:val="28"/>
+                <w:szCs w:val="28"/>
+                <w:lang w:val="en-US" w:eastAsia="en-US" w:bidi="th-TH"/>
+              </w:rPr>
+              <w:t xml:space="preserve">(total+1)² </w:t>
+            </w:r>
+            <w:r>
+              <w:rPr>
+                <w:rFonts w:ascii="TH Krub" w:hAnsi="TH Krub" w:eastAsia="Calibri" w:cs="TH Krub"/>
+                <w:kern w:val="2"/>
+                <w:sz w:val="28"/>
+                <w:szCs w:val="28"/>
+                <w:lang w:val="en-US" w:eastAsia="en-US" w:bidi="th-TH"/>
+              </w:rPr>
+              <w:t xml:space="preserve">จะใหญ่เกินไป โดยมันจะเติมข้อมูลลงใน </w:t>
+            </w:r>
+            <w:r>
+              <w:rPr>
+                <w:rFonts w:eastAsia="Calibri" w:cs="TH Krub" w:ascii="TH Krub" w:hAnsi="TH Krub"/>
+                <w:kern w:val="2"/>
+                <w:sz w:val="28"/>
+                <w:szCs w:val="28"/>
+                <w:lang w:val="en-US" w:eastAsia="en-US" w:bidi="th-TH"/>
+              </w:rPr>
+              <w:t xml:space="preserve">split </w:t>
+            </w:r>
+            <w:r>
+              <w:rPr>
+                <w:rFonts w:ascii="TH Krub" w:hAnsi="TH Krub" w:eastAsia="Calibri" w:cs="TH Krub"/>
+                <w:kern w:val="2"/>
+                <w:sz w:val="28"/>
+                <w:szCs w:val="28"/>
+                <w:lang w:val="en-US" w:eastAsia="en-US" w:bidi="th-TH"/>
+              </w:rPr>
+              <w:t xml:space="preserve">ที่อยู่ต่ำกว่าเป้าหมายมากที่สุดแบบ </w:t>
+            </w:r>
+            <w:r>
+              <w:rPr>
+                <w:rFonts w:eastAsia="Calibri" w:cs="TH Krub" w:ascii="TH Krub" w:hAnsi="TH Krub"/>
+                <w:kern w:val="2"/>
+                <w:sz w:val="28"/>
+                <w:szCs w:val="28"/>
+                <w:lang w:val="en-US" w:eastAsia="en-US" w:bidi="th-TH"/>
+              </w:rPr>
+              <w:t>greedy</w:t>
+            </w:r>
+          </w:p>
+          <w:p>
+            <w:pPr>
+              <w:pStyle w:val="Normal"/>
+              <w:widowControl/>
+              <w:spacing w:lineRule="auto" w:line="240" w:before="0" w:after="0"/>
+              <w:jc w:val="start"/>
+              <w:rPr>
+                <w:rFonts w:ascii="TH Krub" w:hAnsi="TH Krub" w:eastAsia="Calibri" w:cs="TH Krub"/>
+                <w:kern w:val="2"/>
+                <w:sz w:val="28"/>
+                <w:szCs w:val="28"/>
+                <w:lang w:val="en-US" w:eastAsia="en-US" w:bidi="th-TH"/>
+              </w:rPr>
+            </w:pPr>
+            <w:r>
+              <w:rPr>
+                <w:rFonts w:ascii="TH Krub" w:hAnsi="TH Krub" w:eastAsia="Calibri" w:cs="TH Krub"/>
+                <w:kern w:val="2"/>
+                <w:sz w:val="28"/>
+                <w:szCs w:val="28"/>
+                <w:lang w:val="en-US" w:eastAsia="en-US" w:bidi="th-TH"/>
+              </w:rPr>
+              <w:t xml:space="preserve">เนื่องจากกลุ่มไม่สามารถแบ่งย่อยได้ </w:t>
+            </w:r>
+            <w:r>
+              <w:rPr>
+                <w:rFonts w:eastAsia="Calibri" w:cs="TH Krub" w:ascii="TH Krub" w:hAnsi="TH Krub"/>
+                <w:kern w:val="2"/>
+                <w:sz w:val="28"/>
+                <w:szCs w:val="28"/>
+                <w:lang w:val="en-US" w:eastAsia="en-US" w:bidi="th-TH"/>
+              </w:rPr>
+              <w:t>(</w:t>
+            </w:r>
+            <w:r>
+              <w:rPr>
+                <w:rFonts w:ascii="TH Krub" w:hAnsi="TH Krub" w:eastAsia="Calibri" w:cs="TH Krub"/>
+                <w:kern w:val="2"/>
+                <w:sz w:val="28"/>
+                <w:szCs w:val="28"/>
+                <w:lang w:val="en-US" w:eastAsia="en-US" w:bidi="th-TH"/>
+              </w:rPr>
+              <w:t xml:space="preserve">แต่ละกลุ่มมี </w:t>
+            </w:r>
+            <w:r>
+              <w:rPr>
+                <w:rFonts w:eastAsia="Calibri" w:cs="TH Krub" w:ascii="TH Krub" w:hAnsi="TH Krub"/>
+                <w:kern w:val="2"/>
+                <w:sz w:val="28"/>
+                <w:szCs w:val="28"/>
+                <w:lang w:val="en-US" w:eastAsia="en-US" w:bidi="th-TH"/>
+              </w:rPr>
+              <w:t xml:space="preserve">4 </w:t>
+            </w:r>
+            <w:r>
+              <w:rPr>
+                <w:rFonts w:ascii="TH Krub" w:hAnsi="TH Krub" w:eastAsia="Calibri" w:cs="TH Krub"/>
+                <w:kern w:val="2"/>
+                <w:sz w:val="28"/>
+                <w:szCs w:val="28"/>
+                <w:lang w:val="en-US" w:eastAsia="en-US" w:bidi="th-TH"/>
+              </w:rPr>
+              <w:t xml:space="preserve">หรือ </w:t>
+            </w:r>
+            <w:r>
+              <w:rPr>
+                <w:rFonts w:eastAsia="Calibri" w:cs="TH Krub" w:ascii="TH Krub" w:hAnsi="TH Krub"/>
+                <w:kern w:val="2"/>
+                <w:sz w:val="28"/>
+                <w:szCs w:val="28"/>
+                <w:lang w:val="en-US" w:eastAsia="en-US" w:bidi="th-TH"/>
+              </w:rPr>
+              <w:t xml:space="preserve">6 </w:t>
+            </w:r>
+            <w:r>
+              <w:rPr>
+                <w:rFonts w:ascii="TH Krub" w:hAnsi="TH Krub" w:eastAsia="Calibri" w:cs="TH Krub"/>
+                <w:kern w:val="2"/>
+                <w:sz w:val="28"/>
+                <w:szCs w:val="28"/>
+                <w:lang w:val="en-US" w:eastAsia="en-US" w:bidi="th-TH"/>
+              </w:rPr>
+              <w:t>ภาพ ซึ่งเป็นเลขคู่ทั้งหมด</w:t>
+            </w:r>
+            <w:r>
+              <w:rPr>
+                <w:rFonts w:eastAsia="Calibri" w:cs="TH Krub" w:ascii="TH Krub" w:hAnsi="TH Krub"/>
+                <w:kern w:val="2"/>
+                <w:sz w:val="28"/>
+                <w:szCs w:val="28"/>
+                <w:lang w:val="en-US" w:eastAsia="en-US" w:bidi="th-TH"/>
+              </w:rPr>
+              <w:t xml:space="preserve">) </w:t>
+            </w:r>
+            <w:r>
+              <w:rPr>
+                <w:rFonts w:ascii="TH Krub" w:hAnsi="TH Krub" w:eastAsia="Calibri" w:cs="TH Krub"/>
+                <w:kern w:val="2"/>
+                <w:sz w:val="28"/>
+                <w:szCs w:val="28"/>
+                <w:lang w:val="en-US" w:eastAsia="en-US" w:bidi="th-TH"/>
+              </w:rPr>
+              <w:t xml:space="preserve">การได้อัตราส่วน </w:t>
+            </w:r>
+            <w:r>
+              <w:rPr>
+                <w:rFonts w:eastAsia="Calibri" w:cs="TH Krub" w:ascii="TH Krub" w:hAnsi="TH Krub"/>
+                <w:kern w:val="2"/>
+                <w:sz w:val="28"/>
+                <w:szCs w:val="28"/>
+                <w:lang w:val="en-US" w:eastAsia="en-US" w:bidi="th-TH"/>
+              </w:rPr>
+              <w:t xml:space="preserve">70/15/15 </w:t>
+            </w:r>
+            <w:r>
+              <w:rPr>
+                <w:rFonts w:ascii="TH Krub" w:hAnsi="TH Krub" w:eastAsia="Calibri" w:cs="TH Krub"/>
+                <w:kern w:val="2"/>
+                <w:sz w:val="28"/>
+                <w:szCs w:val="28"/>
+                <w:lang w:val="en-US" w:eastAsia="en-US" w:bidi="th-TH"/>
+              </w:rPr>
+              <w:t xml:space="preserve">แบบเป๊ะๆ จึงเป็นไปไม่ได้ </w:t>
+            </w:r>
+            <w:r>
+              <w:rPr>
+                <w:rFonts w:eastAsia="Calibri" w:cs="TH Krub" w:ascii="TH Krub" w:hAnsi="TH Krub"/>
+                <w:kern w:val="2"/>
+                <w:sz w:val="28"/>
+                <w:szCs w:val="28"/>
+                <w:lang w:val="en-US" w:eastAsia="en-US" w:bidi="th-TH"/>
+              </w:rPr>
+              <w:t xml:space="preserve">DP </w:t>
+            </w:r>
+            <w:r>
+              <w:rPr>
+                <w:rFonts w:ascii="TH Krub" w:hAnsi="TH Krub" w:eastAsia="Calibri" w:cs="TH Krub"/>
+                <w:kern w:val="2"/>
+                <w:sz w:val="28"/>
+                <w:szCs w:val="28"/>
+                <w:lang w:val="en-US" w:eastAsia="en-US" w:bidi="th-TH"/>
+              </w:rPr>
+              <w:t xml:space="preserve">จะหาค่าที่ใกล้เคียงที่สุดที่ทำได้แทน คือ </w:t>
+            </w:r>
+            <w:r>
+              <w:rPr>
+                <w:rFonts w:eastAsia="Calibri" w:cs="TH Krub" w:ascii="TH Krub" w:hAnsi="TH Krub"/>
+                <w:kern w:val="2"/>
+                <w:sz w:val="28"/>
+                <w:szCs w:val="28"/>
+                <w:lang w:val="en-US" w:eastAsia="en-US" w:bidi="th-TH"/>
+              </w:rPr>
+              <w:t xml:space="preserve">50/10/10 </w:t>
+            </w:r>
+            <w:r>
+              <w:rPr>
+                <w:rFonts w:ascii="TH Krub" w:hAnsi="TH Krub" w:eastAsia="Calibri" w:cs="TH Krub"/>
+                <w:kern w:val="2"/>
+                <w:sz w:val="28"/>
+                <w:szCs w:val="28"/>
+                <w:lang w:val="en-US" w:eastAsia="en-US" w:bidi="th-TH"/>
+              </w:rPr>
+              <w:t xml:space="preserve">ภาพ </w:t>
+            </w:r>
+            <w:r>
+              <w:rPr>
+                <w:rFonts w:eastAsia="Calibri" w:cs="TH Krub" w:ascii="TH Krub" w:hAnsi="TH Krub"/>
+                <w:kern w:val="2"/>
+                <w:sz w:val="28"/>
+                <w:szCs w:val="28"/>
+                <w:lang w:val="en-US" w:eastAsia="en-US" w:bidi="th-TH"/>
+              </w:rPr>
+              <w:t>= 71.4/14.3/14.3%</w:t>
+            </w:r>
+          </w:p>
+          <w:p>
+            <w:pPr>
+              <w:pStyle w:val="Normal"/>
+              <w:widowControl/>
+              <w:spacing w:lineRule="auto" w:line="240" w:before="0" w:after="0"/>
+              <w:jc w:val="start"/>
+              <w:rPr>
+                <w:rFonts w:ascii="TH Krub" w:hAnsi="TH Krub" w:eastAsia="Calibri" w:cs="TH Krub"/>
+                <w:kern w:val="2"/>
+                <w:sz w:val="28"/>
+                <w:szCs w:val="28"/>
+                <w:lang w:val="en-US" w:eastAsia="en-US" w:bidi="th-TH"/>
+              </w:rPr>
+            </w:pPr>
+            <w:r>
+              <w:rPr>
+                <w:rFonts w:eastAsia="Calibri" w:cs="TH Krub" w:ascii="TH Krub" w:hAnsi="TH Krub"/>
+                <w:kern w:val="2"/>
+                <w:sz w:val="28"/>
+                <w:szCs w:val="28"/>
+                <w:lang w:val="en-US" w:eastAsia="en-US" w:bidi="th-TH"/>
+              </w:rPr>
+              <w:t>write_split / read_classes / write_data_yaml (</w:t>
+            </w:r>
+            <w:r>
+              <w:rPr>
+                <w:rFonts w:ascii="TH Krub" w:hAnsi="TH Krub" w:eastAsia="Calibri" w:cs="TH Krub"/>
+                <w:kern w:val="2"/>
+                <w:sz w:val="28"/>
+                <w:szCs w:val="28"/>
+                <w:lang w:val="en-US" w:eastAsia="en-US" w:bidi="th-TH"/>
+              </w:rPr>
+              <w:t xml:space="preserve">บรรทัด </w:t>
+            </w:r>
+            <w:r>
+              <w:rPr>
+                <w:rFonts w:eastAsia="Calibri" w:cs="TH Krub" w:ascii="TH Krub" w:hAnsi="TH Krub"/>
+                <w:kern w:val="2"/>
+                <w:sz w:val="28"/>
+                <w:szCs w:val="28"/>
+                <w:lang w:val="en-US" w:eastAsia="en-US" w:bidi="th-TH"/>
+              </w:rPr>
+              <w:t xml:space="preserve">135–169) — </w:t>
+            </w:r>
+            <w:r>
+              <w:rPr>
+                <w:rFonts w:ascii="TH Krub" w:hAnsi="TH Krub" w:eastAsia="Calibri" w:cs="TH Krub"/>
+                <w:kern w:val="2"/>
+                <w:sz w:val="28"/>
+                <w:szCs w:val="28"/>
+                <w:lang w:val="en-US" w:eastAsia="en-US" w:bidi="th-TH"/>
+              </w:rPr>
+              <w:t xml:space="preserve">คัดลอกคู่ </w:t>
+            </w:r>
+            <w:r>
+              <w:rPr>
+                <w:rFonts w:eastAsia="Calibri" w:cs="TH Krub" w:ascii="TH Krub" w:hAnsi="TH Krub"/>
+                <w:kern w:val="2"/>
+                <w:sz w:val="28"/>
+                <w:szCs w:val="28"/>
+                <w:lang w:val="en-US" w:eastAsia="en-US" w:bidi="th-TH"/>
+              </w:rPr>
+              <w:t xml:space="preserve">image+label </w:t>
+            </w:r>
+            <w:r>
+              <w:rPr>
+                <w:rFonts w:ascii="TH Krub" w:hAnsi="TH Krub" w:eastAsia="Calibri" w:cs="TH Krub"/>
+                <w:kern w:val="2"/>
+                <w:sz w:val="28"/>
+                <w:szCs w:val="28"/>
+                <w:lang w:val="en-US" w:eastAsia="en-US" w:bidi="th-TH"/>
+              </w:rPr>
+              <w:t xml:space="preserve">ที่เลือกไว้ไปยัง </w:t>
+            </w:r>
+            <w:r>
+              <w:rPr>
+                <w:rFonts w:eastAsia="Calibri" w:cs="TH Krub" w:ascii="TH Krub" w:hAnsi="TH Krub"/>
+                <w:kern w:val="2"/>
+                <w:sz w:val="28"/>
+                <w:szCs w:val="28"/>
+                <w:lang w:val="en-US" w:eastAsia="en-US" w:bidi="th-TH"/>
+              </w:rPr>
+              <w:t xml:space="preserve">&lt;dst&gt;/{train,valid,test}/{images,labels} </w:t>
+            </w:r>
+            <w:r>
+              <w:rPr>
+                <w:rFonts w:ascii="TH Krub" w:hAnsi="TH Krub" w:eastAsia="Calibri" w:cs="TH Krub"/>
+                <w:kern w:val="2"/>
+                <w:sz w:val="28"/>
+                <w:szCs w:val="28"/>
+                <w:lang w:val="en-US" w:eastAsia="en-US" w:bidi="th-TH"/>
+              </w:rPr>
+              <w:t xml:space="preserve">จากนั้นเขียนไฟล์ </w:t>
+            </w:r>
+            <w:r>
+              <w:rPr>
+                <w:rFonts w:eastAsia="Calibri" w:cs="TH Krub" w:ascii="TH Krub" w:hAnsi="TH Krub"/>
+                <w:kern w:val="2"/>
+                <w:sz w:val="28"/>
+                <w:szCs w:val="28"/>
+                <w:lang w:val="en-US" w:eastAsia="en-US" w:bidi="th-TH"/>
+              </w:rPr>
+              <w:t xml:space="preserve">data.yaml </w:t>
+            </w:r>
+            <w:r>
+              <w:rPr>
+                <w:rFonts w:ascii="TH Krub" w:hAnsi="TH Krub" w:eastAsia="Calibri" w:cs="TH Krub"/>
+                <w:kern w:val="2"/>
+                <w:sz w:val="28"/>
+                <w:szCs w:val="28"/>
+                <w:lang w:val="en-US" w:eastAsia="en-US" w:bidi="th-TH"/>
+              </w:rPr>
+              <w:t xml:space="preserve">ใหม่โดยนำ </w:t>
+            </w:r>
+            <w:r>
+              <w:rPr>
+                <w:rFonts w:eastAsia="Calibri" w:cs="TH Krub" w:ascii="TH Krub" w:hAnsi="TH Krub"/>
+                <w:kern w:val="2"/>
+                <w:sz w:val="28"/>
+                <w:szCs w:val="28"/>
+                <w:lang w:val="en-US" w:eastAsia="en-US" w:bidi="th-TH"/>
+              </w:rPr>
+              <w:t>nc/names (</w:t>
+            </w:r>
+            <w:r>
+              <w:rPr>
+                <w:rFonts w:ascii="TH Krub" w:hAnsi="TH Krub" w:eastAsia="Calibri" w:cs="TH Krub"/>
+                <w:kern w:val="2"/>
+                <w:sz w:val="28"/>
+                <w:szCs w:val="28"/>
+                <w:lang w:val="en-US" w:eastAsia="en-US" w:bidi="th-TH"/>
+              </w:rPr>
+              <w:t xml:space="preserve">รายการ </w:t>
+            </w:r>
+            <w:r>
+              <w:rPr>
+                <w:rFonts w:eastAsia="Calibri" w:cs="TH Krub" w:ascii="TH Krub" w:hAnsi="TH Krub"/>
+                <w:kern w:val="2"/>
+                <w:sz w:val="28"/>
+                <w:szCs w:val="28"/>
+                <w:lang w:val="en-US" w:eastAsia="en-US" w:bidi="th-TH"/>
+              </w:rPr>
+              <w:t xml:space="preserve">class) </w:t>
+            </w:r>
+            <w:r>
+              <w:rPr>
+                <w:rFonts w:ascii="TH Krub" w:hAnsi="TH Krub" w:eastAsia="Calibri" w:cs="TH Krub"/>
+                <w:kern w:val="2"/>
+                <w:sz w:val="28"/>
+                <w:szCs w:val="28"/>
+                <w:lang w:val="en-US" w:eastAsia="en-US" w:bidi="th-TH"/>
+              </w:rPr>
+              <w:t xml:space="preserve">จากไฟล์ต้นฉบับมาใช้ซ้ำ เพื่อให้ผลลัพธ์เป็น </w:t>
+            </w:r>
+            <w:r>
+              <w:rPr>
+                <w:rFonts w:eastAsia="Calibri" w:cs="TH Krub" w:ascii="TH Krub" w:hAnsi="TH Krub"/>
+                <w:kern w:val="2"/>
+                <w:sz w:val="28"/>
+                <w:szCs w:val="28"/>
+                <w:lang w:val="en-US" w:eastAsia="en-US" w:bidi="th-TH"/>
+              </w:rPr>
+              <w:t xml:space="preserve">dataset </w:t>
+            </w:r>
+            <w:r>
+              <w:rPr>
+                <w:rFonts w:ascii="TH Krub" w:hAnsi="TH Krub" w:eastAsia="Calibri" w:cs="TH Krub"/>
+                <w:kern w:val="2"/>
+                <w:sz w:val="28"/>
+                <w:szCs w:val="28"/>
+                <w:lang w:val="en-US" w:eastAsia="en-US" w:bidi="th-TH"/>
+              </w:rPr>
+              <w:t xml:space="preserve">แบบ </w:t>
+            </w:r>
+            <w:r>
+              <w:rPr>
+                <w:rFonts w:eastAsia="Calibri" w:cs="TH Krub" w:ascii="TH Krub" w:hAnsi="TH Krub"/>
+                <w:kern w:val="2"/>
+                <w:sz w:val="28"/>
+                <w:szCs w:val="28"/>
+                <w:lang w:val="en-US" w:eastAsia="en-US" w:bidi="th-TH"/>
+              </w:rPr>
+              <w:t xml:space="preserve">YOLO </w:t>
+            </w:r>
+            <w:r>
+              <w:rPr>
+                <w:rFonts w:ascii="TH Krub" w:hAnsi="TH Krub" w:eastAsia="Calibri" w:cs="TH Krub"/>
+                <w:kern w:val="2"/>
+                <w:sz w:val="28"/>
+                <w:szCs w:val="28"/>
+                <w:lang w:val="en-US" w:eastAsia="en-US" w:bidi="th-TH"/>
+              </w:rPr>
+              <w:t>ที่พร้อมนำไปฝึกได้ทันที</w:t>
+            </w:r>
+          </w:p>
+          <w:p>
+            <w:pPr>
+              <w:pStyle w:val="Normal"/>
+              <w:widowControl/>
+              <w:spacing w:lineRule="auto" w:line="240" w:before="0" w:after="0"/>
+              <w:jc w:val="start"/>
+              <w:rPr>
+                <w:rFonts w:ascii="TH Krub" w:hAnsi="TH Krub" w:eastAsia="Calibri" w:cs="TH Krub"/>
+                <w:kern w:val="2"/>
+                <w:sz w:val="28"/>
+                <w:szCs w:val="28"/>
+                <w:lang w:val="en-US" w:eastAsia="en-US" w:bidi="th-TH"/>
+              </w:rPr>
+            </w:pPr>
+            <w:r>
+              <w:rPr>
+                <w:rFonts w:eastAsia="Calibri" w:cs="TH Krub" w:ascii="TH Krub" w:hAnsi="TH Krub"/>
+                <w:kern w:val="2"/>
+                <w:sz w:val="28"/>
+                <w:szCs w:val="28"/>
+                <w:lang w:val="en-US" w:eastAsia="en-US" w:bidi="th-TH"/>
+              </w:rPr>
+              <w:t xml:space="preserve">main() — </w:t>
+            </w:r>
+            <w:r>
+              <w:rPr>
+                <w:rFonts w:ascii="TH Krub" w:hAnsi="TH Krub" w:eastAsia="Calibri" w:cs="TH Krub"/>
+                <w:kern w:val="2"/>
+                <w:sz w:val="28"/>
+                <w:szCs w:val="28"/>
+                <w:lang w:val="en-US" w:eastAsia="en-US" w:bidi="th-TH"/>
+              </w:rPr>
+              <w:t xml:space="preserve">เชื่อมทุกอย่างเข้าด้วยกัน พิมพ์ตารางสรุป และตั้งค่า </w:t>
+            </w:r>
+            <w:r>
+              <w:rPr>
+                <w:rFonts w:eastAsia="Calibri" w:cs="TH Krub" w:ascii="TH Krub" w:hAnsi="TH Krub"/>
+                <w:kern w:val="2"/>
+                <w:sz w:val="28"/>
+                <w:szCs w:val="28"/>
+                <w:lang w:val="en-US" w:eastAsia="en-US" w:bidi="th-TH"/>
+              </w:rPr>
+              <w:t xml:space="preserve">default </w:t>
+            </w:r>
+            <w:r>
+              <w:rPr>
+                <w:rFonts w:ascii="TH Krub" w:hAnsi="TH Krub" w:eastAsia="Calibri" w:cs="TH Krub"/>
+                <w:kern w:val="2"/>
+                <w:sz w:val="28"/>
+                <w:szCs w:val="28"/>
+                <w:lang w:val="en-US" w:eastAsia="en-US" w:bidi="th-TH"/>
+              </w:rPr>
+              <w:t xml:space="preserve">ของ </w:t>
+            </w:r>
+            <w:r>
+              <w:rPr>
+                <w:rFonts w:eastAsia="Calibri" w:cs="TH Krub" w:ascii="TH Krub" w:hAnsi="TH Krub"/>
+                <w:kern w:val="2"/>
+                <w:sz w:val="28"/>
+                <w:szCs w:val="28"/>
+                <w:lang w:val="en-US" w:eastAsia="en-US" w:bidi="th-TH"/>
+              </w:rPr>
+              <w:t xml:space="preserve">--src/--dst </w:t>
+            </w:r>
+            <w:r>
+              <w:rPr>
+                <w:rFonts w:ascii="TH Krub" w:hAnsi="TH Krub" w:eastAsia="Calibri" w:cs="TH Krub"/>
+                <w:kern w:val="2"/>
+                <w:sz w:val="28"/>
+                <w:szCs w:val="28"/>
+                <w:lang w:val="en-US" w:eastAsia="en-US" w:bidi="th-TH"/>
+              </w:rPr>
+              <w:t xml:space="preserve">เป็น </w:t>
+            </w:r>
+            <w:r>
+              <w:rPr>
+                <w:rFonts w:eastAsia="Calibri" w:cs="TH Krub" w:ascii="TH Krub" w:hAnsi="TH Krub"/>
+                <w:kern w:val="2"/>
+                <w:sz w:val="28"/>
+                <w:szCs w:val="28"/>
+                <w:lang w:val="en-US" w:eastAsia="en-US" w:bidi="th-TH"/>
+              </w:rPr>
+              <w:t xml:space="preserve">myDogs2 / myDogs2_split_70_15_15 </w:t>
+            </w:r>
+            <w:r>
+              <w:rPr>
+                <w:rFonts w:ascii="TH Krub" w:hAnsi="TH Krub" w:eastAsia="Calibri" w:cs="TH Krub"/>
+                <w:kern w:val="2"/>
+                <w:sz w:val="28"/>
+                <w:szCs w:val="28"/>
+                <w:lang w:val="en-US" w:eastAsia="en-US" w:bidi="th-TH"/>
+              </w:rPr>
+              <w:t xml:space="preserve">ที่อยู่ข้างๆ ตัวสคริปต์ </w:t>
+            </w:r>
+            <w:r>
+              <w:rPr>
+                <w:rFonts w:eastAsia="Calibri" w:cs="TH Krub" w:ascii="TH Krub" w:hAnsi="TH Krub"/>
+                <w:kern w:val="2"/>
+                <w:sz w:val="28"/>
+                <w:szCs w:val="28"/>
+                <w:lang w:val="en-US" w:eastAsia="en-US" w:bidi="th-TH"/>
+              </w:rPr>
+              <w:t>(</w:t>
+            </w:r>
+            <w:r>
+              <w:rPr>
+                <w:rFonts w:ascii="TH Krub" w:hAnsi="TH Krub" w:eastAsia="Calibri" w:cs="TH Krub"/>
+                <w:kern w:val="2"/>
+                <w:sz w:val="28"/>
+                <w:szCs w:val="28"/>
+                <w:lang w:val="en-US" w:eastAsia="en-US" w:bidi="th-TH"/>
+              </w:rPr>
+              <w:t xml:space="preserve">ผ่าน </w:t>
+            </w:r>
+            <w:r>
+              <w:rPr>
+                <w:rFonts w:eastAsia="Calibri" w:cs="TH Krub" w:ascii="TH Krub" w:hAnsi="TH Krub"/>
+                <w:kern w:val="2"/>
+                <w:sz w:val="28"/>
+                <w:szCs w:val="28"/>
+                <w:lang w:val="en-US" w:eastAsia="en-US" w:bidi="th-TH"/>
+              </w:rPr>
+              <w:t xml:space="preserve">SCRIPT_DIR </w:t>
+            </w:r>
+            <w:r>
+              <w:rPr>
+                <w:rFonts w:ascii="TH Krub" w:hAnsi="TH Krub" w:eastAsia="Calibri" w:cs="TH Krub"/>
+                <w:kern w:val="2"/>
+                <w:sz w:val="28"/>
+                <w:szCs w:val="28"/>
+                <w:lang w:val="en-US" w:eastAsia="en-US" w:bidi="th-TH"/>
+              </w:rPr>
+              <w:t>ทำให้มันทำงานได้ไม่ว่าจะรันจากไดเรกทอรีไหนก็ตาม</w:t>
+            </w:r>
+            <w:r>
+              <w:rPr>
+                <w:rFonts w:eastAsia="Calibri" w:cs="TH Krub" w:ascii="TH Krub" w:hAnsi="TH Krub"/>
+                <w:kern w:val="2"/>
+                <w:sz w:val="28"/>
+                <w:szCs w:val="28"/>
+                <w:lang w:val="en-US" w:eastAsia="en-US" w:bidi="th-TH"/>
+              </w:rPr>
+              <w:t>)</w:t>
+            </w:r>
+          </w:p>
+          <w:p>
+            <w:pPr>
+              <w:pStyle w:val="Normal"/>
+              <w:widowControl/>
+              <w:spacing w:lineRule="auto" w:line="240" w:before="0" w:after="0"/>
+              <w:jc w:val="start"/>
+              <w:rPr>
+                <w:rFonts w:ascii="TH Krub" w:hAnsi="TH Krub" w:eastAsia="Calibri" w:cs="TH Krub"/>
+                <w:kern w:val="2"/>
+                <w:sz w:val="28"/>
+                <w:szCs w:val="28"/>
+                <w:lang w:val="en-US" w:eastAsia="en-US" w:bidi="th-TH"/>
+              </w:rPr>
+            </w:pPr>
+            <w:r>
+              <w:rPr>
+                <w:rFonts w:eastAsia="Calibri" w:cs="TH Krub" w:ascii="TH Krub" w:hAnsi="TH Krub"/>
+                <w:kern w:val="2"/>
+                <w:sz w:val="28"/>
+                <w:szCs w:val="28"/>
+                <w:lang w:val="en-US" w:eastAsia="en-US" w:bidi="th-TH"/>
+              </w:rPr>
+            </w:r>
+          </w:p>
+          <w:p>
+            <w:pPr>
+              <w:pStyle w:val="Normal"/>
+              <w:widowControl/>
+              <w:spacing w:lineRule="auto" w:line="240" w:before="0" w:after="0"/>
+              <w:jc w:val="start"/>
+              <w:rPr>
+                <w:rFonts w:ascii="TH Krub" w:hAnsi="TH Krub" w:eastAsia="Calibri" w:cs="TH Krub"/>
+                <w:kern w:val="2"/>
+                <w:sz w:val="28"/>
+                <w:szCs w:val="28"/>
+                <w:lang w:val="en-US" w:eastAsia="en-US" w:bidi="th-TH"/>
+              </w:rPr>
+            </w:pPr>
+            <w:r>
+              <w:rPr>
+                <w:rFonts w:eastAsia="Calibri" w:cs="TH Krub" w:ascii="TH Krub" w:hAnsi="TH Krub"/>
+                <w:kern w:val="2"/>
+                <w:sz w:val="28"/>
+                <w:szCs w:val="28"/>
+                <w:lang w:val="en-US" w:eastAsia="en-US" w:bidi="th-TH"/>
+              </w:rPr>
+            </w:r>
+          </w:p>
+          <w:p>
+            <w:pPr>
+              <w:pStyle w:val="Normal"/>
+              <w:widowControl/>
+              <w:spacing w:lineRule="auto" w:line="240" w:before="0" w:after="0"/>
+              <w:jc w:val="start"/>
+              <w:rPr>
+                <w:rFonts w:ascii="TH Krub" w:hAnsi="TH Krub" w:eastAsia="Calibri" w:cs="TH Krub"/>
+                <w:kern w:val="2"/>
+                <w:sz w:val="28"/>
+                <w:szCs w:val="28"/>
+                <w:lang w:val="en-US" w:eastAsia="en-US" w:bidi="th-TH"/>
+              </w:rPr>
+            </w:pPr>
+            <w:r>
+              <w:rPr>
+                <w:rFonts w:ascii="TH Krub" w:hAnsi="TH Krub" w:eastAsia="Calibri" w:cs="TH Krub"/>
+                <w:kern w:val="2"/>
+                <w:sz w:val="28"/>
+                <w:szCs w:val="28"/>
+                <w:lang w:val="en-US" w:eastAsia="en-US" w:bidi="th-TH"/>
+              </w:rPr>
+              <w:t>เป้าหมาย</w:t>
+            </w:r>
+            <w:r>
+              <w:rPr>
+                <w:rFonts w:eastAsia="Calibri" w:cs="TH Krub" w:ascii="TH Krub" w:hAnsi="TH Krub"/>
+                <w:kern w:val="2"/>
+                <w:sz w:val="28"/>
+                <w:szCs w:val="28"/>
+                <w:lang w:val="en-US" w:eastAsia="en-US" w:bidi="th-TH"/>
+              </w:rPr>
+              <w:t xml:space="preserve">: </w:t>
+            </w:r>
+            <w:r>
+              <w:rPr>
+                <w:rFonts w:ascii="TH Krub" w:hAnsi="TH Krub" w:eastAsia="Calibri" w:cs="TH Krub"/>
+                <w:kern w:val="2"/>
+                <w:sz w:val="28"/>
+                <w:szCs w:val="28"/>
+                <w:lang w:val="en-US" w:eastAsia="en-US" w:bidi="th-TH"/>
+              </w:rPr>
+              <w:t xml:space="preserve">นำ </w:t>
+            </w:r>
+            <w:r>
+              <w:rPr>
+                <w:rFonts w:eastAsia="Calibri" w:cs="TH Krub" w:ascii="TH Krub" w:hAnsi="TH Krub"/>
+                <w:kern w:val="2"/>
+                <w:sz w:val="28"/>
+                <w:szCs w:val="28"/>
+                <w:lang w:val="en-US" w:eastAsia="en-US" w:bidi="th-TH"/>
+              </w:rPr>
+              <w:t xml:space="preserve">augmentation </w:t>
+            </w:r>
+            <w:r>
+              <w:rPr>
+                <w:rFonts w:ascii="TH Krub" w:hAnsi="TH Krub" w:eastAsia="Calibri" w:cs="TH Krub"/>
+                <w:kern w:val="2"/>
+                <w:sz w:val="28"/>
+                <w:szCs w:val="28"/>
+                <w:lang w:val="en-US" w:eastAsia="en-US" w:bidi="th-TH"/>
+              </w:rPr>
+              <w:t xml:space="preserve">ที่ใช้กันบ่อยหลายแบบมาใช้กับภาพตัวอย่างหนึ่งภาพ แล้วแปลง </w:t>
+            </w:r>
+            <w:r>
+              <w:rPr>
+                <w:rFonts w:eastAsia="Calibri" w:cs="TH Krub" w:ascii="TH Krub" w:hAnsi="TH Krub"/>
+                <w:kern w:val="2"/>
+                <w:sz w:val="28"/>
+                <w:szCs w:val="28"/>
+                <w:lang w:val="en-US" w:eastAsia="en-US" w:bidi="th-TH"/>
+              </w:rPr>
+              <w:t xml:space="preserve">YOLO bounding box </w:t>
+            </w:r>
+            <w:r>
+              <w:rPr>
+                <w:rFonts w:ascii="TH Krub" w:hAnsi="TH Krub" w:eastAsia="Calibri" w:cs="TH Krub"/>
+                <w:kern w:val="2"/>
+                <w:sz w:val="28"/>
+                <w:szCs w:val="28"/>
+                <w:lang w:val="en-US" w:eastAsia="en-US" w:bidi="th-TH"/>
+              </w:rPr>
+              <w:t xml:space="preserve">ของมันผ่านการแปลงเชิงเรขาคณิตชุดเดียวกันเป๊ะๆ และพิสูจน์ให้เห็นว่ากล่องยังเกาะติดตามวัตถุได้อยู่หลังการแปลง </w:t>
+            </w:r>
+            <w:r>
+              <w:rPr>
+                <w:rFonts w:eastAsia="Calibri" w:cs="TH Krub" w:ascii="TH Krub" w:hAnsi="TH Krub"/>
+                <w:kern w:val="2"/>
+                <w:sz w:val="28"/>
+                <w:szCs w:val="28"/>
+                <w:lang w:val="en-US" w:eastAsia="en-US" w:bidi="th-TH"/>
+              </w:rPr>
+              <w:t>(</w:t>
+            </w:r>
+            <w:r>
+              <w:rPr>
+                <w:rFonts w:ascii="TH Krub" w:hAnsi="TH Krub" w:eastAsia="Calibri" w:cs="TH Krub"/>
+                <w:kern w:val="2"/>
+                <w:sz w:val="28"/>
+                <w:szCs w:val="28"/>
+                <w:lang w:val="en-US" w:eastAsia="en-US" w:bidi="th-TH"/>
+              </w:rPr>
+              <w:t xml:space="preserve">แทนที่จะเชื่อ </w:t>
+            </w:r>
+            <w:r>
+              <w:rPr>
+                <w:rFonts w:eastAsia="Calibri" w:cs="TH Krub" w:ascii="TH Krub" w:hAnsi="TH Krub"/>
+                <w:kern w:val="2"/>
+                <w:sz w:val="28"/>
+                <w:szCs w:val="28"/>
+                <w:lang w:val="en-US" w:eastAsia="en-US" w:bidi="th-TH"/>
+              </w:rPr>
+              <w:t xml:space="preserve">library </w:t>
+            </w:r>
+            <w:r>
+              <w:rPr>
+                <w:rFonts w:ascii="TH Krub" w:hAnsi="TH Krub" w:eastAsia="Calibri" w:cs="TH Krub"/>
+                <w:kern w:val="2"/>
+                <w:sz w:val="28"/>
+                <w:szCs w:val="28"/>
+                <w:lang w:val="en-US" w:eastAsia="en-US" w:bidi="th-TH"/>
+              </w:rPr>
+              <w:t xml:space="preserve">ทำ </w:t>
+            </w:r>
+            <w:r>
+              <w:rPr>
+                <w:rFonts w:eastAsia="Calibri" w:cs="TH Krub" w:ascii="TH Krub" w:hAnsi="TH Krub"/>
+                <w:kern w:val="2"/>
+                <w:sz w:val="28"/>
+                <w:szCs w:val="28"/>
+                <w:lang w:val="en-US" w:eastAsia="en-US" w:bidi="th-TH"/>
+              </w:rPr>
+              <w:t xml:space="preserve">augmentation </w:t>
+            </w:r>
+            <w:r>
+              <w:rPr>
+                <w:rFonts w:ascii="TH Krub" w:hAnsi="TH Krub" w:eastAsia="Calibri" w:cs="TH Krub"/>
+                <w:kern w:val="2"/>
+                <w:sz w:val="28"/>
+                <w:szCs w:val="28"/>
+                <w:lang w:val="en-US" w:eastAsia="en-US" w:bidi="th-TH"/>
+              </w:rPr>
+              <w:t>แบบหลับหูหลับตา</w:t>
+            </w:r>
+            <w:r>
+              <w:rPr>
+                <w:rFonts w:eastAsia="Calibri" w:cs="TH Krub" w:ascii="TH Krub" w:hAnsi="TH Krub"/>
+                <w:kern w:val="2"/>
+                <w:sz w:val="28"/>
+                <w:szCs w:val="28"/>
+                <w:lang w:val="en-US" w:eastAsia="en-US" w:bidi="th-TH"/>
+              </w:rPr>
+              <w:t>)</w:t>
+            </w:r>
+          </w:p>
+          <w:p>
+            <w:pPr>
+              <w:pStyle w:val="Normal"/>
+              <w:widowControl/>
+              <w:spacing w:lineRule="auto" w:line="240" w:before="0" w:after="0"/>
+              <w:jc w:val="start"/>
+              <w:rPr>
+                <w:rFonts w:ascii="TH Krub" w:hAnsi="TH Krub" w:eastAsia="Calibri" w:cs="TH Krub"/>
+                <w:kern w:val="2"/>
+                <w:sz w:val="28"/>
+                <w:szCs w:val="28"/>
+                <w:lang w:val="en-US" w:eastAsia="en-US" w:bidi="th-TH"/>
+              </w:rPr>
+            </w:pPr>
+            <w:r>
+              <w:rPr>
+                <w:rFonts w:eastAsia="Calibri" w:cs="TH Krub" w:ascii="TH Krub" w:hAnsi="TH Krub"/>
+                <w:kern w:val="2"/>
+                <w:sz w:val="28"/>
+                <w:szCs w:val="28"/>
+                <w:lang w:val="en-US" w:eastAsia="en-US" w:bidi="th-TH"/>
+              </w:rPr>
+            </w:r>
+          </w:p>
+          <w:p>
+            <w:pPr>
+              <w:pStyle w:val="Normal"/>
+              <w:widowControl/>
+              <w:spacing w:lineRule="auto" w:line="240" w:before="0" w:after="0"/>
+              <w:jc w:val="start"/>
+              <w:rPr>
+                <w:rFonts w:ascii="TH Krub" w:hAnsi="TH Krub" w:eastAsia="Calibri" w:cs="TH Krub"/>
+                <w:kern w:val="2"/>
+                <w:sz w:val="28"/>
+                <w:szCs w:val="28"/>
+                <w:lang w:val="en-US" w:eastAsia="en-US" w:bidi="th-TH"/>
+              </w:rPr>
+            </w:pPr>
+            <w:r>
+              <w:rPr>
+                <w:rFonts w:ascii="TH Krub" w:hAnsi="TH Krub" w:eastAsia="Calibri" w:cs="TH Krub"/>
+                <w:kern w:val="2"/>
+                <w:sz w:val="28"/>
+                <w:szCs w:val="28"/>
+                <w:lang w:val="en-US" w:eastAsia="en-US" w:bidi="th-TH"/>
+              </w:rPr>
+              <w:t>การเดินอธิบายโค้ด</w:t>
+            </w:r>
+            <w:r>
+              <w:rPr>
+                <w:rFonts w:eastAsia="Calibri" w:cs="TH Krub" w:ascii="TH Krub" w:hAnsi="TH Krub"/>
+                <w:kern w:val="2"/>
+                <w:sz w:val="28"/>
+                <w:szCs w:val="28"/>
+                <w:lang w:val="en-US" w:eastAsia="en-US" w:bidi="th-TH"/>
+              </w:rPr>
+              <w:t>:</w:t>
+            </w:r>
+          </w:p>
+          <w:p>
+            <w:pPr>
+              <w:pStyle w:val="Normal"/>
+              <w:widowControl/>
+              <w:spacing w:lineRule="auto" w:line="240" w:before="0" w:after="0"/>
+              <w:jc w:val="start"/>
+              <w:rPr>
+                <w:rFonts w:ascii="TH Krub" w:hAnsi="TH Krub" w:eastAsia="Calibri" w:cs="TH Krub"/>
+                <w:kern w:val="2"/>
+                <w:sz w:val="28"/>
+                <w:szCs w:val="28"/>
+                <w:lang w:val="en-US" w:eastAsia="en-US" w:bidi="th-TH"/>
+              </w:rPr>
+            </w:pPr>
+            <w:r>
+              <w:rPr>
+                <w:rFonts w:eastAsia="Calibri" w:cs="TH Krub" w:ascii="TH Krub" w:hAnsi="TH Krub"/>
+                <w:kern w:val="2"/>
+                <w:sz w:val="28"/>
+                <w:szCs w:val="28"/>
+                <w:lang w:val="en-US" w:eastAsia="en-US" w:bidi="th-TH"/>
+              </w:rPr>
+            </w:r>
+          </w:p>
+          <w:p>
+            <w:pPr>
+              <w:pStyle w:val="Normal"/>
+              <w:widowControl/>
+              <w:spacing w:lineRule="auto" w:line="240" w:before="0" w:after="0"/>
+              <w:jc w:val="start"/>
+              <w:rPr>
+                <w:rFonts w:ascii="TH Krub" w:hAnsi="TH Krub" w:eastAsia="Calibri" w:cs="TH Krub"/>
+                <w:kern w:val="2"/>
+                <w:sz w:val="28"/>
+                <w:szCs w:val="28"/>
+                <w:lang w:val="en-US" w:eastAsia="en-US" w:bidi="th-TH"/>
+              </w:rPr>
+            </w:pPr>
+            <w:r>
+              <w:rPr>
+                <w:rFonts w:ascii="TH Krub" w:hAnsi="TH Krub" w:eastAsia="Calibri" w:cs="TH Krub"/>
+                <w:kern w:val="2"/>
+                <w:sz w:val="28"/>
+                <w:szCs w:val="28"/>
+                <w:lang w:val="en-US" w:eastAsia="en-US" w:bidi="th-TH"/>
+              </w:rPr>
+              <w:t xml:space="preserve">ฟังก์ชันช่วยจัดการ </w:t>
+            </w:r>
+            <w:r>
+              <w:rPr>
+                <w:rFonts w:eastAsia="Calibri" w:cs="TH Krub" w:ascii="TH Krub" w:hAnsi="TH Krub"/>
+                <w:kern w:val="2"/>
+                <w:sz w:val="28"/>
+                <w:szCs w:val="28"/>
+                <w:lang w:val="en-US" w:eastAsia="en-US" w:bidi="th-TH"/>
+              </w:rPr>
+              <w:t>YOLO box (</w:t>
+            </w:r>
+            <w:r>
+              <w:rPr>
+                <w:rFonts w:ascii="TH Krub" w:hAnsi="TH Krub" w:eastAsia="Calibri" w:cs="TH Krub"/>
+                <w:kern w:val="2"/>
+                <w:sz w:val="28"/>
+                <w:szCs w:val="28"/>
+                <w:lang w:val="en-US" w:eastAsia="en-US" w:bidi="th-TH"/>
+              </w:rPr>
+              <w:t xml:space="preserve">บรรทัด </w:t>
+            </w:r>
+            <w:r>
+              <w:rPr>
+                <w:rFonts w:eastAsia="Calibri" w:cs="TH Krub" w:ascii="TH Krub" w:hAnsi="TH Krub"/>
+                <w:kern w:val="2"/>
+                <w:sz w:val="28"/>
+                <w:szCs w:val="28"/>
+                <w:lang w:val="en-US" w:eastAsia="en-US" w:bidi="th-TH"/>
+              </w:rPr>
+              <w:t>28–52)</w:t>
+            </w:r>
+          </w:p>
+          <w:p>
+            <w:pPr>
+              <w:pStyle w:val="Normal"/>
+              <w:widowControl/>
+              <w:spacing w:lineRule="auto" w:line="240" w:before="0" w:after="0"/>
+              <w:jc w:val="start"/>
+              <w:rPr>
+                <w:rFonts w:ascii="TH Krub" w:hAnsi="TH Krub" w:eastAsia="Calibri" w:cs="TH Krub"/>
+                <w:kern w:val="2"/>
+                <w:sz w:val="28"/>
+                <w:szCs w:val="28"/>
+                <w:lang w:val="en-US" w:eastAsia="en-US" w:bidi="th-TH"/>
+              </w:rPr>
+            </w:pPr>
+            <w:r>
+              <w:rPr>
+                <w:rFonts w:eastAsia="Calibri" w:cs="TH Krub" w:ascii="TH Krub" w:hAnsi="TH Krub"/>
+                <w:kern w:val="2"/>
+                <w:sz w:val="28"/>
+                <w:szCs w:val="28"/>
+                <w:lang w:val="en-US" w:eastAsia="en-US" w:bidi="th-TH"/>
+              </w:rPr>
+              <w:t xml:space="preserve">load_yolo_labels — </w:t>
+            </w:r>
+            <w:r>
+              <w:rPr>
+                <w:rFonts w:ascii="TH Krub" w:hAnsi="TH Krub" w:eastAsia="Calibri" w:cs="TH Krub"/>
+                <w:kern w:val="2"/>
+                <w:sz w:val="28"/>
+                <w:szCs w:val="28"/>
+                <w:lang w:val="en-US" w:eastAsia="en-US" w:bidi="th-TH"/>
+              </w:rPr>
+              <w:t xml:space="preserve">อ่านไฟล์ </w:t>
+            </w:r>
+            <w:r>
+              <w:rPr>
+                <w:rFonts w:eastAsia="Calibri" w:cs="TH Krub" w:ascii="TH Krub" w:hAnsi="TH Krub"/>
+                <w:kern w:val="2"/>
+                <w:sz w:val="28"/>
+                <w:szCs w:val="28"/>
+                <w:lang w:val="en-US" w:eastAsia="en-US" w:bidi="th-TH"/>
+              </w:rPr>
+              <w:t xml:space="preserve">label .txt </w:t>
+            </w:r>
+            <w:r>
+              <w:rPr>
+                <w:rFonts w:ascii="TH Krub" w:hAnsi="TH Krub" w:eastAsia="Calibri" w:cs="TH Krub"/>
+                <w:kern w:val="2"/>
+                <w:sz w:val="28"/>
+                <w:szCs w:val="28"/>
+                <w:lang w:val="en-US" w:eastAsia="en-US" w:bidi="th-TH"/>
+              </w:rPr>
+              <w:t xml:space="preserve">เข้ามาเป็น </w:t>
+            </w:r>
+            <w:r>
+              <w:rPr>
+                <w:rFonts w:eastAsia="Calibri" w:cs="TH Krub" w:ascii="TH Krub" w:hAnsi="TH Krub"/>
+                <w:kern w:val="2"/>
+                <w:sz w:val="28"/>
+                <w:szCs w:val="28"/>
+                <w:lang w:val="en-US" w:eastAsia="en-US" w:bidi="th-TH"/>
+              </w:rPr>
+              <w:t xml:space="preserve">tuple (class_id, x_center, y_center, w, h) </w:t>
+            </w:r>
+            <w:r>
+              <w:rPr>
+                <w:rFonts w:ascii="TH Krub" w:hAnsi="TH Krub" w:eastAsia="Calibri" w:cs="TH Krub"/>
+                <w:kern w:val="2"/>
+                <w:sz w:val="28"/>
+                <w:szCs w:val="28"/>
+                <w:lang w:val="en-US" w:eastAsia="en-US" w:bidi="th-TH"/>
+              </w:rPr>
+              <w:t xml:space="preserve">โดยทุกค่าถูก </w:t>
+            </w:r>
+            <w:r>
+              <w:rPr>
+                <w:rFonts w:eastAsia="Calibri" w:cs="TH Krub" w:ascii="TH Krub" w:hAnsi="TH Krub"/>
+                <w:kern w:val="2"/>
+                <w:sz w:val="28"/>
+                <w:szCs w:val="28"/>
+                <w:lang w:val="en-US" w:eastAsia="en-US" w:bidi="th-TH"/>
+              </w:rPr>
+              <w:t xml:space="preserve">normalize </w:t>
+            </w:r>
+            <w:r>
+              <w:rPr>
+                <w:rFonts w:ascii="TH Krub" w:hAnsi="TH Krub" w:eastAsia="Calibri" w:cs="TH Krub"/>
+                <w:kern w:val="2"/>
+                <w:sz w:val="28"/>
+                <w:szCs w:val="28"/>
+                <w:lang w:val="en-US" w:eastAsia="en-US" w:bidi="th-TH"/>
+              </w:rPr>
+              <w:t xml:space="preserve">อยู่ในช่วง </w:t>
+            </w:r>
+            <w:r>
+              <w:rPr>
+                <w:rFonts w:eastAsia="Calibri" w:cs="TH Krub" w:ascii="TH Krub" w:hAnsi="TH Krub"/>
+                <w:kern w:val="2"/>
+                <w:sz w:val="28"/>
+                <w:szCs w:val="28"/>
+                <w:lang w:val="en-US" w:eastAsia="en-US" w:bidi="th-TH"/>
+              </w:rPr>
+              <w:t>0–1</w:t>
+            </w:r>
+          </w:p>
+          <w:p>
+            <w:pPr>
+              <w:pStyle w:val="Normal"/>
+              <w:widowControl/>
+              <w:spacing w:lineRule="auto" w:line="240" w:before="0" w:after="0"/>
+              <w:jc w:val="start"/>
+              <w:rPr>
+                <w:rFonts w:ascii="TH Krub" w:hAnsi="TH Krub" w:eastAsia="Calibri" w:cs="TH Krub"/>
+                <w:kern w:val="2"/>
+                <w:sz w:val="28"/>
+                <w:szCs w:val="28"/>
+                <w:lang w:val="en-US" w:eastAsia="en-US" w:bidi="th-TH"/>
+              </w:rPr>
+            </w:pPr>
+            <w:r>
+              <w:rPr>
+                <w:rFonts w:eastAsia="Calibri" w:cs="TH Krub" w:ascii="TH Krub" w:hAnsi="TH Krub"/>
+                <w:kern w:val="2"/>
+                <w:sz w:val="28"/>
+                <w:szCs w:val="28"/>
+                <w:lang w:val="en-US" w:eastAsia="en-US" w:bidi="th-TH"/>
+              </w:rPr>
+              <w:t xml:space="preserve">yolo_to_xyxy / xyxy_to_yolo — </w:t>
+            </w:r>
+            <w:r>
+              <w:rPr>
+                <w:rFonts w:ascii="TH Krub" w:hAnsi="TH Krub" w:eastAsia="Calibri" w:cs="TH Krub"/>
+                <w:kern w:val="2"/>
+                <w:sz w:val="28"/>
+                <w:szCs w:val="28"/>
+                <w:lang w:val="en-US" w:eastAsia="en-US" w:bidi="th-TH"/>
+              </w:rPr>
+              <w:t xml:space="preserve">แปลงไปมาระหว่างรูปแบบ </w:t>
+            </w:r>
+            <w:r>
+              <w:rPr>
+                <w:rFonts w:eastAsia="Calibri" w:cs="TH Krub" w:ascii="TH Krub" w:hAnsi="TH Krub"/>
+                <w:kern w:val="2"/>
+                <w:sz w:val="28"/>
+                <w:szCs w:val="28"/>
+                <w:lang w:val="en-US" w:eastAsia="en-US" w:bidi="th-TH"/>
+              </w:rPr>
+              <w:t xml:space="preserve">center </w:t>
+            </w:r>
+            <w:r>
+              <w:rPr>
+                <w:rFonts w:ascii="TH Krub" w:hAnsi="TH Krub" w:eastAsia="Calibri" w:cs="TH Krub"/>
+                <w:kern w:val="2"/>
+                <w:sz w:val="28"/>
+                <w:szCs w:val="28"/>
+                <w:lang w:val="en-US" w:eastAsia="en-US" w:bidi="th-TH"/>
+              </w:rPr>
+              <w:t xml:space="preserve">แบบ </w:t>
+            </w:r>
+            <w:r>
+              <w:rPr>
+                <w:rFonts w:eastAsia="Calibri" w:cs="TH Krub" w:ascii="TH Krub" w:hAnsi="TH Krub"/>
+                <w:kern w:val="2"/>
+                <w:sz w:val="28"/>
+                <w:szCs w:val="28"/>
+                <w:lang w:val="en-US" w:eastAsia="en-US" w:bidi="th-TH"/>
+              </w:rPr>
+              <w:t xml:space="preserve">normalized </w:t>
+            </w:r>
+            <w:r>
+              <w:rPr>
+                <w:rFonts w:ascii="TH Krub" w:hAnsi="TH Krub" w:eastAsia="Calibri" w:cs="TH Krub"/>
+                <w:kern w:val="2"/>
+                <w:sz w:val="28"/>
+                <w:szCs w:val="28"/>
+                <w:lang w:val="en-US" w:eastAsia="en-US" w:bidi="th-TH"/>
+              </w:rPr>
+              <w:t xml:space="preserve">ของ </w:t>
+            </w:r>
+            <w:r>
+              <w:rPr>
+                <w:rFonts w:eastAsia="Calibri" w:cs="TH Krub" w:ascii="TH Krub" w:hAnsi="TH Krub"/>
+                <w:kern w:val="2"/>
+                <w:sz w:val="28"/>
+                <w:szCs w:val="28"/>
+                <w:lang w:val="en-US" w:eastAsia="en-US" w:bidi="th-TH"/>
+              </w:rPr>
+              <w:t xml:space="preserve">YOLO </w:t>
+            </w:r>
+            <w:r>
+              <w:rPr>
+                <w:rFonts w:ascii="TH Krub" w:hAnsi="TH Krub" w:eastAsia="Calibri" w:cs="TH Krub"/>
+                <w:kern w:val="2"/>
+                <w:sz w:val="28"/>
+                <w:szCs w:val="28"/>
+                <w:lang w:val="en-US" w:eastAsia="en-US" w:bidi="th-TH"/>
+              </w:rPr>
+              <w:t xml:space="preserve">กับพิกัดมุมในหน่วยพิกเซล </w:t>
+            </w:r>
+            <w:r>
+              <w:rPr>
+                <w:rFonts w:eastAsia="Calibri" w:cs="TH Krub" w:ascii="TH Krub" w:hAnsi="TH Krub"/>
+                <w:kern w:val="2"/>
+                <w:sz w:val="28"/>
+                <w:szCs w:val="28"/>
+                <w:lang w:val="en-US" w:eastAsia="en-US" w:bidi="th-TH"/>
+              </w:rPr>
+              <w:t xml:space="preserve">(x1, y1, x2, y2) </w:t>
+            </w:r>
+            <w:r>
+              <w:rPr>
+                <w:rFonts w:ascii="TH Krub" w:hAnsi="TH Krub" w:eastAsia="Calibri" w:cs="TH Krub"/>
+                <w:kern w:val="2"/>
+                <w:sz w:val="28"/>
+                <w:szCs w:val="28"/>
+                <w:lang w:val="en-US" w:eastAsia="en-US" w:bidi="th-TH"/>
+              </w:rPr>
+              <w:t xml:space="preserve">ซึ่งเป็นรูปแบบที่การคำนวณเชิงเรขาคณิตจำเป็นต้องใช้ นอกจากนี้ </w:t>
+            </w:r>
+            <w:r>
+              <w:rPr>
+                <w:rFonts w:eastAsia="Calibri" w:cs="TH Krub" w:ascii="TH Krub" w:hAnsi="TH Krub"/>
+                <w:kern w:val="2"/>
+                <w:sz w:val="28"/>
+                <w:szCs w:val="28"/>
+                <w:lang w:val="en-US" w:eastAsia="en-US" w:bidi="th-TH"/>
+              </w:rPr>
+              <w:t xml:space="preserve">xyxy_to_yolo </w:t>
+            </w:r>
+            <w:r>
+              <w:rPr>
+                <w:rFonts w:ascii="TH Krub" w:hAnsi="TH Krub" w:eastAsia="Calibri" w:cs="TH Krub"/>
+                <w:kern w:val="2"/>
+                <w:sz w:val="28"/>
+                <w:szCs w:val="28"/>
+                <w:lang w:val="en-US" w:eastAsia="en-US" w:bidi="th-TH"/>
+              </w:rPr>
+              <w:t xml:space="preserve">ยัง </w:t>
+            </w:r>
+            <w:r>
+              <w:rPr>
+                <w:rFonts w:eastAsia="Calibri" w:cs="TH Krub" w:ascii="TH Krub" w:hAnsi="TH Krub"/>
+                <w:kern w:val="2"/>
+                <w:sz w:val="28"/>
+                <w:szCs w:val="28"/>
+                <w:lang w:val="en-US" w:eastAsia="en-US" w:bidi="th-TH"/>
+              </w:rPr>
+              <w:t xml:space="preserve">clamp </w:t>
+            </w:r>
+            <w:r>
+              <w:rPr>
+                <w:rFonts w:ascii="TH Krub" w:hAnsi="TH Krub" w:eastAsia="Calibri" w:cs="TH Krub"/>
+                <w:kern w:val="2"/>
+                <w:sz w:val="28"/>
+                <w:szCs w:val="28"/>
+                <w:lang w:val="en-US" w:eastAsia="en-US" w:bidi="th-TH"/>
+              </w:rPr>
+              <w:t>พิกัดให้อยู่ภายในขอบเขตของภาพก่อนแปลงกลับด้วย</w:t>
+            </w:r>
+          </w:p>
+          <w:p>
+            <w:pPr>
+              <w:pStyle w:val="Normal"/>
+              <w:widowControl/>
+              <w:spacing w:lineRule="auto" w:line="240" w:before="0" w:after="0"/>
+              <w:jc w:val="start"/>
+              <w:rPr>
+                <w:rFonts w:ascii="TH Krub" w:hAnsi="TH Krub" w:eastAsia="Calibri" w:cs="TH Krub"/>
+                <w:kern w:val="2"/>
+                <w:sz w:val="28"/>
+                <w:szCs w:val="28"/>
+                <w:lang w:val="en-US" w:eastAsia="en-US" w:bidi="th-TH"/>
+              </w:rPr>
+            </w:pPr>
+            <w:r>
+              <w:rPr>
+                <w:rFonts w:eastAsia="Calibri" w:cs="TH Krub" w:ascii="TH Krub" w:hAnsi="TH Krub"/>
+                <w:kern w:val="2"/>
+                <w:sz w:val="28"/>
+                <w:szCs w:val="28"/>
+                <w:lang w:val="en-US" w:eastAsia="en-US" w:bidi="th-TH"/>
+              </w:rPr>
+              <w:t>draw_boxes (</w:t>
+            </w:r>
+            <w:r>
+              <w:rPr>
+                <w:rFonts w:ascii="TH Krub" w:hAnsi="TH Krub" w:eastAsia="Calibri" w:cs="TH Krub"/>
+                <w:kern w:val="2"/>
+                <w:sz w:val="28"/>
+                <w:szCs w:val="28"/>
+                <w:lang w:val="en-US" w:eastAsia="en-US" w:bidi="th-TH"/>
+              </w:rPr>
+              <w:t xml:space="preserve">บรรทัด </w:t>
+            </w:r>
+            <w:r>
+              <w:rPr>
+                <w:rFonts w:eastAsia="Calibri" w:cs="TH Krub" w:ascii="TH Krub" w:hAnsi="TH Krub"/>
+                <w:kern w:val="2"/>
+                <w:sz w:val="28"/>
+                <w:szCs w:val="28"/>
+                <w:lang w:val="en-US" w:eastAsia="en-US" w:bidi="th-TH"/>
+              </w:rPr>
+              <w:t xml:space="preserve">55) — </w:t>
+            </w:r>
+            <w:r>
+              <w:rPr>
+                <w:rFonts w:ascii="TH Krub" w:hAnsi="TH Krub" w:eastAsia="Calibri" w:cs="TH Krub"/>
+                <w:kern w:val="2"/>
+                <w:sz w:val="28"/>
+                <w:szCs w:val="28"/>
+                <w:lang w:val="en-US" w:eastAsia="en-US" w:bidi="th-TH"/>
+              </w:rPr>
+              <w:t xml:space="preserve">วาดสี่เหลี่ยมลงบนสำเนาของภาพเพื่อใช้เปรียบเทียบด้วยตา โดยใช้สีเขียวสำหรับภาพต้นฉบับ และสีแดงสำหรับภาพที่ผ่านการ </w:t>
+            </w:r>
+            <w:r>
+              <w:rPr>
+                <w:rFonts w:eastAsia="Calibri" w:cs="TH Krub" w:ascii="TH Krub" w:hAnsi="TH Krub"/>
+                <w:kern w:val="2"/>
+                <w:sz w:val="28"/>
+                <w:szCs w:val="28"/>
+                <w:lang w:val="en-US" w:eastAsia="en-US" w:bidi="th-TH"/>
+              </w:rPr>
+              <w:t>augment</w:t>
+            </w:r>
+          </w:p>
+          <w:p>
+            <w:pPr>
+              <w:pStyle w:val="Normal"/>
+              <w:widowControl/>
+              <w:spacing w:lineRule="auto" w:line="240" w:before="0" w:after="0"/>
+              <w:jc w:val="start"/>
+              <w:rPr>
+                <w:rFonts w:ascii="TH Krub" w:hAnsi="TH Krub" w:eastAsia="Calibri" w:cs="TH Krub"/>
+                <w:kern w:val="2"/>
+                <w:sz w:val="28"/>
+                <w:szCs w:val="28"/>
+                <w:lang w:val="en-US" w:eastAsia="en-US" w:bidi="th-TH"/>
+              </w:rPr>
+            </w:pPr>
+            <w:r>
+              <w:rPr>
+                <w:rFonts w:eastAsia="Calibri" w:cs="TH Krub" w:ascii="TH Krub" w:hAnsi="TH Krub"/>
+                <w:kern w:val="2"/>
+                <w:sz w:val="28"/>
+                <w:szCs w:val="28"/>
+                <w:lang w:val="en-US" w:eastAsia="en-US" w:bidi="th-TH"/>
+              </w:rPr>
+              <w:t xml:space="preserve">augmentation </w:t>
+            </w:r>
+            <w:r>
+              <w:rPr>
+                <w:rFonts w:ascii="TH Krub" w:hAnsi="TH Krub" w:eastAsia="Calibri" w:cs="TH Krub"/>
+                <w:kern w:val="2"/>
+                <w:sz w:val="28"/>
+                <w:szCs w:val="28"/>
+                <w:lang w:val="en-US" w:eastAsia="en-US" w:bidi="th-TH"/>
+              </w:rPr>
+              <w:t xml:space="preserve">ทั้งสี่แบบ </w:t>
+            </w:r>
+            <w:r>
+              <w:rPr>
+                <w:rFonts w:eastAsia="Calibri" w:cs="TH Krub" w:ascii="TH Krub" w:hAnsi="TH Krub"/>
+                <w:kern w:val="2"/>
+                <w:sz w:val="28"/>
+                <w:szCs w:val="28"/>
+                <w:lang w:val="en-US" w:eastAsia="en-US" w:bidi="th-TH"/>
+              </w:rPr>
+              <w:t>(</w:t>
+            </w:r>
+            <w:r>
+              <w:rPr>
+                <w:rFonts w:ascii="TH Krub" w:hAnsi="TH Krub" w:eastAsia="Calibri" w:cs="TH Krub"/>
+                <w:kern w:val="2"/>
+                <w:sz w:val="28"/>
+                <w:szCs w:val="28"/>
+                <w:lang w:val="en-US" w:eastAsia="en-US" w:bidi="th-TH"/>
+              </w:rPr>
+              <w:t xml:space="preserve">บรรทัด </w:t>
+            </w:r>
+            <w:r>
+              <w:rPr>
+                <w:rFonts w:eastAsia="Calibri" w:cs="TH Krub" w:ascii="TH Krub" w:hAnsi="TH Krub"/>
+                <w:kern w:val="2"/>
+                <w:sz w:val="28"/>
+                <w:szCs w:val="28"/>
+                <w:lang w:val="en-US" w:eastAsia="en-US" w:bidi="th-TH"/>
+              </w:rPr>
+              <w:t xml:space="preserve">66–116) </w:t>
+            </w:r>
+            <w:r>
+              <w:rPr>
+                <w:rFonts w:ascii="TH Krub" w:hAnsi="TH Krub" w:eastAsia="Calibri" w:cs="TH Krub"/>
+                <w:kern w:val="2"/>
+                <w:sz w:val="28"/>
+                <w:szCs w:val="28"/>
+                <w:lang w:val="en-US" w:eastAsia="en-US" w:bidi="th-TH"/>
+              </w:rPr>
+              <w:t xml:space="preserve">แต่ละตัวรับ </w:t>
+            </w:r>
+            <w:r>
+              <w:rPr>
+                <w:rFonts w:eastAsia="Calibri" w:cs="TH Krub" w:ascii="TH Krub" w:hAnsi="TH Krub"/>
+                <w:kern w:val="2"/>
+                <w:sz w:val="28"/>
+                <w:szCs w:val="28"/>
+                <w:lang w:val="en-US" w:eastAsia="en-US" w:bidi="th-TH"/>
+              </w:rPr>
+              <w:t xml:space="preserve">(img, boxes) </w:t>
+            </w:r>
+            <w:r>
+              <w:rPr>
+                <w:rFonts w:ascii="TH Krub" w:hAnsi="TH Krub" w:eastAsia="Calibri" w:cs="TH Krub"/>
+                <w:kern w:val="2"/>
+                <w:sz w:val="28"/>
+                <w:szCs w:val="28"/>
+                <w:lang w:val="en-US" w:eastAsia="en-US" w:bidi="th-TH"/>
+              </w:rPr>
+              <w:t xml:space="preserve">เข้าไปและคืนค่า </w:t>
+            </w:r>
+            <w:r>
+              <w:rPr>
+                <w:rFonts w:eastAsia="Calibri" w:cs="TH Krub" w:ascii="TH Krub" w:hAnsi="TH Krub"/>
+                <w:kern w:val="2"/>
+                <w:sz w:val="28"/>
+                <w:szCs w:val="28"/>
+                <w:lang w:val="en-US" w:eastAsia="en-US" w:bidi="th-TH"/>
+              </w:rPr>
+              <w:t xml:space="preserve">(new_img, new_boxes) </w:t>
+            </w:r>
+            <w:r>
+              <w:rPr>
+                <w:rFonts w:ascii="TH Krub" w:hAnsi="TH Krub" w:eastAsia="Calibri" w:cs="TH Krub"/>
+                <w:kern w:val="2"/>
+                <w:sz w:val="28"/>
+                <w:szCs w:val="28"/>
+                <w:lang w:val="en-US" w:eastAsia="en-US" w:bidi="th-TH"/>
+              </w:rPr>
+              <w:t>ออกมา</w:t>
+            </w:r>
+            <w:r>
+              <w:rPr>
+                <w:rFonts w:eastAsia="Calibri" w:cs="TH Krub" w:ascii="TH Krub" w:hAnsi="TH Krub"/>
+                <w:kern w:val="2"/>
+                <w:sz w:val="28"/>
+                <w:szCs w:val="28"/>
+                <w:lang w:val="en-US" w:eastAsia="en-US" w:bidi="th-TH"/>
+              </w:rPr>
+              <w:t>:</w:t>
+            </w:r>
+          </w:p>
+          <w:p>
+            <w:pPr>
+              <w:pStyle w:val="Normal"/>
+              <w:widowControl/>
+              <w:spacing w:lineRule="auto" w:line="240" w:before="0" w:after="0"/>
+              <w:jc w:val="start"/>
+              <w:rPr>
+                <w:rFonts w:ascii="TH Krub" w:hAnsi="TH Krub" w:eastAsia="Calibri" w:cs="TH Krub"/>
+                <w:kern w:val="2"/>
+                <w:sz w:val="28"/>
+                <w:szCs w:val="28"/>
+                <w:lang w:val="en-US" w:eastAsia="en-US" w:bidi="th-TH"/>
+              </w:rPr>
+            </w:pPr>
+            <w:r>
+              <w:rPr>
+                <w:rFonts w:eastAsia="Calibri" w:cs="TH Krub" w:ascii="TH Krub" w:hAnsi="TH Krub"/>
+                <w:kern w:val="2"/>
+                <w:sz w:val="28"/>
+                <w:szCs w:val="28"/>
+                <w:lang w:val="en-US" w:eastAsia="en-US" w:bidi="th-TH"/>
+              </w:rPr>
+              <w:t xml:space="preserve">aug_horizontal_flip — </w:t>
+            </w:r>
+            <w:r>
+              <w:rPr>
+                <w:rFonts w:ascii="TH Krub" w:hAnsi="TH Krub" w:eastAsia="Calibri" w:cs="TH Krub"/>
+                <w:kern w:val="2"/>
+                <w:sz w:val="28"/>
+                <w:szCs w:val="28"/>
+                <w:lang w:val="en-US" w:eastAsia="en-US" w:bidi="th-TH"/>
+              </w:rPr>
+              <w:t xml:space="preserve">พลิกภาพแบบกระจกเงา ในเชิงพีชคณิตคือ </w:t>
+            </w:r>
+            <w:r>
+              <w:rPr>
+                <w:rFonts w:eastAsia="Calibri" w:cs="TH Krub" w:ascii="TH Krub" w:hAnsi="TH Krub"/>
+                <w:kern w:val="2"/>
+                <w:sz w:val="28"/>
+                <w:szCs w:val="28"/>
+                <w:lang w:val="en-US" w:eastAsia="en-US" w:bidi="th-TH"/>
+              </w:rPr>
+              <w:t xml:space="preserve">x_center' = 1 - x_center </w:t>
+            </w:r>
+            <w:r>
+              <w:rPr>
+                <w:rFonts w:ascii="TH Krub" w:hAnsi="TH Krub" w:eastAsia="Calibri" w:cs="TH Krub"/>
+                <w:kern w:val="2"/>
+                <w:sz w:val="28"/>
+                <w:szCs w:val="28"/>
+                <w:lang w:val="en-US" w:eastAsia="en-US" w:bidi="th-TH"/>
+              </w:rPr>
+              <w:t>ส่วนค่าอื่นๆ ไม่เปลี่ยนแปลง</w:t>
+            </w:r>
+          </w:p>
+          <w:p>
+            <w:pPr>
+              <w:pStyle w:val="Normal"/>
+              <w:widowControl/>
+              <w:spacing w:lineRule="auto" w:line="240" w:before="0" w:after="0"/>
+              <w:jc w:val="start"/>
+              <w:rPr>
+                <w:rFonts w:ascii="TH Krub" w:hAnsi="TH Krub" w:eastAsia="Calibri" w:cs="TH Krub"/>
+                <w:kern w:val="2"/>
+                <w:sz w:val="28"/>
+                <w:szCs w:val="28"/>
+                <w:lang w:val="en-US" w:eastAsia="en-US" w:bidi="th-TH"/>
+              </w:rPr>
+            </w:pPr>
+            <w:r>
+              <w:rPr>
+                <w:rFonts w:eastAsia="Calibri" w:cs="TH Krub" w:ascii="TH Krub" w:hAnsi="TH Krub"/>
+                <w:kern w:val="2"/>
+                <w:sz w:val="28"/>
+                <w:szCs w:val="28"/>
+                <w:lang w:val="en-US" w:eastAsia="en-US" w:bidi="th-TH"/>
+              </w:rPr>
+              <w:t xml:space="preserve">aug_rotate — </w:t>
+            </w:r>
+            <w:r>
+              <w:rPr>
+                <w:rFonts w:ascii="TH Krub" w:hAnsi="TH Krub" w:eastAsia="Calibri" w:cs="TH Krub"/>
+                <w:kern w:val="2"/>
+                <w:sz w:val="28"/>
+                <w:szCs w:val="28"/>
+                <w:lang w:val="en-US" w:eastAsia="en-US" w:bidi="th-TH"/>
+              </w:rPr>
+              <w:t xml:space="preserve">หมุนภาพรอบจุดศูนย์กลางด้วย </w:t>
+            </w:r>
+            <w:r>
+              <w:rPr>
+                <w:rFonts w:eastAsia="Calibri" w:cs="TH Krub" w:ascii="TH Krub" w:hAnsi="TH Krub"/>
+                <w:kern w:val="2"/>
+                <w:sz w:val="28"/>
+                <w:szCs w:val="28"/>
+                <w:lang w:val="en-US" w:eastAsia="en-US" w:bidi="th-TH"/>
+              </w:rPr>
+              <w:t xml:space="preserve">cv2.warpAffine </w:t>
+            </w:r>
+            <w:r>
+              <w:rPr>
+                <w:rFonts w:ascii="TH Krub" w:hAnsi="TH Krub" w:eastAsia="Calibri" w:cs="TH Krub"/>
+                <w:kern w:val="2"/>
+                <w:sz w:val="28"/>
+                <w:szCs w:val="28"/>
+                <w:lang w:val="en-US" w:eastAsia="en-US" w:bidi="th-TH"/>
+              </w:rPr>
+              <w:t>สำหรับกล่อง</w:t>
+            </w:r>
+            <w:r>
+              <w:rPr>
+                <w:rFonts w:eastAsia="Calibri" w:cs="TH Krub" w:ascii="TH Krub" w:hAnsi="TH Krub"/>
+                <w:kern w:val="2"/>
+                <w:sz w:val="28"/>
+                <w:szCs w:val="28"/>
+                <w:lang w:val="en-US" w:eastAsia="en-US" w:bidi="th-TH"/>
+              </w:rPr>
+              <w:t xml:space="preserve">: </w:t>
+            </w:r>
+            <w:r>
+              <w:rPr>
+                <w:rFonts w:ascii="TH Krub" w:hAnsi="TH Krub" w:eastAsia="Calibri" w:cs="TH Krub"/>
+                <w:kern w:val="2"/>
+                <w:sz w:val="28"/>
+                <w:szCs w:val="28"/>
+                <w:lang w:val="en-US" w:eastAsia="en-US" w:bidi="th-TH"/>
+              </w:rPr>
+              <w:t xml:space="preserve">นำมุมทั้ง </w:t>
+            </w:r>
+            <w:r>
+              <w:rPr>
+                <w:rFonts w:eastAsia="Calibri" w:cs="TH Krub" w:ascii="TH Krub" w:hAnsi="TH Krub"/>
+                <w:kern w:val="2"/>
+                <w:sz w:val="28"/>
+                <w:szCs w:val="28"/>
+                <w:lang w:val="en-US" w:eastAsia="en-US" w:bidi="th-TH"/>
+              </w:rPr>
+              <w:t xml:space="preserve">4 </w:t>
+            </w:r>
+            <w:r>
+              <w:rPr>
+                <w:rFonts w:ascii="TH Krub" w:hAnsi="TH Krub" w:eastAsia="Calibri" w:cs="TH Krub"/>
+                <w:kern w:val="2"/>
+                <w:sz w:val="28"/>
+                <w:szCs w:val="28"/>
+                <w:lang w:val="en-US" w:eastAsia="en-US" w:bidi="th-TH"/>
+              </w:rPr>
+              <w:t xml:space="preserve">ของกล่องในหน่วยพิกเซลมาคูณผ่าน </w:t>
+            </w:r>
+            <w:r>
+              <w:rPr>
+                <w:rFonts w:eastAsia="Calibri" w:cs="TH Krub" w:ascii="TH Krub" w:hAnsi="TH Krub"/>
+                <w:kern w:val="2"/>
+                <w:sz w:val="28"/>
+                <w:szCs w:val="28"/>
+                <w:lang w:val="en-US" w:eastAsia="en-US" w:bidi="th-TH"/>
+              </w:rPr>
+              <w:t xml:space="preserve">rotation matrix </w:t>
+            </w:r>
+            <w:r>
+              <w:rPr>
+                <w:rFonts w:ascii="TH Krub" w:hAnsi="TH Krub" w:eastAsia="Calibri" w:cs="TH Krub"/>
+                <w:kern w:val="2"/>
+                <w:sz w:val="28"/>
+                <w:szCs w:val="28"/>
+                <w:lang w:val="en-US" w:eastAsia="en-US" w:bidi="th-TH"/>
+              </w:rPr>
+              <w:t xml:space="preserve">ตัวเดียวกัน แล้วจึงหาค่า </w:t>
+            </w:r>
+            <w:r>
+              <w:rPr>
+                <w:rFonts w:eastAsia="Calibri" w:cs="TH Krub" w:ascii="TH Krub" w:hAnsi="TH Krub"/>
+                <w:kern w:val="2"/>
+                <w:sz w:val="28"/>
+                <w:szCs w:val="28"/>
+                <w:lang w:val="en-US" w:eastAsia="en-US" w:bidi="th-TH"/>
+              </w:rPr>
+              <w:t xml:space="preserve">min/max </w:t>
+            </w:r>
+            <w:r>
+              <w:rPr>
+                <w:rFonts w:ascii="TH Krub" w:hAnsi="TH Krub" w:eastAsia="Calibri" w:cs="TH Krub"/>
+                <w:kern w:val="2"/>
+                <w:sz w:val="28"/>
+                <w:szCs w:val="28"/>
+                <w:lang w:val="en-US" w:eastAsia="en-US" w:bidi="th-TH"/>
+              </w:rPr>
+              <w:t xml:space="preserve">ของ </w:t>
+            </w:r>
+            <w:r>
+              <w:rPr>
+                <w:rFonts w:eastAsia="Calibri" w:cs="TH Krub" w:ascii="TH Krub" w:hAnsi="TH Krub"/>
+                <w:kern w:val="2"/>
+                <w:sz w:val="28"/>
+                <w:szCs w:val="28"/>
+                <w:lang w:val="en-US" w:eastAsia="en-US" w:bidi="th-TH"/>
+              </w:rPr>
+              <w:t xml:space="preserve">x </w:t>
+            </w:r>
+            <w:r>
+              <w:rPr>
+                <w:rFonts w:ascii="TH Krub" w:hAnsi="TH Krub" w:eastAsia="Calibri" w:cs="TH Krub"/>
+                <w:kern w:val="2"/>
+                <w:sz w:val="28"/>
+                <w:szCs w:val="28"/>
+                <w:lang w:val="en-US" w:eastAsia="en-US" w:bidi="th-TH"/>
+              </w:rPr>
+              <w:t xml:space="preserve">และ </w:t>
+            </w:r>
+            <w:r>
+              <w:rPr>
+                <w:rFonts w:eastAsia="Calibri" w:cs="TH Krub" w:ascii="TH Krub" w:hAnsi="TH Krub"/>
+                <w:kern w:val="2"/>
+                <w:sz w:val="28"/>
+                <w:szCs w:val="28"/>
+                <w:lang w:val="en-US" w:eastAsia="en-US" w:bidi="th-TH"/>
+              </w:rPr>
+              <w:t xml:space="preserve">y </w:t>
+            </w:r>
+            <w:r>
+              <w:rPr>
+                <w:rFonts w:ascii="TH Krub" w:hAnsi="TH Krub" w:eastAsia="Calibri" w:cs="TH Krub"/>
+                <w:kern w:val="2"/>
+                <w:sz w:val="28"/>
+                <w:szCs w:val="28"/>
+                <w:lang w:val="en-US" w:eastAsia="en-US" w:bidi="th-TH"/>
+              </w:rPr>
+              <w:t xml:space="preserve">จากมุมที่หมุนแล้ว มาเป็นกล่องแบบ </w:t>
+            </w:r>
+            <w:r>
+              <w:rPr>
+                <w:rFonts w:eastAsia="Calibri" w:cs="TH Krub" w:ascii="TH Krub" w:hAnsi="TH Krub"/>
+                <w:kern w:val="2"/>
+                <w:sz w:val="28"/>
+                <w:szCs w:val="28"/>
+                <w:lang w:val="en-US" w:eastAsia="en-US" w:bidi="th-TH"/>
+              </w:rPr>
+              <w:t xml:space="preserve">axis-aligned </w:t>
+            </w:r>
+            <w:r>
+              <w:rPr>
+                <w:rFonts w:ascii="TH Krub" w:hAnsi="TH Krub" w:eastAsia="Calibri" w:cs="TH Krub"/>
+                <w:kern w:val="2"/>
+                <w:sz w:val="28"/>
+                <w:szCs w:val="28"/>
+                <w:lang w:val="en-US" w:eastAsia="en-US" w:bidi="th-TH"/>
+              </w:rPr>
+              <w:t xml:space="preserve">อันใหม่ นี่คือเทคนิคมาตรฐาน — กล่อง </w:t>
+            </w:r>
+            <w:r>
+              <w:rPr>
+                <w:rFonts w:eastAsia="Calibri" w:cs="TH Krub" w:ascii="TH Krub" w:hAnsi="TH Krub"/>
+                <w:kern w:val="2"/>
+                <w:sz w:val="28"/>
+                <w:szCs w:val="28"/>
+                <w:lang w:val="en-US" w:eastAsia="en-US" w:bidi="th-TH"/>
+              </w:rPr>
+              <w:t xml:space="preserve">axis-aligned </w:t>
+            </w:r>
+            <w:r>
+              <w:rPr>
+                <w:rFonts w:ascii="TH Krub" w:hAnsi="TH Krub" w:eastAsia="Calibri" w:cs="TH Krub"/>
+                <w:kern w:val="2"/>
+                <w:sz w:val="28"/>
+                <w:szCs w:val="28"/>
+                <w:lang w:val="en-US" w:eastAsia="en-US" w:bidi="th-TH"/>
+              </w:rPr>
+              <w:t xml:space="preserve">ที่รัดแน่นที่สุดของกล่องที่หมุนแล้วจะใหญ่กว่ากล่องเดิมเล็กน้อยเสมอ ซึ่งถูกต้องและเป็นสิ่งที่คาดหวังได้ </w:t>
+            </w:r>
+            <w:r>
+              <w:rPr>
+                <w:rFonts w:eastAsia="Calibri" w:cs="TH Krub" w:ascii="TH Krub" w:hAnsi="TH Krub"/>
+                <w:kern w:val="2"/>
+                <w:sz w:val="28"/>
+                <w:szCs w:val="28"/>
+                <w:lang w:val="en-US" w:eastAsia="en-US" w:bidi="th-TH"/>
+              </w:rPr>
+              <w:t>(</w:t>
+            </w:r>
+            <w:r>
+              <w:rPr>
+                <w:rFonts w:ascii="TH Krub" w:hAnsi="TH Krub" w:eastAsia="Calibri" w:cs="TH Krub"/>
+                <w:kern w:val="2"/>
+                <w:sz w:val="28"/>
+                <w:szCs w:val="28"/>
+                <w:lang w:val="en-US" w:eastAsia="en-US" w:bidi="th-TH"/>
+              </w:rPr>
+              <w:t xml:space="preserve">คุณจะเห็นสิ่งนี้ใน </w:t>
+            </w:r>
+            <w:r>
+              <w:rPr>
+                <w:rFonts w:eastAsia="Calibri" w:cs="TH Krub" w:ascii="TH Krub" w:hAnsi="TH Krub"/>
+                <w:kern w:val="2"/>
+                <w:sz w:val="28"/>
+                <w:szCs w:val="28"/>
+                <w:lang w:val="en-US" w:eastAsia="en-US" w:bidi="th-TH"/>
+              </w:rPr>
+              <w:t xml:space="preserve">preview rotate_15deg.jpg </w:t>
+            </w:r>
+            <w:r>
+              <w:rPr>
+                <w:rFonts w:ascii="TH Krub" w:hAnsi="TH Krub" w:eastAsia="Calibri" w:cs="TH Krub"/>
+                <w:kern w:val="2"/>
+                <w:sz w:val="28"/>
+                <w:szCs w:val="28"/>
+                <w:lang w:val="en-US" w:eastAsia="en-US" w:bidi="th-TH"/>
+              </w:rPr>
+              <w:t>ก่อนหน้านี้แล้ว — กล่องสีแดงจะใหญ่กว่ากล่องสีเขียวอยู่นิดหน่อย</w:t>
+            </w:r>
+            <w:r>
+              <w:rPr>
+                <w:rFonts w:eastAsia="Calibri" w:cs="TH Krub" w:ascii="TH Krub" w:hAnsi="TH Krub"/>
+                <w:kern w:val="2"/>
+                <w:sz w:val="28"/>
+                <w:szCs w:val="28"/>
+                <w:lang w:val="en-US" w:eastAsia="en-US" w:bidi="th-TH"/>
+              </w:rPr>
+              <w:t>)</w:t>
+            </w:r>
+          </w:p>
+          <w:p>
+            <w:pPr>
+              <w:pStyle w:val="Normal"/>
+              <w:widowControl/>
+              <w:spacing w:lineRule="auto" w:line="240" w:before="0" w:after="0"/>
+              <w:jc w:val="start"/>
+              <w:rPr>
+                <w:rFonts w:ascii="TH Krub" w:hAnsi="TH Krub" w:eastAsia="Calibri" w:cs="TH Krub"/>
+                <w:kern w:val="2"/>
+                <w:sz w:val="28"/>
+                <w:szCs w:val="28"/>
+                <w:lang w:val="en-US" w:eastAsia="en-US" w:bidi="th-TH"/>
+              </w:rPr>
+            </w:pPr>
+            <w:r>
+              <w:rPr>
+                <w:rFonts w:eastAsia="Calibri" w:cs="TH Krub" w:ascii="TH Krub" w:hAnsi="TH Krub"/>
+                <w:kern w:val="2"/>
+                <w:sz w:val="28"/>
+                <w:szCs w:val="28"/>
+                <w:lang w:val="en-US" w:eastAsia="en-US" w:bidi="th-TH"/>
+              </w:rPr>
+              <w:t xml:space="preserve">aug_scale_crop — </w:t>
+            </w:r>
+            <w:r>
+              <w:rPr>
+                <w:rFonts w:ascii="TH Krub" w:hAnsi="TH Krub" w:eastAsia="Calibri" w:cs="TH Krub"/>
+                <w:kern w:val="2"/>
+                <w:sz w:val="28"/>
+                <w:szCs w:val="28"/>
+                <w:lang w:val="en-US" w:eastAsia="en-US" w:bidi="th-TH"/>
+              </w:rPr>
+              <w:t>จำลองการซูม</w:t>
+            </w:r>
+            <w:r>
+              <w:rPr>
+                <w:rFonts w:eastAsia="Calibri" w:cs="TH Krub" w:ascii="TH Krub" w:hAnsi="TH Krub"/>
+                <w:kern w:val="2"/>
+                <w:sz w:val="28"/>
+                <w:szCs w:val="28"/>
+                <w:lang w:val="en-US" w:eastAsia="en-US" w:bidi="th-TH"/>
+              </w:rPr>
+              <w:t xml:space="preserve">: </w:t>
+            </w:r>
+            <w:r>
+              <w:rPr>
+                <w:rFonts w:ascii="TH Krub" w:hAnsi="TH Krub" w:eastAsia="Calibri" w:cs="TH Krub"/>
+                <w:kern w:val="2"/>
+                <w:sz w:val="28"/>
+                <w:szCs w:val="28"/>
+                <w:lang w:val="en-US" w:eastAsia="en-US" w:bidi="th-TH"/>
+              </w:rPr>
+              <w:t xml:space="preserve">ครอปบริเวณย่อยแบบสุ่มที่เล็กกว่าภาพเต็มเล็กน้อย แล้วปรับขนาดขยายกลับขึ้นมา กล่องจะถูกเลื่อนตามค่า </w:t>
+            </w:r>
+            <w:r>
+              <w:rPr>
+                <w:rFonts w:eastAsia="Calibri" w:cs="TH Krub" w:ascii="TH Krub" w:hAnsi="TH Krub"/>
+                <w:kern w:val="2"/>
+                <w:sz w:val="28"/>
+                <w:szCs w:val="28"/>
+                <w:lang w:val="en-US" w:eastAsia="en-US" w:bidi="th-TH"/>
+              </w:rPr>
+              <w:t xml:space="preserve">offset </w:t>
+            </w:r>
+            <w:r>
+              <w:rPr>
+                <w:rFonts w:ascii="TH Krub" w:hAnsi="TH Krub" w:eastAsia="Calibri" w:cs="TH Krub"/>
+                <w:kern w:val="2"/>
+                <w:sz w:val="28"/>
+                <w:szCs w:val="28"/>
+                <w:lang w:val="en-US" w:eastAsia="en-US" w:bidi="th-TH"/>
+              </w:rPr>
+              <w:t xml:space="preserve">ของการครอปและถูกปรับ </w:t>
+            </w:r>
+            <w:r>
+              <w:rPr>
+                <w:rFonts w:eastAsia="Calibri" w:cs="TH Krub" w:ascii="TH Krub" w:hAnsi="TH Krub"/>
+                <w:kern w:val="2"/>
+                <w:sz w:val="28"/>
+                <w:szCs w:val="28"/>
+                <w:lang w:val="en-US" w:eastAsia="en-US" w:bidi="th-TH"/>
+              </w:rPr>
+              <w:t xml:space="preserve">scale </w:t>
+            </w:r>
+            <w:r>
+              <w:rPr>
+                <w:rFonts w:ascii="TH Krub" w:hAnsi="TH Krub" w:eastAsia="Calibri" w:cs="TH Krub"/>
+                <w:kern w:val="2"/>
+                <w:sz w:val="28"/>
+                <w:szCs w:val="28"/>
+                <w:lang w:val="en-US" w:eastAsia="en-US" w:bidi="th-TH"/>
+              </w:rPr>
+              <w:t xml:space="preserve">ตามอัตราการ </w:t>
+            </w:r>
+            <w:r>
+              <w:rPr>
+                <w:rFonts w:eastAsia="Calibri" w:cs="TH Krub" w:ascii="TH Krub" w:hAnsi="TH Krub"/>
+                <w:kern w:val="2"/>
+                <w:sz w:val="28"/>
+                <w:szCs w:val="28"/>
+                <w:lang w:val="en-US" w:eastAsia="en-US" w:bidi="th-TH"/>
+              </w:rPr>
+              <w:t xml:space="preserve">resize </w:t>
+            </w:r>
+            <w:r>
+              <w:rPr>
+                <w:rFonts w:ascii="TH Krub" w:hAnsi="TH Krub" w:eastAsia="Calibri" w:cs="TH Krub"/>
+                <w:kern w:val="2"/>
+                <w:sz w:val="28"/>
+                <w:szCs w:val="28"/>
+                <w:lang w:val="en-US" w:eastAsia="en-US" w:bidi="th-TH"/>
+              </w:rPr>
+              <w:t>ถ้าวัตถุจะหลุดออกไปนอกเฟรมทั้งหมด กล่องของมันจะถูกทิ้งไปแทนที่จะปล่อยกล่องขยะออกมา</w:t>
+            </w:r>
+          </w:p>
+          <w:p>
+            <w:pPr>
+              <w:pStyle w:val="Normal"/>
+              <w:widowControl/>
+              <w:spacing w:lineRule="auto" w:line="240" w:before="0" w:after="0"/>
+              <w:jc w:val="start"/>
+              <w:rPr>
+                <w:rFonts w:ascii="TH Krub" w:hAnsi="TH Krub" w:eastAsia="Calibri" w:cs="TH Krub"/>
+                <w:kern w:val="2"/>
+                <w:sz w:val="28"/>
+                <w:szCs w:val="28"/>
+                <w:lang w:val="en-US" w:eastAsia="en-US" w:bidi="th-TH"/>
+              </w:rPr>
+            </w:pPr>
+            <w:r>
+              <w:rPr>
+                <w:rFonts w:eastAsia="Calibri" w:cs="TH Krub" w:ascii="TH Krub" w:hAnsi="TH Krub"/>
+                <w:kern w:val="2"/>
+                <w:sz w:val="28"/>
+                <w:szCs w:val="28"/>
+                <w:lang w:val="en-US" w:eastAsia="en-US" w:bidi="th-TH"/>
+              </w:rPr>
+              <w:t xml:space="preserve">aug_brightness_contrast — </w:t>
+            </w:r>
+            <w:r>
+              <w:rPr>
+                <w:rFonts w:ascii="TH Krub" w:hAnsi="TH Krub" w:eastAsia="Calibri" w:cs="TH Krub"/>
+                <w:kern w:val="2"/>
+                <w:sz w:val="28"/>
+                <w:szCs w:val="28"/>
+                <w:lang w:val="en-US" w:eastAsia="en-US" w:bidi="th-TH"/>
+              </w:rPr>
+              <w:t xml:space="preserve">เป็นการแปลงเชิงแสงล้วนๆ </w:t>
+            </w:r>
+            <w:r>
+              <w:rPr>
+                <w:rFonts w:eastAsia="Calibri" w:cs="TH Krub" w:ascii="TH Krub" w:hAnsi="TH Krub"/>
+                <w:kern w:val="2"/>
+                <w:sz w:val="28"/>
+                <w:szCs w:val="28"/>
+                <w:lang w:val="en-US" w:eastAsia="en-US" w:bidi="th-TH"/>
+              </w:rPr>
+              <w:t xml:space="preserve">(cv2.convertScaleAbs) </w:t>
+            </w:r>
+            <w:r>
+              <w:rPr>
+                <w:rFonts w:ascii="TH Krub" w:hAnsi="TH Krub" w:eastAsia="Calibri" w:cs="TH Krub"/>
+                <w:kern w:val="2"/>
+                <w:sz w:val="28"/>
+                <w:szCs w:val="28"/>
+                <w:lang w:val="en-US" w:eastAsia="en-US" w:bidi="th-TH"/>
+              </w:rPr>
+              <w:t>ดังนั้นกล่องจะถูกคืนค่ากลับมาโดยไม่แตะต้อง — ไม่มีอะไรต้องตรวจสอบตรงนี้นอกจากว่าค่าพิกเซลเปลี่ยนไปแล้ว</w:t>
+            </w:r>
+          </w:p>
+          <w:p>
+            <w:pPr>
+              <w:pStyle w:val="Normal"/>
+              <w:widowControl/>
+              <w:spacing w:lineRule="auto" w:line="240" w:before="0" w:after="0"/>
+              <w:jc w:val="start"/>
+              <w:rPr>
+                <w:rFonts w:ascii="TH Krub" w:hAnsi="TH Krub" w:eastAsia="Calibri" w:cs="TH Krub"/>
+                <w:kern w:val="2"/>
+                <w:sz w:val="28"/>
+                <w:szCs w:val="28"/>
+                <w:lang w:val="en-US" w:eastAsia="en-US" w:bidi="th-TH"/>
+              </w:rPr>
+            </w:pPr>
+            <w:r>
+              <w:rPr>
+                <w:rFonts w:eastAsia="Calibri" w:cs="TH Krub" w:ascii="TH Krub" w:hAnsi="TH Krub"/>
+                <w:kern w:val="2"/>
+                <w:sz w:val="28"/>
+                <w:szCs w:val="28"/>
+                <w:lang w:val="en-US" w:eastAsia="en-US" w:bidi="th-TH"/>
+              </w:rPr>
+              <w:t>verify_boxes (</w:t>
+            </w:r>
+            <w:r>
+              <w:rPr>
+                <w:rFonts w:ascii="TH Krub" w:hAnsi="TH Krub" w:eastAsia="Calibri" w:cs="TH Krub"/>
+                <w:kern w:val="2"/>
+                <w:sz w:val="28"/>
+                <w:szCs w:val="28"/>
+                <w:lang w:val="en-US" w:eastAsia="en-US" w:bidi="th-TH"/>
+              </w:rPr>
+              <w:t xml:space="preserve">บรรทัด </w:t>
+            </w:r>
+            <w:r>
+              <w:rPr>
+                <w:rFonts w:eastAsia="Calibri" w:cs="TH Krub" w:ascii="TH Krub" w:hAnsi="TH Krub"/>
+                <w:kern w:val="2"/>
+                <w:sz w:val="28"/>
+                <w:szCs w:val="28"/>
+                <w:lang w:val="en-US" w:eastAsia="en-US" w:bidi="th-TH"/>
+              </w:rPr>
+              <w:t xml:space="preserve">121) — </w:t>
+            </w:r>
+            <w:r>
+              <w:rPr>
+                <w:rFonts w:ascii="TH Krub" w:hAnsi="TH Krub" w:eastAsia="Calibri" w:cs="TH Krub"/>
+                <w:kern w:val="2"/>
+                <w:sz w:val="28"/>
+                <w:szCs w:val="28"/>
+                <w:lang w:val="en-US" w:eastAsia="en-US" w:bidi="th-TH"/>
+              </w:rPr>
+              <w:t>ตรรกะการทดสอบจริง</w:t>
+            </w:r>
+            <w:r>
+              <w:rPr>
+                <w:rFonts w:eastAsia="Calibri" w:cs="TH Krub" w:ascii="TH Krub" w:hAnsi="TH Krub"/>
+                <w:kern w:val="2"/>
+                <w:sz w:val="28"/>
+                <w:szCs w:val="28"/>
+                <w:lang w:val="en-US" w:eastAsia="en-US" w:bidi="th-TH"/>
+              </w:rPr>
+              <w:t xml:space="preserve">: </w:t>
+            </w:r>
+            <w:r>
+              <w:rPr>
+                <w:rFonts w:ascii="TH Krub" w:hAnsi="TH Krub" w:eastAsia="Calibri" w:cs="TH Krub"/>
+                <w:kern w:val="2"/>
+                <w:sz w:val="28"/>
+                <w:szCs w:val="28"/>
+                <w:lang w:val="en-US" w:eastAsia="en-US" w:bidi="th-TH"/>
+              </w:rPr>
+              <w:t xml:space="preserve">ตรวจว่าจำนวนกล่องไม่เปลี่ยนไปแบบเงียบๆ ว่าจุดศูนย์กลางของทุกกล่องอยู่ภายในช่วง </w:t>
+            </w:r>
+            <w:r>
+              <w:rPr>
+                <w:rFonts w:eastAsia="Calibri" w:cs="TH Krub" w:ascii="TH Krub" w:hAnsi="TH Krub"/>
+                <w:kern w:val="2"/>
+                <w:sz w:val="28"/>
+                <w:szCs w:val="28"/>
+                <w:lang w:val="en-US" w:eastAsia="en-US" w:bidi="th-TH"/>
+              </w:rPr>
+              <w:t xml:space="preserve">[0,1] </w:t>
+            </w:r>
+            <w:r>
+              <w:rPr>
+                <w:rFonts w:ascii="TH Krub" w:hAnsi="TH Krub" w:eastAsia="Calibri" w:cs="TH Krub"/>
+                <w:kern w:val="2"/>
+                <w:sz w:val="28"/>
+                <w:szCs w:val="28"/>
+                <w:lang w:val="en-US" w:eastAsia="en-US" w:bidi="th-TH"/>
+              </w:rPr>
+              <w:t>และว่าความกว้าง</w:t>
+            </w:r>
+            <w:r>
+              <w:rPr>
+                <w:rFonts w:eastAsia="Calibri" w:cs="TH Krub" w:ascii="TH Krub" w:hAnsi="TH Krub"/>
+                <w:kern w:val="2"/>
+                <w:sz w:val="28"/>
+                <w:szCs w:val="28"/>
+                <w:lang w:val="en-US" w:eastAsia="en-US" w:bidi="th-TH"/>
+              </w:rPr>
+              <w:t>/</w:t>
+            </w:r>
+            <w:r>
+              <w:rPr>
+                <w:rFonts w:ascii="TH Krub" w:hAnsi="TH Krub" w:eastAsia="Calibri" w:cs="TH Krub"/>
+                <w:kern w:val="2"/>
+                <w:sz w:val="28"/>
+                <w:szCs w:val="28"/>
+                <w:lang w:val="en-US" w:eastAsia="en-US" w:bidi="th-TH"/>
+              </w:rPr>
+              <w:t xml:space="preserve">ความสูงเป็นค่าบวก โดยพิมพ์ผล </w:t>
+            </w:r>
+            <w:r>
+              <w:rPr>
+                <w:rFonts w:eastAsia="Calibri" w:cs="TH Krub" w:ascii="TH Krub" w:hAnsi="TH Krub"/>
+                <w:kern w:val="2"/>
+                <w:sz w:val="28"/>
+                <w:szCs w:val="28"/>
+                <w:lang w:val="en-US" w:eastAsia="en-US" w:bidi="th-TH"/>
+              </w:rPr>
+              <w:t xml:space="preserve">OK/WARN/FAIL </w:t>
+            </w:r>
+            <w:r>
+              <w:rPr>
+                <w:rFonts w:ascii="TH Krub" w:hAnsi="TH Krub" w:eastAsia="Calibri" w:cs="TH Krub"/>
+                <w:kern w:val="2"/>
+                <w:sz w:val="28"/>
+                <w:szCs w:val="28"/>
+                <w:lang w:val="en-US" w:eastAsia="en-US" w:bidi="th-TH"/>
+              </w:rPr>
+              <w:t xml:space="preserve">ออกมาสำหรับแต่ละ </w:t>
+            </w:r>
+            <w:r>
+              <w:rPr>
+                <w:rFonts w:eastAsia="Calibri" w:cs="TH Krub" w:ascii="TH Krub" w:hAnsi="TH Krub"/>
+                <w:kern w:val="2"/>
+                <w:sz w:val="28"/>
+                <w:szCs w:val="28"/>
+                <w:lang w:val="en-US" w:eastAsia="en-US" w:bidi="th-TH"/>
+              </w:rPr>
+              <w:t>augmentation</w:t>
+            </w:r>
+          </w:p>
+          <w:p>
+            <w:pPr>
+              <w:pStyle w:val="Normal"/>
+              <w:widowControl/>
+              <w:spacing w:lineRule="auto" w:line="240" w:before="0" w:after="0"/>
+              <w:jc w:val="start"/>
+              <w:rPr>
+                <w:rFonts w:ascii="TH Krub" w:hAnsi="TH Krub" w:eastAsia="Calibri" w:cs="TH Krub"/>
+                <w:kern w:val="2"/>
+                <w:sz w:val="28"/>
+                <w:szCs w:val="28"/>
+                <w:lang w:val="en-US" w:eastAsia="en-US" w:bidi="th-TH"/>
+              </w:rPr>
+            </w:pPr>
+            <w:r>
+              <w:rPr>
+                <w:rFonts w:eastAsia="Calibri" w:cs="TH Krub" w:ascii="TH Krub" w:hAnsi="TH Krub"/>
+                <w:kern w:val="2"/>
+                <w:sz w:val="28"/>
+                <w:szCs w:val="28"/>
+                <w:lang w:val="en-US" w:eastAsia="en-US" w:bidi="th-TH"/>
+              </w:rPr>
+              <w:t xml:space="preserve">main() — </w:t>
+            </w:r>
+            <w:r>
+              <w:rPr>
+                <w:rFonts w:ascii="TH Krub" w:hAnsi="TH Krub" w:eastAsia="Calibri" w:cs="TH Krub"/>
+                <w:kern w:val="2"/>
+                <w:sz w:val="28"/>
+                <w:szCs w:val="28"/>
+                <w:lang w:val="en-US" w:eastAsia="en-US" w:bidi="th-TH"/>
+              </w:rPr>
+              <w:t xml:space="preserve">โหลดภาพตัวอย่างหนึ่งภาพพร้อม </w:t>
+            </w:r>
+            <w:r>
+              <w:rPr>
+                <w:rFonts w:eastAsia="Calibri" w:cs="TH Krub" w:ascii="TH Krub" w:hAnsi="TH Krub"/>
+                <w:kern w:val="2"/>
+                <w:sz w:val="28"/>
+                <w:szCs w:val="28"/>
+                <w:lang w:val="en-US" w:eastAsia="en-US" w:bidi="th-TH"/>
+              </w:rPr>
+              <w:t xml:space="preserve">label </w:t>
+            </w:r>
+            <w:r>
+              <w:rPr>
+                <w:rFonts w:ascii="TH Krub" w:hAnsi="TH Krub" w:eastAsia="Calibri" w:cs="TH Krub"/>
+                <w:kern w:val="2"/>
+                <w:sz w:val="28"/>
+                <w:szCs w:val="28"/>
+                <w:lang w:val="en-US" w:eastAsia="en-US" w:bidi="th-TH"/>
+              </w:rPr>
+              <w:t xml:space="preserve">ของมัน </w:t>
+            </w:r>
+            <w:r>
+              <w:rPr>
+                <w:rFonts w:eastAsia="Calibri" w:cs="TH Krub" w:ascii="TH Krub" w:hAnsi="TH Krub"/>
+                <w:kern w:val="2"/>
+                <w:sz w:val="28"/>
+                <w:szCs w:val="28"/>
+                <w:lang w:val="en-US" w:eastAsia="en-US" w:bidi="th-TH"/>
+              </w:rPr>
+              <w:t>(</w:t>
+            </w:r>
+            <w:r>
+              <w:rPr>
+                <w:rFonts w:ascii="TH Krub" w:hAnsi="TH Krub" w:eastAsia="Calibri" w:cs="TH Krub"/>
+                <w:kern w:val="2"/>
+                <w:sz w:val="28"/>
+                <w:szCs w:val="28"/>
+                <w:lang w:val="en-US" w:eastAsia="en-US" w:bidi="th-TH"/>
+              </w:rPr>
+              <w:t xml:space="preserve">ค่าเริ่มต้นคือภาพหมาพันธุ์ </w:t>
+            </w:r>
+            <w:r>
+              <w:rPr>
+                <w:rFonts w:eastAsia="Calibri" w:cs="TH Krub" w:ascii="TH Krub" w:hAnsi="TH Krub"/>
+                <w:kern w:val="2"/>
+                <w:sz w:val="28"/>
+                <w:szCs w:val="28"/>
+                <w:lang w:val="en-US" w:eastAsia="en-US" w:bidi="th-TH"/>
+              </w:rPr>
+              <w:t xml:space="preserve">French bulldog </w:t>
+            </w:r>
+            <w:r>
+              <w:rPr>
+                <w:rFonts w:ascii="TH Krub" w:hAnsi="TH Krub" w:eastAsia="Calibri" w:cs="TH Krub"/>
+                <w:kern w:val="2"/>
+                <w:sz w:val="28"/>
+                <w:szCs w:val="28"/>
+                <w:lang w:val="en-US" w:eastAsia="en-US" w:bidi="th-TH"/>
+              </w:rPr>
+              <w:t xml:space="preserve">แต่สามารถกำหนดเองได้ผ่าน </w:t>
+            </w:r>
+            <w:r>
+              <w:rPr>
+                <w:rFonts w:eastAsia="Calibri" w:cs="TH Krub" w:ascii="TH Krub" w:hAnsi="TH Krub"/>
+                <w:kern w:val="2"/>
+                <w:sz w:val="28"/>
+                <w:szCs w:val="28"/>
+                <w:lang w:val="en-US" w:eastAsia="en-US" w:bidi="th-TH"/>
+              </w:rPr>
+              <w:t xml:space="preserve">--image) </w:t>
+            </w:r>
+            <w:r>
+              <w:rPr>
+                <w:rFonts w:ascii="TH Krub" w:hAnsi="TH Krub" w:eastAsia="Calibri" w:cs="TH Krub"/>
+                <w:kern w:val="2"/>
+                <w:sz w:val="28"/>
+                <w:szCs w:val="28"/>
+                <w:lang w:val="en-US" w:eastAsia="en-US" w:bidi="th-TH"/>
+              </w:rPr>
+              <w:t xml:space="preserve">รันมันผ่าน </w:t>
+            </w:r>
+            <w:r>
+              <w:rPr>
+                <w:rFonts w:eastAsia="Calibri" w:cs="TH Krub" w:ascii="TH Krub" w:hAnsi="TH Krub"/>
+                <w:kern w:val="2"/>
+                <w:sz w:val="28"/>
+                <w:szCs w:val="28"/>
+                <w:lang w:val="en-US" w:eastAsia="en-US" w:bidi="th-TH"/>
+              </w:rPr>
+              <w:t xml:space="preserve">augmentation </w:t>
+            </w:r>
+            <w:r>
+              <w:rPr>
+                <w:rFonts w:ascii="TH Krub" w:hAnsi="TH Krub" w:eastAsia="Calibri" w:cs="TH Krub"/>
+                <w:kern w:val="2"/>
+                <w:sz w:val="28"/>
+                <w:szCs w:val="28"/>
+                <w:lang w:val="en-US" w:eastAsia="en-US" w:bidi="th-TH"/>
+              </w:rPr>
+              <w:t xml:space="preserve">ทั้ง </w:t>
+            </w:r>
+            <w:r>
+              <w:rPr>
+                <w:rFonts w:eastAsia="Calibri" w:cs="TH Krub" w:ascii="TH Krub" w:hAnsi="TH Krub"/>
+                <w:kern w:val="2"/>
+                <w:sz w:val="28"/>
+                <w:szCs w:val="28"/>
+                <w:lang w:val="en-US" w:eastAsia="en-US" w:bidi="th-TH"/>
+              </w:rPr>
+              <w:t xml:space="preserve">6 </w:t>
+            </w:r>
+            <w:r>
+              <w:rPr>
+                <w:rFonts w:ascii="TH Krub" w:hAnsi="TH Krub" w:eastAsia="Calibri" w:cs="TH Krub"/>
+                <w:kern w:val="2"/>
+                <w:sz w:val="28"/>
+                <w:szCs w:val="28"/>
+                <w:lang w:val="en-US" w:eastAsia="en-US" w:bidi="th-TH"/>
+              </w:rPr>
+              <w:t xml:space="preserve">แบบ ตรวจสอบแต่ละแบบ และเขียนภาพ </w:t>
+            </w:r>
+            <w:r>
+              <w:rPr>
+                <w:rFonts w:eastAsia="Calibri" w:cs="TH Krub" w:ascii="TH Krub" w:hAnsi="TH Krub"/>
+                <w:kern w:val="2"/>
+                <w:sz w:val="28"/>
+                <w:szCs w:val="28"/>
+                <w:lang w:val="en-US" w:eastAsia="en-US" w:bidi="th-TH"/>
+              </w:rPr>
+              <w:t xml:space="preserve">JPEG </w:t>
+            </w:r>
+            <w:r>
+              <w:rPr>
+                <w:rFonts w:ascii="TH Krub" w:hAnsi="TH Krub" w:eastAsia="Calibri" w:cs="TH Krub"/>
+                <w:kern w:val="2"/>
+                <w:sz w:val="28"/>
+                <w:szCs w:val="28"/>
+                <w:lang w:val="en-US" w:eastAsia="en-US" w:bidi="th-TH"/>
+              </w:rPr>
+              <w:t xml:space="preserve">แบบวางเทียบข้างกัน </w:t>
+            </w:r>
+            <w:r>
+              <w:rPr>
+                <w:rFonts w:eastAsia="Calibri" w:cs="TH Krub" w:ascii="TH Krub" w:hAnsi="TH Krub"/>
+                <w:kern w:val="2"/>
+                <w:sz w:val="28"/>
+                <w:szCs w:val="28"/>
+                <w:lang w:val="en-US" w:eastAsia="en-US" w:bidi="th-TH"/>
+              </w:rPr>
+              <w:t>(</w:t>
+            </w:r>
+            <w:r>
+              <w:rPr>
+                <w:rFonts w:ascii="TH Krub" w:hAnsi="TH Krub" w:eastAsia="Calibri" w:cs="TH Krub"/>
+                <w:kern w:val="2"/>
+                <w:sz w:val="28"/>
+                <w:szCs w:val="28"/>
+                <w:lang w:val="en-US" w:eastAsia="en-US" w:bidi="th-TH"/>
+              </w:rPr>
+              <w:t>ต้นฉบับ</w:t>
+            </w:r>
+            <w:r>
+              <w:rPr>
+                <w:rFonts w:eastAsia="Calibri" w:cs="TH Krub" w:ascii="TH Krub" w:hAnsi="TH Krub"/>
+                <w:kern w:val="2"/>
+                <w:sz w:val="28"/>
+                <w:szCs w:val="28"/>
+                <w:lang w:val="en-US" w:eastAsia="en-US" w:bidi="th-TH"/>
+              </w:rPr>
+              <w:t xml:space="preserve">|augmented) </w:t>
+            </w:r>
+            <w:r>
+              <w:rPr>
+                <w:rFonts w:ascii="TH Krub" w:hAnsi="TH Krub" w:eastAsia="Calibri" w:cs="TH Krub"/>
+                <w:kern w:val="2"/>
+                <w:sz w:val="28"/>
+                <w:szCs w:val="28"/>
+                <w:lang w:val="en-US" w:eastAsia="en-US" w:bidi="th-TH"/>
+              </w:rPr>
+              <w:t xml:space="preserve">หนึ่งไฟล์ต่อหนึ่ง </w:t>
+            </w:r>
+            <w:r>
+              <w:rPr>
+                <w:rFonts w:eastAsia="Calibri" w:cs="TH Krub" w:ascii="TH Krub" w:hAnsi="TH Krub"/>
+                <w:kern w:val="2"/>
+                <w:sz w:val="28"/>
+                <w:szCs w:val="28"/>
+                <w:lang w:val="en-US" w:eastAsia="en-US" w:bidi="th-TH"/>
+              </w:rPr>
+              <w:t xml:space="preserve">augmentation </w:t>
+            </w:r>
+            <w:r>
+              <w:rPr>
+                <w:rFonts w:ascii="TH Krub" w:hAnsi="TH Krub" w:eastAsia="Calibri" w:cs="TH Krub"/>
+                <w:kern w:val="2"/>
+                <w:sz w:val="28"/>
+                <w:szCs w:val="28"/>
+                <w:lang w:val="en-US" w:eastAsia="en-US" w:bidi="th-TH"/>
+              </w:rPr>
+              <w:t xml:space="preserve">ลงในโฟลเดอร์ </w:t>
+            </w:r>
+            <w:r>
+              <w:rPr>
+                <w:rFonts w:eastAsia="Calibri" w:cs="TH Krub" w:ascii="TH Krub" w:hAnsi="TH Krub"/>
+                <w:kern w:val="2"/>
+                <w:sz w:val="28"/>
+                <w:szCs w:val="28"/>
+                <w:lang w:val="en-US" w:eastAsia="en-US" w:bidi="th-TH"/>
+              </w:rPr>
+              <w:t xml:space="preserve">augmentation_preview/ </w:t>
+            </w:r>
+            <w:r>
+              <w:rPr>
+                <w:rFonts w:ascii="TH Krub" w:hAnsi="TH Krub" w:eastAsia="Calibri" w:cs="TH Krub"/>
+                <w:kern w:val="2"/>
+                <w:sz w:val="28"/>
+                <w:szCs w:val="28"/>
+                <w:lang w:val="en-US" w:eastAsia="en-US" w:bidi="th-TH"/>
+              </w:rPr>
+              <w:t>เพื่อใช้ตรวจสอบความถูกต้องด้วยตา</w:t>
             </w:r>
           </w:p>
         </w:tc>
@@ -6144,6 +10127,377 @@
                 <w:szCs w:val="28"/>
                 <w:lang w:val="en-US" w:eastAsia="en-US" w:bidi="th-TH"/>
               </w:rPr>
+              <w:t xml:space="preserve">CNN </w:t>
+            </w:r>
+            <w:r>
+              <w:rPr>
+                <w:rFonts w:ascii="TH Krub" w:hAnsi="TH Krub" w:eastAsia="Calibri" w:cs="TH Krub"/>
+                <w:kern w:val="2"/>
+                <w:sz w:val="28"/>
+                <w:szCs w:val="28"/>
+                <w:lang w:val="en-US" w:eastAsia="en-US" w:bidi="th-TH"/>
+              </w:rPr>
+              <w:t xml:space="preserve">ใช้พารามิเตอร์น้อยกว่า </w:t>
+            </w:r>
+            <w:r>
+              <w:rPr>
+                <w:rFonts w:eastAsia="Calibri" w:cs="TH Krub" w:ascii="TH Krub" w:hAnsi="TH Krub"/>
+                <w:kern w:val="2"/>
+                <w:sz w:val="28"/>
+                <w:szCs w:val="28"/>
+                <w:lang w:val="en-US" w:eastAsia="en-US" w:bidi="th-TH"/>
+              </w:rPr>
+              <w:t xml:space="preserve">Fully Connected Network </w:t>
+            </w:r>
+            <w:r>
+              <w:rPr>
+                <w:rFonts w:ascii="TH Krub" w:hAnsi="TH Krub" w:eastAsia="Calibri" w:cs="TH Krub"/>
+                <w:kern w:val="2"/>
+                <w:sz w:val="28"/>
+                <w:szCs w:val="28"/>
+                <w:lang w:val="en-US" w:eastAsia="en-US" w:bidi="th-TH"/>
+              </w:rPr>
+              <w:t xml:space="preserve">มากเมื่อประมวลผลภาพขนาดใหญ่ เพราะหลักการสำคัญสองอย่างคือ </w:t>
+            </w:r>
+            <w:r>
+              <w:rPr>
+                <w:rFonts w:eastAsia="Calibri" w:cs="TH Krub" w:ascii="TH Krub" w:hAnsi="TH Krub"/>
+                <w:kern w:val="2"/>
+                <w:sz w:val="28"/>
+                <w:szCs w:val="28"/>
+                <w:lang w:val="en-US" w:eastAsia="en-US" w:bidi="th-TH"/>
+              </w:rPr>
+              <w:t xml:space="preserve">parameter sharing </w:t>
+            </w:r>
+            <w:r>
+              <w:rPr>
+                <w:rFonts w:ascii="TH Krub" w:hAnsi="TH Krub" w:eastAsia="Calibri" w:cs="TH Krub"/>
+                <w:kern w:val="2"/>
+                <w:sz w:val="28"/>
+                <w:szCs w:val="28"/>
+                <w:lang w:val="en-US" w:eastAsia="en-US" w:bidi="th-TH"/>
+              </w:rPr>
+              <w:t xml:space="preserve">และ </w:t>
+            </w:r>
+            <w:r>
+              <w:rPr>
+                <w:rFonts w:eastAsia="Calibri" w:cs="TH Krub" w:ascii="TH Krub" w:hAnsi="TH Krub"/>
+                <w:kern w:val="2"/>
+                <w:sz w:val="28"/>
+                <w:szCs w:val="28"/>
+                <w:lang w:val="en-US" w:eastAsia="en-US" w:bidi="th-TH"/>
+              </w:rPr>
+              <w:t xml:space="preserve">local connectivity </w:t>
+            </w:r>
+            <w:r>
+              <w:rPr>
+                <w:rFonts w:ascii="TH Krub" w:hAnsi="TH Krub" w:eastAsia="Calibri" w:cs="TH Krub"/>
+                <w:kern w:val="2"/>
+                <w:sz w:val="28"/>
+                <w:szCs w:val="28"/>
+                <w:lang w:val="en-US" w:eastAsia="en-US" w:bidi="th-TH"/>
+              </w:rPr>
+              <w:t xml:space="preserve">ใน </w:t>
+            </w:r>
+            <w:r>
+              <w:rPr>
+                <w:rFonts w:eastAsia="Calibri" w:cs="TH Krub" w:ascii="TH Krub" w:hAnsi="TH Krub"/>
+                <w:kern w:val="2"/>
+                <w:sz w:val="28"/>
+                <w:szCs w:val="28"/>
+                <w:lang w:val="en-US" w:eastAsia="en-US" w:bidi="th-TH"/>
+              </w:rPr>
+              <w:t xml:space="preserve">Fully Connected Network </w:t>
+            </w:r>
+            <w:r>
+              <w:rPr>
+                <w:rFonts w:ascii="TH Krub" w:hAnsi="TH Krub" w:eastAsia="Calibri" w:cs="TH Krub"/>
+                <w:kern w:val="2"/>
+                <w:sz w:val="28"/>
+                <w:szCs w:val="28"/>
+                <w:lang w:val="en-US" w:eastAsia="en-US" w:bidi="th-TH"/>
+              </w:rPr>
+              <w:t xml:space="preserve">ทุกนิวรอนในเลเยอร์ถัดไปจะเชื่อมต่อกับทุกพิกเซลของภาพ ดังนั้นถ้าภาพมีขนาด </w:t>
+            </w:r>
+            <w:r>
+              <w:rPr>
+                <w:rFonts w:eastAsia="Calibri" w:cs="TH Krub" w:ascii="TH Krub" w:hAnsi="TH Krub"/>
+                <w:kern w:val="2"/>
+                <w:sz w:val="28"/>
+                <w:szCs w:val="28"/>
+                <w:lang w:val="en-US" w:eastAsia="en-US" w:bidi="th-TH"/>
+              </w:rPr>
+              <w:t xml:space="preserve">1000×1000×3 </w:t>
+            </w:r>
+            <w:r>
+              <w:rPr>
+                <w:rFonts w:ascii="TH Krub" w:hAnsi="TH Krub" w:eastAsia="Calibri" w:cs="TH Krub"/>
+                <w:kern w:val="2"/>
+                <w:sz w:val="28"/>
+                <w:szCs w:val="28"/>
+                <w:lang w:val="en-US" w:eastAsia="en-US" w:bidi="th-TH"/>
+              </w:rPr>
+              <w:t xml:space="preserve">พิกเซล นิวรอนหนึ่งตัวก็ต้องมีน้ำหนักถึงสามล้านค่า และเมื่อมีนิวรอนหลายตัวจำนวนพารามิเตอร์จะระเบิดขึ้นมหาศาลจนฝึกไม่ไหวและ </w:t>
+            </w:r>
+            <w:r>
+              <w:rPr>
+                <w:rFonts w:eastAsia="Calibri" w:cs="TH Krub" w:ascii="TH Krub" w:hAnsi="TH Krub"/>
+                <w:kern w:val="2"/>
+                <w:sz w:val="28"/>
+                <w:szCs w:val="28"/>
+                <w:lang w:val="en-US" w:eastAsia="en-US" w:bidi="th-TH"/>
+              </w:rPr>
+              <w:t xml:space="preserve">overfit </w:t>
+            </w:r>
+            <w:r>
+              <w:rPr>
+                <w:rFonts w:ascii="TH Krub" w:hAnsi="TH Krub" w:eastAsia="Calibri" w:cs="TH Krub"/>
+                <w:kern w:val="2"/>
+                <w:sz w:val="28"/>
+                <w:szCs w:val="28"/>
+                <w:lang w:val="en-US" w:eastAsia="en-US" w:bidi="th-TH"/>
+              </w:rPr>
+              <w:t xml:space="preserve">ง่าย ในทางกลับกัน </w:t>
+            </w:r>
+            <w:r>
+              <w:rPr>
+                <w:rFonts w:eastAsia="Calibri" w:cs="TH Krub" w:ascii="TH Krub" w:hAnsi="TH Krub"/>
+                <w:kern w:val="2"/>
+                <w:sz w:val="28"/>
+                <w:szCs w:val="28"/>
+                <w:lang w:val="en-US" w:eastAsia="en-US" w:bidi="th-TH"/>
+              </w:rPr>
+              <w:t xml:space="preserve">CNN </w:t>
+            </w:r>
+            <w:r>
+              <w:rPr>
+                <w:rFonts w:ascii="TH Krub" w:hAnsi="TH Krub" w:eastAsia="Calibri" w:cs="TH Krub"/>
+                <w:kern w:val="2"/>
+                <w:sz w:val="28"/>
+                <w:szCs w:val="28"/>
+                <w:lang w:val="en-US" w:eastAsia="en-US" w:bidi="th-TH"/>
+              </w:rPr>
+              <w:t xml:space="preserve">ใช้ </w:t>
+            </w:r>
+            <w:r>
+              <w:rPr>
+                <w:rFonts w:eastAsia="Calibri" w:cs="TH Krub" w:ascii="TH Krub" w:hAnsi="TH Krub"/>
+                <w:kern w:val="2"/>
+                <w:sz w:val="28"/>
+                <w:szCs w:val="28"/>
+                <w:lang w:val="en-US" w:eastAsia="en-US" w:bidi="th-TH"/>
+              </w:rPr>
+              <w:t xml:space="preserve">filter </w:t>
+            </w:r>
+            <w:r>
+              <w:rPr>
+                <w:rFonts w:ascii="TH Krub" w:hAnsi="TH Krub" w:eastAsia="Calibri" w:cs="TH Krub"/>
+                <w:kern w:val="2"/>
+                <w:sz w:val="28"/>
+                <w:szCs w:val="28"/>
+                <w:lang w:val="en-US" w:eastAsia="en-US" w:bidi="th-TH"/>
+              </w:rPr>
+              <w:t xml:space="preserve">หรือ </w:t>
+            </w:r>
+            <w:r>
+              <w:rPr>
+                <w:rFonts w:eastAsia="Calibri" w:cs="TH Krub" w:ascii="TH Krub" w:hAnsi="TH Krub"/>
+                <w:kern w:val="2"/>
+                <w:sz w:val="28"/>
+                <w:szCs w:val="28"/>
+                <w:lang w:val="en-US" w:eastAsia="en-US" w:bidi="th-TH"/>
+              </w:rPr>
+              <w:t xml:space="preserve">kernel </w:t>
+            </w:r>
+            <w:r>
+              <w:rPr>
+                <w:rFonts w:ascii="TH Krub" w:hAnsi="TH Krub" w:eastAsia="Calibri" w:cs="TH Krub"/>
+                <w:kern w:val="2"/>
+                <w:sz w:val="28"/>
+                <w:szCs w:val="28"/>
+                <w:lang w:val="en-US" w:eastAsia="en-US" w:bidi="th-TH"/>
+              </w:rPr>
+              <w:t xml:space="preserve">ขนาดเล็ก เช่น </w:t>
+            </w:r>
+            <w:r>
+              <w:rPr>
+                <w:rFonts w:eastAsia="Calibri" w:cs="TH Krub" w:ascii="TH Krub" w:hAnsi="TH Krub"/>
+                <w:kern w:val="2"/>
+                <w:sz w:val="28"/>
+                <w:szCs w:val="28"/>
+                <w:lang w:val="en-US" w:eastAsia="en-US" w:bidi="th-TH"/>
+              </w:rPr>
+              <w:t xml:space="preserve">3×3 </w:t>
+            </w:r>
+            <w:r>
+              <w:rPr>
+                <w:rFonts w:ascii="TH Krub" w:hAnsi="TH Krub" w:eastAsia="Calibri" w:cs="TH Krub"/>
+                <w:kern w:val="2"/>
+                <w:sz w:val="28"/>
+                <w:szCs w:val="28"/>
+                <w:lang w:val="en-US" w:eastAsia="en-US" w:bidi="th-TH"/>
+              </w:rPr>
+              <w:t xml:space="preserve">เลื่อนไปทั่วทั้งภาพ </w:t>
+            </w:r>
+            <w:r>
+              <w:rPr>
+                <w:rFonts w:eastAsia="Calibri" w:cs="TH Krub" w:ascii="TH Krub" w:hAnsi="TH Krub"/>
+                <w:kern w:val="2"/>
+                <w:sz w:val="28"/>
+                <w:szCs w:val="28"/>
+                <w:lang w:val="en-US" w:eastAsia="en-US" w:bidi="th-TH"/>
+              </w:rPr>
+              <w:t xml:space="preserve">(local connectivity) </w:t>
+            </w:r>
+            <w:r>
+              <w:rPr>
+                <w:rFonts w:ascii="TH Krub" w:hAnsi="TH Krub" w:eastAsia="Calibri" w:cs="TH Krub"/>
+                <w:kern w:val="2"/>
+                <w:sz w:val="28"/>
+                <w:szCs w:val="28"/>
+                <w:lang w:val="en-US" w:eastAsia="en-US" w:bidi="th-TH"/>
+              </w:rPr>
+              <w:t xml:space="preserve">โดยนิวรอนแต่ละตัวมองเฉพาะบริเวณเล็กๆ รอบตัวเท่านั้น และ </w:t>
+            </w:r>
+            <w:r>
+              <w:rPr>
+                <w:rFonts w:eastAsia="Calibri" w:cs="TH Krub" w:ascii="TH Krub" w:hAnsi="TH Krub"/>
+                <w:kern w:val="2"/>
+                <w:sz w:val="28"/>
+                <w:szCs w:val="28"/>
+                <w:lang w:val="en-US" w:eastAsia="en-US" w:bidi="th-TH"/>
+              </w:rPr>
+              <w:t xml:space="preserve">filter </w:t>
+            </w:r>
+            <w:r>
+              <w:rPr>
+                <w:rFonts w:ascii="TH Krub" w:hAnsi="TH Krub" w:eastAsia="Calibri" w:cs="TH Krub"/>
+                <w:kern w:val="2"/>
+                <w:sz w:val="28"/>
+                <w:szCs w:val="28"/>
+                <w:lang w:val="en-US" w:eastAsia="en-US" w:bidi="th-TH"/>
+              </w:rPr>
+              <w:t xml:space="preserve">ตัวเดียวกันจะถูกใช้ซ้ำกับทุกตำแหน่งในภาพ </w:t>
+            </w:r>
+            <w:r>
+              <w:rPr>
+                <w:rFonts w:eastAsia="Calibri" w:cs="TH Krub" w:ascii="TH Krub" w:hAnsi="TH Krub"/>
+                <w:kern w:val="2"/>
+                <w:sz w:val="28"/>
+                <w:szCs w:val="28"/>
+                <w:lang w:val="en-US" w:eastAsia="en-US" w:bidi="th-TH"/>
+              </w:rPr>
+              <w:t xml:space="preserve">(parameter sharing) </w:t>
+            </w:r>
+            <w:r>
+              <w:rPr>
+                <w:rFonts w:ascii="TH Krub" w:hAnsi="TH Krub" w:eastAsia="Calibri" w:cs="TH Krub"/>
+                <w:kern w:val="2"/>
+                <w:sz w:val="28"/>
+                <w:szCs w:val="28"/>
+                <w:lang w:val="en-US" w:eastAsia="en-US" w:bidi="th-TH"/>
+              </w:rPr>
+              <w:t xml:space="preserve">ทำให้ </w:t>
+            </w:r>
+            <w:r>
+              <w:rPr>
+                <w:rFonts w:eastAsia="Calibri" w:cs="TH Krub" w:ascii="TH Krub" w:hAnsi="TH Krub"/>
+                <w:kern w:val="2"/>
+                <w:sz w:val="28"/>
+                <w:szCs w:val="28"/>
+                <w:lang w:val="en-US" w:eastAsia="en-US" w:bidi="th-TH"/>
+              </w:rPr>
+              <w:t xml:space="preserve">filter </w:t>
+            </w:r>
+            <w:r>
+              <w:rPr>
+                <w:rFonts w:ascii="TH Krub" w:hAnsi="TH Krub" w:eastAsia="Calibri" w:cs="TH Krub"/>
+                <w:kern w:val="2"/>
+                <w:sz w:val="28"/>
+                <w:szCs w:val="28"/>
+                <w:lang w:val="en-US" w:eastAsia="en-US" w:bidi="th-TH"/>
+              </w:rPr>
+              <w:t xml:space="preserve">ขนาด </w:t>
+            </w:r>
+            <w:r>
+              <w:rPr>
+                <w:rFonts w:eastAsia="Calibri" w:cs="TH Krub" w:ascii="TH Krub" w:hAnsi="TH Krub"/>
+                <w:kern w:val="2"/>
+                <w:sz w:val="28"/>
+                <w:szCs w:val="28"/>
+                <w:lang w:val="en-US" w:eastAsia="en-US" w:bidi="th-TH"/>
+              </w:rPr>
+              <w:t xml:space="preserve">3×3×3 </w:t>
+            </w:r>
+            <w:r>
+              <w:rPr>
+                <w:rFonts w:ascii="TH Krub" w:hAnsi="TH Krub" w:eastAsia="Calibri" w:cs="TH Krub"/>
+                <w:kern w:val="2"/>
+                <w:sz w:val="28"/>
+                <w:szCs w:val="28"/>
+                <w:lang w:val="en-US" w:eastAsia="en-US" w:bidi="th-TH"/>
+              </w:rPr>
+              <w:t xml:space="preserve">มีน้ำหนักเพียง </w:t>
+            </w:r>
+            <w:r>
+              <w:rPr>
+                <w:rFonts w:eastAsia="Calibri" w:cs="TH Krub" w:ascii="TH Krub" w:hAnsi="TH Krub"/>
+                <w:kern w:val="2"/>
+                <w:sz w:val="28"/>
+                <w:szCs w:val="28"/>
+                <w:lang w:val="en-US" w:eastAsia="en-US" w:bidi="th-TH"/>
+              </w:rPr>
+              <w:t xml:space="preserve">27 </w:t>
+            </w:r>
+            <w:r>
+              <w:rPr>
+                <w:rFonts w:ascii="TH Krub" w:hAnsi="TH Krub" w:eastAsia="Calibri" w:cs="TH Krub"/>
+                <w:kern w:val="2"/>
+                <w:sz w:val="28"/>
+                <w:szCs w:val="28"/>
+                <w:lang w:val="en-US" w:eastAsia="en-US" w:bidi="th-TH"/>
+              </w:rPr>
+              <w:t xml:space="preserve">ค่าไม่ว่าภาพจะใหญ่แค่ไหนก็ตาม นอกจากจะลดจำนวนพารามิเตอร์ลงมหาศาลแล้ว การใช้ </w:t>
+            </w:r>
+            <w:r>
+              <w:rPr>
+                <w:rFonts w:eastAsia="Calibri" w:cs="TH Krub" w:ascii="TH Krub" w:hAnsi="TH Krub"/>
+                <w:kern w:val="2"/>
+                <w:sz w:val="28"/>
+                <w:szCs w:val="28"/>
+                <w:lang w:val="en-US" w:eastAsia="en-US" w:bidi="th-TH"/>
+              </w:rPr>
+              <w:t xml:space="preserve">filter </w:t>
+            </w:r>
+            <w:r>
+              <w:rPr>
+                <w:rFonts w:ascii="TH Krub" w:hAnsi="TH Krub" w:eastAsia="Calibri" w:cs="TH Krub"/>
+                <w:kern w:val="2"/>
+                <w:sz w:val="28"/>
+                <w:szCs w:val="28"/>
+                <w:lang w:val="en-US" w:eastAsia="en-US" w:bidi="th-TH"/>
+              </w:rPr>
+              <w:t xml:space="preserve">ซ้ำยังสอดคล้องกับธรรมชาติของภาพที่ลักษณะเด่นอย่างขอบหรือมุมสามารถปรากฏได้ทุกตำแหน่ง จึงเรียนรู้ได้ดีและมีคุณสมบัติ </w:t>
+            </w:r>
+            <w:r>
+              <w:rPr>
+                <w:rFonts w:eastAsia="Calibri" w:cs="TH Krub" w:ascii="TH Krub" w:hAnsi="TH Krub"/>
+                <w:kern w:val="2"/>
+                <w:sz w:val="28"/>
+                <w:szCs w:val="28"/>
+                <w:lang w:val="en-US" w:eastAsia="en-US" w:bidi="th-TH"/>
+              </w:rPr>
+              <w:t xml:space="preserve">translation invariance </w:t>
+            </w:r>
+            <w:r>
+              <w:rPr>
+                <w:rFonts w:ascii="TH Krub" w:hAnsi="TH Krub" w:eastAsia="Calibri" w:cs="TH Krub"/>
+                <w:kern w:val="2"/>
+                <w:sz w:val="28"/>
+                <w:szCs w:val="28"/>
+                <w:lang w:val="en-US" w:eastAsia="en-US" w:bidi="th-TH"/>
+              </w:rPr>
+              <w:t>ไปในตัว</w:t>
             </w:r>
           </w:p>
         </w:tc>
@@ -6309,12 +10663,313 @@
             </w:pPr>
             <w:r>
               <w:rPr>
-                <w:rFonts w:eastAsia="Calibri" w:cs="TH Krub" w:ascii="TH Krub" w:hAnsi="TH Krub"/>
-                <w:kern w:val="2"/>
-                <w:sz w:val="28"/>
-                <w:szCs w:val="28"/>
-                <w:lang w:val="en-US" w:eastAsia="en-US" w:bidi="th-TH"/>
-              </w:rPr>
+                <w:rFonts w:ascii="TH Krub" w:hAnsi="TH Krub" w:eastAsia="Calibri" w:cs="TH Krub"/>
+                <w:kern w:val="2"/>
+                <w:sz w:val="28"/>
+                <w:szCs w:val="28"/>
+                <w:lang w:val="en-US" w:eastAsia="en-US" w:bidi="th-TH"/>
+              </w:rPr>
+              <w:t xml:space="preserve">ปัญหาที่โมเดลทำงานได้ดีมากกับ </w:t>
+            </w:r>
+            <w:r>
+              <w:rPr>
+                <w:rFonts w:eastAsia="Calibri" w:cs="TH Krub" w:ascii="TH Krub" w:hAnsi="TH Krub"/>
+                <w:kern w:val="2"/>
+                <w:sz w:val="28"/>
+                <w:szCs w:val="28"/>
+                <w:lang w:val="en-US" w:eastAsia="en-US" w:bidi="th-TH"/>
+              </w:rPr>
+              <w:t xml:space="preserve">Training Set </w:t>
+            </w:r>
+            <w:r>
+              <w:rPr>
+                <w:rFonts w:ascii="TH Krub" w:hAnsi="TH Krub" w:eastAsia="Calibri" w:cs="TH Krub"/>
+                <w:kern w:val="2"/>
+                <w:sz w:val="28"/>
+                <w:szCs w:val="28"/>
+                <w:lang w:val="en-US" w:eastAsia="en-US" w:bidi="th-TH"/>
+              </w:rPr>
+              <w:t xml:space="preserve">แต่ทำงานแย่กับ </w:t>
+            </w:r>
+            <w:r>
+              <w:rPr>
+                <w:rFonts w:eastAsia="Calibri" w:cs="TH Krub" w:ascii="TH Krub" w:hAnsi="TH Krub"/>
+                <w:kern w:val="2"/>
+                <w:sz w:val="28"/>
+                <w:szCs w:val="28"/>
+                <w:lang w:val="en-US" w:eastAsia="en-US" w:bidi="th-TH"/>
+              </w:rPr>
+              <w:t xml:space="preserve">Test Set </w:t>
+            </w:r>
+            <w:r>
+              <w:rPr>
+                <w:rFonts w:ascii="TH Krub" w:hAnsi="TH Krub" w:eastAsia="Calibri" w:cs="TH Krub"/>
+                <w:kern w:val="2"/>
+                <w:sz w:val="28"/>
+                <w:szCs w:val="28"/>
+                <w:lang w:val="en-US" w:eastAsia="en-US" w:bidi="th-TH"/>
+              </w:rPr>
+              <w:t xml:space="preserve">เรียกว่า </w:t>
+            </w:r>
+            <w:r>
+              <w:rPr>
+                <w:rFonts w:eastAsia="Calibri" w:cs="TH Krub" w:ascii="TH Krub" w:hAnsi="TH Krub"/>
+                <w:kern w:val="2"/>
+                <w:sz w:val="28"/>
+                <w:szCs w:val="28"/>
+                <w:lang w:val="en-US" w:eastAsia="en-US" w:bidi="th-TH"/>
+              </w:rPr>
+              <w:t xml:space="preserve">Overfitting </w:t>
+            </w:r>
+            <w:r>
+              <w:rPr>
+                <w:rFonts w:ascii="TH Krub" w:hAnsi="TH Krub" w:eastAsia="Calibri" w:cs="TH Krub"/>
+                <w:kern w:val="2"/>
+                <w:sz w:val="28"/>
+                <w:szCs w:val="28"/>
+                <w:lang w:val="en-US" w:eastAsia="en-US" w:bidi="th-TH"/>
+              </w:rPr>
+              <w:t xml:space="preserve">ซึ่งเกิดจากโมเดลจดจำรายละเอียดและ </w:t>
+            </w:r>
+            <w:r>
+              <w:rPr>
+                <w:rFonts w:eastAsia="Calibri" w:cs="TH Krub" w:ascii="TH Krub" w:hAnsi="TH Krub"/>
+                <w:kern w:val="2"/>
+                <w:sz w:val="28"/>
+                <w:szCs w:val="28"/>
+                <w:lang w:val="en-US" w:eastAsia="en-US" w:bidi="th-TH"/>
+              </w:rPr>
+              <w:t xml:space="preserve">noise </w:t>
+            </w:r>
+            <w:r>
+              <w:rPr>
+                <w:rFonts w:ascii="TH Krub" w:hAnsi="TH Krub" w:eastAsia="Calibri" w:cs="TH Krub"/>
+                <w:kern w:val="2"/>
+                <w:sz w:val="28"/>
+                <w:szCs w:val="28"/>
+                <w:lang w:val="en-US" w:eastAsia="en-US" w:bidi="th-TH"/>
+              </w:rPr>
+              <w:t xml:space="preserve">ของข้อมูลฝึกมากเกินไปจนไม่สามารถสรุปความเป็นทั่วไป </w:t>
+            </w:r>
+            <w:r>
+              <w:rPr>
+                <w:rFonts w:eastAsia="Calibri" w:cs="TH Krub" w:ascii="TH Krub" w:hAnsi="TH Krub"/>
+                <w:kern w:val="2"/>
+                <w:sz w:val="28"/>
+                <w:szCs w:val="28"/>
+                <w:lang w:val="en-US" w:eastAsia="en-US" w:bidi="th-TH"/>
+              </w:rPr>
+              <w:t xml:space="preserve">(generalize) </w:t>
+            </w:r>
+            <w:r>
+              <w:rPr>
+                <w:rFonts w:ascii="TH Krub" w:hAnsi="TH Krub" w:eastAsia="Calibri" w:cs="TH Krub"/>
+                <w:kern w:val="2"/>
+                <w:sz w:val="28"/>
+                <w:szCs w:val="28"/>
+                <w:lang w:val="en-US" w:eastAsia="en-US" w:bidi="th-TH"/>
+              </w:rPr>
+              <w:t xml:space="preserve">ไปใช้กับข้อมูลใหม่ได้ แนวทางแก้ไขมีหลายทางที่มักใช้ร่วมกัน เริ่มจากการเพิ่มปริมาณและความหลากหลายของข้อมูลด้วยการเก็บข้อมูลเพิ่มหรือทำ </w:t>
+            </w:r>
+            <w:r>
+              <w:rPr>
+                <w:rFonts w:eastAsia="Calibri" w:cs="TH Krub" w:ascii="TH Krub" w:hAnsi="TH Krub"/>
+                <w:kern w:val="2"/>
+                <w:sz w:val="28"/>
+                <w:szCs w:val="28"/>
+                <w:lang w:val="en-US" w:eastAsia="en-US" w:bidi="th-TH"/>
+              </w:rPr>
+              <w:t xml:space="preserve">Data Augmentation </w:t>
+            </w:r>
+            <w:r>
+              <w:rPr>
+                <w:rFonts w:ascii="TH Krub" w:hAnsi="TH Krub" w:eastAsia="Calibri" w:cs="TH Krub"/>
+                <w:kern w:val="2"/>
+                <w:sz w:val="28"/>
+                <w:szCs w:val="28"/>
+                <w:lang w:val="en-US" w:eastAsia="en-US" w:bidi="th-TH"/>
+              </w:rPr>
+              <w:t xml:space="preserve">ต่อมาคือการใช้เทคนิค </w:t>
+            </w:r>
+            <w:r>
+              <w:rPr>
+                <w:rFonts w:eastAsia="Calibri" w:cs="TH Krub" w:ascii="TH Krub" w:hAnsi="TH Krub"/>
+                <w:kern w:val="2"/>
+                <w:sz w:val="28"/>
+                <w:szCs w:val="28"/>
+                <w:lang w:val="en-US" w:eastAsia="en-US" w:bidi="th-TH"/>
+              </w:rPr>
+              <w:t xml:space="preserve">Regularization </w:t>
+            </w:r>
+            <w:r>
+              <w:rPr>
+                <w:rFonts w:ascii="TH Krub" w:hAnsi="TH Krub" w:eastAsia="Calibri" w:cs="TH Krub"/>
+                <w:kern w:val="2"/>
+                <w:sz w:val="28"/>
+                <w:szCs w:val="28"/>
+                <w:lang w:val="en-US" w:eastAsia="en-US" w:bidi="th-TH"/>
+              </w:rPr>
+              <w:t xml:space="preserve">เช่น </w:t>
+            </w:r>
+            <w:r>
+              <w:rPr>
+                <w:rFonts w:eastAsia="Calibri" w:cs="TH Krub" w:ascii="TH Krub" w:hAnsi="TH Krub"/>
+                <w:kern w:val="2"/>
+                <w:sz w:val="28"/>
+                <w:szCs w:val="28"/>
+                <w:lang w:val="en-US" w:eastAsia="en-US" w:bidi="th-TH"/>
+              </w:rPr>
+              <w:t xml:space="preserve">L1/L2 regularization </w:t>
+            </w:r>
+            <w:r>
+              <w:rPr>
+                <w:rFonts w:ascii="TH Krub" w:hAnsi="TH Krub" w:eastAsia="Calibri" w:cs="TH Krub"/>
+                <w:kern w:val="2"/>
+                <w:sz w:val="28"/>
+                <w:szCs w:val="28"/>
+                <w:lang w:val="en-US" w:eastAsia="en-US" w:bidi="th-TH"/>
+              </w:rPr>
+              <w:t xml:space="preserve">และ </w:t>
+            </w:r>
+            <w:r>
+              <w:rPr>
+                <w:rFonts w:eastAsia="Calibri" w:cs="TH Krub" w:ascii="TH Krub" w:hAnsi="TH Krub"/>
+                <w:kern w:val="2"/>
+                <w:sz w:val="28"/>
+                <w:szCs w:val="28"/>
+                <w:lang w:val="en-US" w:eastAsia="en-US" w:bidi="th-TH"/>
+              </w:rPr>
+              <w:t xml:space="preserve">Dropout </w:t>
+            </w:r>
+            <w:r>
+              <w:rPr>
+                <w:rFonts w:ascii="TH Krub" w:hAnsi="TH Krub" w:eastAsia="Calibri" w:cs="TH Krub"/>
+                <w:kern w:val="2"/>
+                <w:sz w:val="28"/>
+                <w:szCs w:val="28"/>
+                <w:lang w:val="en-US" w:eastAsia="en-US" w:bidi="th-TH"/>
+              </w:rPr>
+              <w:t xml:space="preserve">เพื่อบังคับให้โมเดลไม่พึ่งพาน้ำหนักบางตัวมากเกินไป นอกจากนี้ยังสามารถลดความซับซ้อนของโมเดลลงให้เหมาะกับปริมาณข้อมูล ใช้เทคนิค </w:t>
+            </w:r>
+            <w:r>
+              <w:rPr>
+                <w:rFonts w:eastAsia="Calibri" w:cs="TH Krub" w:ascii="TH Krub" w:hAnsi="TH Krub"/>
+                <w:kern w:val="2"/>
+                <w:sz w:val="28"/>
+                <w:szCs w:val="28"/>
+                <w:lang w:val="en-US" w:eastAsia="en-US" w:bidi="th-TH"/>
+              </w:rPr>
+              <w:t xml:space="preserve">Early Stopping </w:t>
+            </w:r>
+            <w:r>
+              <w:rPr>
+                <w:rFonts w:ascii="TH Krub" w:hAnsi="TH Krub" w:eastAsia="Calibri" w:cs="TH Krub"/>
+                <w:kern w:val="2"/>
+                <w:sz w:val="28"/>
+                <w:szCs w:val="28"/>
+                <w:lang w:val="en-US" w:eastAsia="en-US" w:bidi="th-TH"/>
+              </w:rPr>
+              <w:t xml:space="preserve">เพื่อหยุดฝึกเมื่อ </w:t>
+            </w:r>
+            <w:r>
+              <w:rPr>
+                <w:rFonts w:eastAsia="Calibri" w:cs="TH Krub" w:ascii="TH Krub" w:hAnsi="TH Krub"/>
+                <w:kern w:val="2"/>
+                <w:sz w:val="28"/>
+                <w:szCs w:val="28"/>
+                <w:lang w:val="en-US" w:eastAsia="en-US" w:bidi="th-TH"/>
+              </w:rPr>
+              <w:t xml:space="preserve">validation error </w:t>
+            </w:r>
+            <w:r>
+              <w:rPr>
+                <w:rFonts w:ascii="TH Krub" w:hAnsi="TH Krub" w:eastAsia="Calibri" w:cs="TH Krub"/>
+                <w:kern w:val="2"/>
+                <w:sz w:val="28"/>
+                <w:szCs w:val="28"/>
+                <w:lang w:val="en-US" w:eastAsia="en-US" w:bidi="th-TH"/>
+              </w:rPr>
+              <w:t xml:space="preserve">เริ่มสูงขึ้น และใช้ </w:t>
+            </w:r>
+            <w:r>
+              <w:rPr>
+                <w:rFonts w:eastAsia="Calibri" w:cs="TH Krub" w:ascii="TH Krub" w:hAnsi="TH Krub"/>
+                <w:kern w:val="2"/>
+                <w:sz w:val="28"/>
+                <w:szCs w:val="28"/>
+                <w:lang w:val="en-US" w:eastAsia="en-US" w:bidi="th-TH"/>
+              </w:rPr>
+              <w:t xml:space="preserve">Cross-Validation </w:t>
+            </w:r>
+            <w:r>
+              <w:rPr>
+                <w:rFonts w:ascii="TH Krub" w:hAnsi="TH Krub" w:eastAsia="Calibri" w:cs="TH Krub"/>
+                <w:kern w:val="2"/>
+                <w:sz w:val="28"/>
+                <w:szCs w:val="28"/>
+                <w:lang w:val="en-US" w:eastAsia="en-US" w:bidi="th-TH"/>
+              </w:rPr>
+              <w:t xml:space="preserve">เพื่อประเมินผลอย่างน่าเชื่อถือ รวมถึงในกรณีที่ใช้ </w:t>
+            </w:r>
+            <w:r>
+              <w:rPr>
+                <w:rFonts w:eastAsia="Calibri" w:cs="TH Krub" w:ascii="TH Krub" w:hAnsi="TH Krub"/>
+                <w:kern w:val="2"/>
+                <w:sz w:val="28"/>
+                <w:szCs w:val="28"/>
+                <w:lang w:val="en-US" w:eastAsia="en-US" w:bidi="th-TH"/>
+              </w:rPr>
+              <w:t xml:space="preserve">transfer learning </w:t>
+            </w:r>
+            <w:r>
+              <w:rPr>
+                <w:rFonts w:ascii="TH Krub" w:hAnsi="TH Krub" w:eastAsia="Calibri" w:cs="TH Krub"/>
+                <w:kern w:val="2"/>
+                <w:sz w:val="28"/>
+                <w:szCs w:val="28"/>
+                <w:lang w:val="en-US" w:eastAsia="en-US" w:bidi="th-TH"/>
+              </w:rPr>
+              <w:t xml:space="preserve">ก็อาจใช้ </w:t>
+            </w:r>
+            <w:r>
+              <w:rPr>
+                <w:rFonts w:eastAsia="Calibri" w:cs="TH Krub" w:ascii="TH Krub" w:hAnsi="TH Krub"/>
+                <w:kern w:val="2"/>
+                <w:sz w:val="28"/>
+                <w:szCs w:val="28"/>
+                <w:lang w:val="en-US" w:eastAsia="en-US" w:bidi="th-TH"/>
+              </w:rPr>
+              <w:t xml:space="preserve">pre-trained model </w:t>
+            </w:r>
+            <w:r>
+              <w:rPr>
+                <w:rFonts w:ascii="TH Krub" w:hAnsi="TH Krub" w:eastAsia="Calibri" w:cs="TH Krub"/>
+                <w:kern w:val="2"/>
+                <w:sz w:val="28"/>
+                <w:szCs w:val="28"/>
+                <w:lang w:val="en-US" w:eastAsia="en-US" w:bidi="th-TH"/>
+              </w:rPr>
+              <w:t xml:space="preserve">ช่วยลดการ </w:t>
+            </w:r>
+            <w:r>
+              <w:rPr>
+                <w:rFonts w:eastAsia="Calibri" w:cs="TH Krub" w:ascii="TH Krub" w:hAnsi="TH Krub"/>
+                <w:kern w:val="2"/>
+                <w:sz w:val="28"/>
+                <w:szCs w:val="28"/>
+                <w:lang w:val="en-US" w:eastAsia="en-US" w:bidi="th-TH"/>
+              </w:rPr>
+              <w:t xml:space="preserve">overfit </w:t>
+            </w:r>
+            <w:r>
+              <w:rPr>
+                <w:rFonts w:ascii="TH Krub" w:hAnsi="TH Krub" w:eastAsia="Calibri" w:cs="TH Krub"/>
+                <w:kern w:val="2"/>
+                <w:sz w:val="28"/>
+                <w:szCs w:val="28"/>
+                <w:lang w:val="en-US" w:eastAsia="en-US" w:bidi="th-TH"/>
+              </w:rPr>
+              <w:t>จากข้อมูลที่มีจำกัดได้</w:t>
             </w:r>
           </w:p>
         </w:tc>
@@ -6446,7 +11101,7 @@
               <w:spacing w:lineRule="auto" w:line="240" w:before="0" w:after="0"/>
               <w:jc w:val="start"/>
               <w:rPr>
-                <w:rFonts w:ascii="TH Krub" w:hAnsi="TH Krub" w:eastAsia="Calibri" w:cs="TH Krub"/>
+                <w:rFonts w:ascii="TH Krub" w:hAnsi="TH Krub" w:eastAsia="Calibri" w:cs="TH Krub" w:hint="cs"/>
                 <w:kern w:val="2"/>
                 <w:sz w:val="28"/>
                 <w:szCs w:val="28"/>
@@ -6461,7 +11116,192 @@
                 <w:szCs w:val="28"/>
                 <w:lang w:val="en-US" w:eastAsia="en-US" w:bidi="th-TH"/>
               </w:rPr>
-              <w:t>คำอธิบายผลการทำงาน</w:t>
+              <w:t>คำอธิบายผลการ</w:t>
+            </w:r>
+          </w:p>
+          <w:p>
+            <w:pPr>
+              <w:pStyle w:val="Normal"/>
+              <w:widowControl/>
+              <w:spacing w:lineRule="auto" w:line="240" w:before="0" w:after="0"/>
+              <w:jc w:val="start"/>
+              <w:rPr>
+                <w:rFonts w:ascii="TH Krub" w:hAnsi="TH Krub" w:eastAsia="Calibri" w:cs="TH Krub" w:hint="cs"/>
+                <w:kern w:val="2"/>
+                <w:sz w:val="28"/>
+                <w:szCs w:val="28"/>
+                <w:lang w:val="en-US" w:eastAsia="en-US" w:bidi="th-TH"/>
+              </w:rPr>
+            </w:pPr>
+            <w:r>
+              <w:rPr>
+                <w:rFonts w:ascii="TH Krub" w:hAnsi="TH Krub" w:eastAsia="Calibri" w:hint="cs" w:cs="TH Krub"/>
+                <w:kern w:val="2"/>
+                <w:sz w:val="28"/>
+                <w:szCs w:val="28"/>
+                <w:lang w:val="en-US" w:eastAsia="en-US" w:bidi="th-TH"/>
+              </w:rPr>
+              <w:t xml:space="preserve">เทคนิค </w:t>
+            </w:r>
+            <w:r>
+              <w:rPr>
+                <w:rFonts w:eastAsia="Calibri" w:cs="TH Krub" w:hint="cs" w:ascii="TH Krub" w:hAnsi="TH Krub"/>
+                <w:kern w:val="2"/>
+                <w:sz w:val="28"/>
+                <w:szCs w:val="28"/>
+                <w:lang w:val="en-US" w:eastAsia="en-US" w:bidi="th-TH"/>
+              </w:rPr>
+              <w:t xml:space="preserve">Data Augmentation </w:t>
+            </w:r>
+            <w:r>
+              <w:rPr>
+                <w:rFonts w:ascii="TH Krub" w:hAnsi="TH Krub" w:eastAsia="Calibri" w:hint="cs" w:cs="TH Krub"/>
+                <w:kern w:val="2"/>
+                <w:sz w:val="28"/>
+                <w:szCs w:val="28"/>
+                <w:lang w:val="en-US" w:eastAsia="en-US" w:bidi="th-TH"/>
+              </w:rPr>
+              <w:t xml:space="preserve">ที่ใช้บ่อยได้แก่ อย่างแรกคือการพลิกและหมุนภาพ </w:t>
+            </w:r>
+            <w:r>
+              <w:rPr>
+                <w:rFonts w:eastAsia="Calibri" w:cs="TH Krub" w:hint="cs" w:ascii="TH Krub" w:hAnsi="TH Krub"/>
+                <w:kern w:val="2"/>
+                <w:sz w:val="28"/>
+                <w:szCs w:val="28"/>
+                <w:lang w:val="en-US" w:eastAsia="en-US" w:bidi="th-TH"/>
+              </w:rPr>
+              <w:t xml:space="preserve">(Flip / Rotation) </w:t>
+            </w:r>
+            <w:r>
+              <w:rPr>
+                <w:rFonts w:ascii="TH Krub" w:hAnsi="TH Krub" w:eastAsia="Calibri" w:hint="cs" w:cs="TH Krub"/>
+                <w:kern w:val="2"/>
+                <w:sz w:val="28"/>
+                <w:szCs w:val="28"/>
+                <w:lang w:val="en-US" w:eastAsia="en-US" w:bidi="th-TH"/>
+              </w:rPr>
+              <w:t xml:space="preserve">ซึ่งช่วยได้ในสถานการณ์ที่วัตถุอาจปรากฏในทิศทางหรือมุมที่ต่างกัน เช่น งานจำแนกภาพสัตว์หรือใบไม้ที่หันไปทางไหนก็ยังเป็นวัตถุเดิม ทำให้โมเดลไม่ยึดติดกับทิศทางเดียว อย่างที่สองคือการปรับความสว่าง สี และคอนทราสต์ </w:t>
+            </w:r>
+            <w:r>
+              <w:rPr>
+                <w:rFonts w:eastAsia="Calibri" w:cs="TH Krub" w:hint="cs" w:ascii="TH Krub" w:hAnsi="TH Krub"/>
+                <w:kern w:val="2"/>
+                <w:sz w:val="28"/>
+                <w:szCs w:val="28"/>
+                <w:lang w:val="en-US" w:eastAsia="en-US" w:bidi="th-TH"/>
+              </w:rPr>
+              <w:t xml:space="preserve">(Brightness / Color Jitter) </w:t>
+            </w:r>
+            <w:r>
+              <w:rPr>
+                <w:rFonts w:ascii="TH Krub" w:hAnsi="TH Krub" w:eastAsia="Calibri" w:hint="cs" w:cs="TH Krub"/>
+                <w:kern w:val="2"/>
+                <w:sz w:val="28"/>
+                <w:szCs w:val="28"/>
+                <w:lang w:val="en-US" w:eastAsia="en-US" w:bidi="th-TH"/>
+              </w:rPr>
+              <w:t xml:space="preserve">ซึ่งช่วยได้เมื่อสภาพแสงในการใช้งานจริงไม่คงที่ เช่น กล้องตรวจงานที่ทำงานทั้งกลางวันกลางคืนหรือมีเงาแตกต่างกัน ทำให้โมเดลทนทานต่อการเปลี่ยนแปลงของแสง และอย่างที่สามคือการครอบตัดและปรับขนาดแบบสุ่ม </w:t>
+            </w:r>
+            <w:r>
+              <w:rPr>
+                <w:rFonts w:eastAsia="Calibri" w:cs="TH Krub" w:hint="cs" w:ascii="TH Krub" w:hAnsi="TH Krub"/>
+                <w:kern w:val="2"/>
+                <w:sz w:val="28"/>
+                <w:szCs w:val="28"/>
+                <w:lang w:val="en-US" w:eastAsia="en-US" w:bidi="th-TH"/>
+              </w:rPr>
+              <w:t xml:space="preserve">(Random Crop / Scaling) </w:t>
+            </w:r>
+            <w:r>
+              <w:rPr>
+                <w:rFonts w:ascii="TH Krub" w:hAnsi="TH Krub" w:eastAsia="Calibri" w:hint="cs" w:cs="TH Krub"/>
+                <w:kern w:val="2"/>
+                <w:sz w:val="28"/>
+                <w:szCs w:val="28"/>
+                <w:lang w:val="en-US" w:eastAsia="en-US" w:bidi="th-TH"/>
+              </w:rPr>
+              <w:t xml:space="preserve">ซึ่งช่วยได้เมื่อวัตถุอาจมีขนาดหรือตำแหน่งในเฟรมที่แตกต่างกัน ทำให้โมเดลเรียนรู้ที่จะจดจำวัตถุได้แม้เห็นเพียงบางส่วนหรือขนาดต่างจากเดิม นอกจากนี้ยังมีเทคนิคอื่นเช่นการเติม </w:t>
+            </w:r>
+            <w:r>
+              <w:rPr>
+                <w:rFonts w:eastAsia="Calibri" w:cs="TH Krub" w:hint="cs" w:ascii="TH Krub" w:hAnsi="TH Krub"/>
+                <w:kern w:val="2"/>
+                <w:sz w:val="28"/>
+                <w:szCs w:val="28"/>
+                <w:lang w:val="en-US" w:eastAsia="en-US" w:bidi="th-TH"/>
+              </w:rPr>
+              <w:t xml:space="preserve">noise </w:t>
+            </w:r>
+            <w:r>
+              <w:rPr>
+                <w:rFonts w:ascii="TH Krub" w:hAnsi="TH Krub" w:eastAsia="Calibri" w:hint="cs" w:cs="TH Krub"/>
+                <w:kern w:val="2"/>
+                <w:sz w:val="28"/>
+                <w:szCs w:val="28"/>
+                <w:lang w:val="en-US" w:eastAsia="en-US" w:bidi="th-TH"/>
+              </w:rPr>
+              <w:t xml:space="preserve">หรือ </w:t>
+            </w:r>
+            <w:r>
+              <w:rPr>
+                <w:rFonts w:eastAsia="Calibri" w:cs="TH Krub" w:hint="cs" w:ascii="TH Krub" w:hAnsi="TH Krub"/>
+                <w:kern w:val="2"/>
+                <w:sz w:val="28"/>
+                <w:szCs w:val="28"/>
+                <w:lang w:val="en-US" w:eastAsia="en-US" w:bidi="th-TH"/>
+              </w:rPr>
+              <w:t xml:space="preserve">Cutout </w:t>
+            </w:r>
+            <w:r>
+              <w:rPr>
+                <w:rFonts w:ascii="TH Krub" w:hAnsi="TH Krub" w:eastAsia="Calibri" w:hint="cs" w:cs="TH Krub"/>
+                <w:kern w:val="2"/>
+                <w:sz w:val="28"/>
+                <w:szCs w:val="28"/>
+                <w:lang w:val="en-US" w:eastAsia="en-US" w:bidi="th-TH"/>
+              </w:rPr>
+              <w:t xml:space="preserve">ที่บังบางส่วนของภาพเพื่อบังคับให้โมเดลเรียนรู้จากลักษณะหลายส่วนไม่ใช่จุดเดียว โดยรวมแล้ว </w:t>
+            </w:r>
+            <w:r>
+              <w:rPr>
+                <w:rFonts w:eastAsia="Calibri" w:cs="TH Krub" w:hint="cs" w:ascii="TH Krub" w:hAnsi="TH Krub"/>
+                <w:kern w:val="2"/>
+                <w:sz w:val="28"/>
+                <w:szCs w:val="28"/>
+                <w:lang w:val="en-US" w:eastAsia="en-US" w:bidi="th-TH"/>
+              </w:rPr>
+              <w:t xml:space="preserve">Data Augmentation </w:t>
+            </w:r>
+            <w:r>
+              <w:rPr>
+                <w:rFonts w:ascii="TH Krub" w:hAnsi="TH Krub" w:eastAsia="Calibri" w:hint="cs" w:cs="TH Krub"/>
+                <w:kern w:val="2"/>
+                <w:sz w:val="28"/>
+                <w:szCs w:val="28"/>
+                <w:lang w:val="en-US" w:eastAsia="en-US" w:bidi="th-TH"/>
+              </w:rPr>
+              <w:t xml:space="preserve">ช่วยเพิ่มความหลากหลายของข้อมูลฝึกโดยไม่ต้องเก็บข้อมูลใหม่ และลดปัญหา </w:t>
+            </w:r>
+            <w:r>
+              <w:rPr>
+                <w:rFonts w:eastAsia="Calibri" w:cs="TH Krub" w:hint="cs" w:ascii="TH Krub" w:hAnsi="TH Krub"/>
+                <w:kern w:val="2"/>
+                <w:sz w:val="28"/>
+                <w:szCs w:val="28"/>
+                <w:lang w:val="en-US" w:eastAsia="en-US" w:bidi="th-TH"/>
+              </w:rPr>
+              <w:t xml:space="preserve">overfitting </w:t>
+            </w:r>
+            <w:r>
+              <w:rPr>
+                <w:rFonts w:ascii="TH Krub" w:hAnsi="TH Krub" w:eastAsia="Calibri" w:hint="cs" w:cs="TH Krub"/>
+                <w:kern w:val="2"/>
+                <w:sz w:val="28"/>
+                <w:szCs w:val="28"/>
+                <w:lang w:val="en-US" w:eastAsia="en-US" w:bidi="th-TH"/>
+              </w:rPr>
+              <w:t>ได้</w:t>
             </w:r>
           </w:p>
           <w:p>
@@ -6641,6 +11481,277 @@
                 <w:szCs w:val="28"/>
                 <w:lang w:val="en-US" w:eastAsia="en-US" w:bidi="th-TH"/>
               </w:rPr>
+              <w:t xml:space="preserve">Data Leakage </w:t>
+            </w:r>
+            <w:r>
+              <w:rPr>
+                <w:rFonts w:ascii="TH Krub" w:hAnsi="TH Krub" w:eastAsia="Calibri" w:cs="TH Krub"/>
+                <w:kern w:val="2"/>
+                <w:sz w:val="28"/>
+                <w:szCs w:val="28"/>
+                <w:lang w:val="en-US" w:eastAsia="en-US" w:bidi="th-TH"/>
+              </w:rPr>
+              <w:t xml:space="preserve">เป็นปัญหาที่อันตรายต่อการประเมินผลโมเดล เพราะมันคือสถานการณ์ที่ข้อมูลจากชุดทดสอบหรือข้อมูลที่โมเดลไม่ควรรู้ขณะฝึก รั่วไหลเข้าไปในกระบวนการฝึกโดยไม่ตั้งใจ ทำให้โมเดลได้เห็นข้อมูลที่ควรถูกซ่อนไว้ ผลที่ตามมาคือค่าความแม่นยำที่วัดได้จะดูสูงเกินจริงและหลอกให้เราเข้าใจว่าโมเดลเก่ง แต่พอนำไปใช้งานจริงกับข้อมูลใหม่กลับทำงานแย่ลงอย่างมาก ทำให้การประเมินผลทั้งหมดขาดความน่าเชื่อถือและอาจนำไปสู่การตัดสินใจที่ผิดพลาด ตัวอย่างของ </w:t>
+            </w:r>
+            <w:r>
+              <w:rPr>
+                <w:rFonts w:eastAsia="Calibri" w:cs="TH Krub" w:ascii="TH Krub" w:hAnsi="TH Krub"/>
+                <w:kern w:val="2"/>
+                <w:sz w:val="28"/>
+                <w:szCs w:val="28"/>
+                <w:lang w:val="en-US" w:eastAsia="en-US" w:bidi="th-TH"/>
+              </w:rPr>
+              <w:t xml:space="preserve">leakage </w:t>
+            </w:r>
+            <w:r>
+              <w:rPr>
+                <w:rFonts w:ascii="TH Krub" w:hAnsi="TH Krub" w:eastAsia="Calibri" w:cs="TH Krub"/>
+                <w:kern w:val="2"/>
+                <w:sz w:val="28"/>
+                <w:szCs w:val="28"/>
+                <w:lang w:val="en-US" w:eastAsia="en-US" w:bidi="th-TH"/>
+              </w:rPr>
+              <w:t xml:space="preserve">เช่นการทำ </w:t>
+            </w:r>
+            <w:r>
+              <w:rPr>
+                <w:rFonts w:eastAsia="Calibri" w:cs="TH Krub" w:ascii="TH Krub" w:hAnsi="TH Krub"/>
+                <w:kern w:val="2"/>
+                <w:sz w:val="28"/>
+                <w:szCs w:val="28"/>
+                <w:lang w:val="en-US" w:eastAsia="en-US" w:bidi="th-TH"/>
+              </w:rPr>
+              <w:t xml:space="preserve">normalization </w:t>
+            </w:r>
+            <w:r>
+              <w:rPr>
+                <w:rFonts w:ascii="TH Krub" w:hAnsi="TH Krub" w:eastAsia="Calibri" w:cs="TH Krub"/>
+                <w:kern w:val="2"/>
+                <w:sz w:val="28"/>
+                <w:szCs w:val="28"/>
+                <w:lang w:val="en-US" w:eastAsia="en-US" w:bidi="th-TH"/>
+              </w:rPr>
+              <w:t xml:space="preserve">หรือ </w:t>
+            </w:r>
+            <w:r>
+              <w:rPr>
+                <w:rFonts w:eastAsia="Calibri" w:cs="TH Krub" w:ascii="TH Krub" w:hAnsi="TH Krub"/>
+                <w:kern w:val="2"/>
+                <w:sz w:val="28"/>
+                <w:szCs w:val="28"/>
+                <w:lang w:val="en-US" w:eastAsia="en-US" w:bidi="th-TH"/>
+              </w:rPr>
+              <w:t xml:space="preserve">scaling </w:t>
+            </w:r>
+            <w:r>
+              <w:rPr>
+                <w:rFonts w:ascii="TH Krub" w:hAnsi="TH Krub" w:eastAsia="Calibri" w:cs="TH Krub"/>
+                <w:kern w:val="2"/>
+                <w:sz w:val="28"/>
+                <w:szCs w:val="28"/>
+                <w:lang w:val="en-US" w:eastAsia="en-US" w:bidi="th-TH"/>
+              </w:rPr>
+              <w:t xml:space="preserve">โดยใช้ค่าสถิติจากทั้งชุดข้อมูลรวมทั้ง </w:t>
+            </w:r>
+            <w:r>
+              <w:rPr>
+                <w:rFonts w:eastAsia="Calibri" w:cs="TH Krub" w:ascii="TH Krub" w:hAnsi="TH Krub"/>
+                <w:kern w:val="2"/>
+                <w:sz w:val="28"/>
+                <w:szCs w:val="28"/>
+                <w:lang w:val="en-US" w:eastAsia="en-US" w:bidi="th-TH"/>
+              </w:rPr>
+              <w:t xml:space="preserve">test set </w:t>
+            </w:r>
+            <w:r>
+              <w:rPr>
+                <w:rFonts w:ascii="TH Krub" w:hAnsi="TH Krub" w:eastAsia="Calibri" w:cs="TH Krub"/>
+                <w:kern w:val="2"/>
+                <w:sz w:val="28"/>
+                <w:szCs w:val="28"/>
+                <w:lang w:val="en-US" w:eastAsia="en-US" w:bidi="th-TH"/>
+              </w:rPr>
+              <w:t xml:space="preserve">หรือการมีภาพเดียวกันหรือใกล้เคียงกันปรากฏอยู่ทั้งใน </w:t>
+            </w:r>
+            <w:r>
+              <w:rPr>
+                <w:rFonts w:eastAsia="Calibri" w:cs="TH Krub" w:ascii="TH Krub" w:hAnsi="TH Krub"/>
+                <w:kern w:val="2"/>
+                <w:sz w:val="28"/>
+                <w:szCs w:val="28"/>
+                <w:lang w:val="en-US" w:eastAsia="en-US" w:bidi="th-TH"/>
+              </w:rPr>
+              <w:t xml:space="preserve">train </w:t>
+            </w:r>
+            <w:r>
+              <w:rPr>
+                <w:rFonts w:ascii="TH Krub" w:hAnsi="TH Krub" w:eastAsia="Calibri" w:cs="TH Krub"/>
+                <w:kern w:val="2"/>
+                <w:sz w:val="28"/>
+                <w:szCs w:val="28"/>
+                <w:lang w:val="en-US" w:eastAsia="en-US" w:bidi="th-TH"/>
+              </w:rPr>
+              <w:t xml:space="preserve">และ </w:t>
+            </w:r>
+            <w:r>
+              <w:rPr>
+                <w:rFonts w:eastAsia="Calibri" w:cs="TH Krub" w:ascii="TH Krub" w:hAnsi="TH Krub"/>
+                <w:kern w:val="2"/>
+                <w:sz w:val="28"/>
+                <w:szCs w:val="28"/>
+                <w:lang w:val="en-US" w:eastAsia="en-US" w:bidi="th-TH"/>
+              </w:rPr>
+              <w:t xml:space="preserve">test </w:t>
+            </w:r>
+            <w:r>
+              <w:rPr>
+                <w:rFonts w:ascii="TH Krub" w:hAnsi="TH Krub" w:eastAsia="Calibri" w:cs="TH Krub"/>
+                <w:kern w:val="2"/>
+                <w:sz w:val="28"/>
+                <w:szCs w:val="28"/>
+                <w:lang w:val="en-US" w:eastAsia="en-US" w:bidi="th-TH"/>
+              </w:rPr>
+              <w:t xml:space="preserve">การป้องกันทำได้โดยแบ่งข้อมูลออกเป็น </w:t>
+            </w:r>
+            <w:r>
+              <w:rPr>
+                <w:rFonts w:eastAsia="Calibri" w:cs="TH Krub" w:ascii="TH Krub" w:hAnsi="TH Krub"/>
+                <w:kern w:val="2"/>
+                <w:sz w:val="28"/>
+                <w:szCs w:val="28"/>
+                <w:lang w:val="en-US" w:eastAsia="en-US" w:bidi="th-TH"/>
+              </w:rPr>
+              <w:t xml:space="preserve">train, validation </w:t>
+            </w:r>
+            <w:r>
+              <w:rPr>
+                <w:rFonts w:ascii="TH Krub" w:hAnsi="TH Krub" w:eastAsia="Calibri" w:cs="TH Krub"/>
+                <w:kern w:val="2"/>
+                <w:sz w:val="28"/>
+                <w:szCs w:val="28"/>
+                <w:lang w:val="en-US" w:eastAsia="en-US" w:bidi="th-TH"/>
+              </w:rPr>
+              <w:t xml:space="preserve">และ </w:t>
+            </w:r>
+            <w:r>
+              <w:rPr>
+                <w:rFonts w:eastAsia="Calibri" w:cs="TH Krub" w:ascii="TH Krub" w:hAnsi="TH Krub"/>
+                <w:kern w:val="2"/>
+                <w:sz w:val="28"/>
+                <w:szCs w:val="28"/>
+                <w:lang w:val="en-US" w:eastAsia="en-US" w:bidi="th-TH"/>
+              </w:rPr>
+              <w:t xml:space="preserve">test </w:t>
+            </w:r>
+            <w:r>
+              <w:rPr>
+                <w:rFonts w:ascii="TH Krub" w:hAnsi="TH Krub" w:eastAsia="Calibri" w:cs="TH Krub"/>
+                <w:kern w:val="2"/>
+                <w:sz w:val="28"/>
+                <w:szCs w:val="28"/>
+                <w:lang w:val="en-US" w:eastAsia="en-US" w:bidi="th-TH"/>
+              </w:rPr>
+              <w:t xml:space="preserve">ให้ชัดเจนตั้งแต่แรกและไม่ปะปนกัน ทำการ </w:t>
+            </w:r>
+            <w:r>
+              <w:rPr>
+                <w:rFonts w:eastAsia="Calibri" w:cs="TH Krub" w:ascii="TH Krub" w:hAnsi="TH Krub"/>
+                <w:kern w:val="2"/>
+                <w:sz w:val="28"/>
+                <w:szCs w:val="28"/>
+                <w:lang w:val="en-US" w:eastAsia="en-US" w:bidi="th-TH"/>
+              </w:rPr>
+              <w:t xml:space="preserve">preprocessing </w:t>
+            </w:r>
+            <w:r>
+              <w:rPr>
+                <w:rFonts w:ascii="TH Krub" w:hAnsi="TH Krub" w:eastAsia="Calibri" w:cs="TH Krub"/>
+                <w:kern w:val="2"/>
+                <w:sz w:val="28"/>
+                <w:szCs w:val="28"/>
+                <w:lang w:val="en-US" w:eastAsia="en-US" w:bidi="th-TH"/>
+              </w:rPr>
+              <w:t xml:space="preserve">เช่น </w:t>
+            </w:r>
+            <w:r>
+              <w:rPr>
+                <w:rFonts w:eastAsia="Calibri" w:cs="TH Krub" w:ascii="TH Krub" w:hAnsi="TH Krub"/>
+                <w:kern w:val="2"/>
+                <w:sz w:val="28"/>
+                <w:szCs w:val="28"/>
+                <w:lang w:val="en-US" w:eastAsia="en-US" w:bidi="th-TH"/>
+              </w:rPr>
+              <w:t xml:space="preserve">fit scaler </w:t>
+            </w:r>
+            <w:r>
+              <w:rPr>
+                <w:rFonts w:ascii="TH Krub" w:hAnsi="TH Krub" w:eastAsia="Calibri" w:cs="TH Krub"/>
+                <w:kern w:val="2"/>
+                <w:sz w:val="28"/>
+                <w:szCs w:val="28"/>
+                <w:lang w:val="en-US" w:eastAsia="en-US" w:bidi="th-TH"/>
+              </w:rPr>
+              <w:t xml:space="preserve">เฉพาะบน </w:t>
+            </w:r>
+            <w:r>
+              <w:rPr>
+                <w:rFonts w:eastAsia="Calibri" w:cs="TH Krub" w:ascii="TH Krub" w:hAnsi="TH Krub"/>
+                <w:kern w:val="2"/>
+                <w:sz w:val="28"/>
+                <w:szCs w:val="28"/>
+                <w:lang w:val="en-US" w:eastAsia="en-US" w:bidi="th-TH"/>
+              </w:rPr>
+              <w:t xml:space="preserve">train set </w:t>
+            </w:r>
+            <w:r>
+              <w:rPr>
+                <w:rFonts w:ascii="TH Krub" w:hAnsi="TH Krub" w:eastAsia="Calibri" w:cs="TH Krub"/>
+                <w:kern w:val="2"/>
+                <w:sz w:val="28"/>
+                <w:szCs w:val="28"/>
+                <w:lang w:val="en-US" w:eastAsia="en-US" w:bidi="th-TH"/>
+              </w:rPr>
+              <w:t xml:space="preserve">แล้วจึงนำไป </w:t>
+            </w:r>
+            <w:r>
+              <w:rPr>
+                <w:rFonts w:eastAsia="Calibri" w:cs="TH Krub" w:ascii="TH Krub" w:hAnsi="TH Krub"/>
+                <w:kern w:val="2"/>
+                <w:sz w:val="28"/>
+                <w:szCs w:val="28"/>
+                <w:lang w:val="en-US" w:eastAsia="en-US" w:bidi="th-TH"/>
+              </w:rPr>
+              <w:t xml:space="preserve">transform </w:t>
+            </w:r>
+            <w:r>
+              <w:rPr>
+                <w:rFonts w:ascii="TH Krub" w:hAnsi="TH Krub" w:eastAsia="Calibri" w:cs="TH Krub"/>
+                <w:kern w:val="2"/>
+                <w:sz w:val="28"/>
+                <w:szCs w:val="28"/>
+                <w:lang w:val="en-US" w:eastAsia="en-US" w:bidi="th-TH"/>
+              </w:rPr>
+              <w:t>ชุดอื่น ตรวจสอบว่าไม่มีข้อมูลซ้ำข้ามชุด และในกรณีข้อมูลที่เกี่ยวข้องกันเช่นภาพจากผู้ป่วยคนเดียวกันควรแบ่งตามกลุ่ม</w:t>
+            </w:r>
+            <w:r>
+              <w:rPr>
+                <w:rFonts w:eastAsia="Calibri" w:cs="TH Krub" w:ascii="TH Krub" w:hAnsi="TH Krub"/>
+                <w:kern w:val="2"/>
+                <w:sz w:val="28"/>
+                <w:szCs w:val="28"/>
+                <w:lang w:val="en-US" w:eastAsia="en-US" w:bidi="th-TH"/>
+              </w:rPr>
+              <w:t xml:space="preserve">(group split) </w:t>
+            </w:r>
+            <w:r>
+              <w:rPr>
+                <w:rFonts w:ascii="TH Krub" w:hAnsi="TH Krub" w:eastAsia="Calibri" w:cs="TH Krub"/>
+                <w:kern w:val="2"/>
+                <w:sz w:val="28"/>
+                <w:szCs w:val="28"/>
+                <w:lang w:val="en-US" w:eastAsia="en-US" w:bidi="th-TH"/>
+              </w:rPr>
+              <w:t>เพื่อไม่ให้ข้อมูลของหน่วยเดียวกันกระจายอยู่ทั้งสองฝั่ง</w:t>
             </w:r>
           </w:p>
         </w:tc>
@@ -6814,12 +11925,523 @@
             </w:pPr>
             <w:r>
               <w:rPr>
-                <w:rFonts w:eastAsia="Calibri" w:cs="TH Krub" w:ascii="TH Krub" w:hAnsi="TH Krub"/>
-                <w:kern w:val="2"/>
-                <w:sz w:val="28"/>
-                <w:szCs w:val="28"/>
-                <w:lang w:val="en-US" w:eastAsia="en-US" w:bidi="th-TH"/>
-              </w:rPr>
+                <w:rFonts w:ascii="TH Krub" w:hAnsi="TH Krub" w:eastAsia="Calibri" w:cs="TH Krub"/>
+                <w:kern w:val="2"/>
+                <w:sz w:val="28"/>
+                <w:szCs w:val="28"/>
+                <w:lang w:val="en-US" w:eastAsia="en-US" w:bidi="th-TH"/>
+              </w:rPr>
+              <w:t xml:space="preserve">รูปแบบไฟล์ </w:t>
+            </w:r>
+            <w:r>
+              <w:rPr>
+                <w:rFonts w:eastAsia="Calibri" w:cs="TH Krub" w:ascii="TH Krub" w:hAnsi="TH Krub"/>
+                <w:kern w:val="2"/>
+                <w:sz w:val="28"/>
+                <w:szCs w:val="28"/>
+                <w:lang w:val="en-US" w:eastAsia="en-US" w:bidi="th-TH"/>
+              </w:rPr>
+              <w:t xml:space="preserve">label </w:t>
+            </w:r>
+            <w:r>
+              <w:rPr>
+                <w:rFonts w:ascii="TH Krub" w:hAnsi="TH Krub" w:eastAsia="Calibri" w:cs="TH Krub"/>
+                <w:kern w:val="2"/>
+                <w:sz w:val="28"/>
+                <w:szCs w:val="28"/>
+                <w:lang w:val="en-US" w:eastAsia="en-US" w:bidi="th-TH"/>
+              </w:rPr>
+              <w:t xml:space="preserve">แบบ </w:t>
+            </w:r>
+            <w:r>
+              <w:rPr>
+                <w:rFonts w:eastAsia="Calibri" w:cs="TH Krub" w:ascii="TH Krub" w:hAnsi="TH Krub"/>
+                <w:kern w:val="2"/>
+                <w:sz w:val="28"/>
+                <w:szCs w:val="28"/>
+                <w:lang w:val="en-US" w:eastAsia="en-US" w:bidi="th-TH"/>
+              </w:rPr>
+              <w:t xml:space="preserve">COCO </w:t>
+            </w:r>
+            <w:r>
+              <w:rPr>
+                <w:rFonts w:ascii="TH Krub" w:hAnsi="TH Krub" w:eastAsia="Calibri" w:cs="TH Krub"/>
+                <w:kern w:val="2"/>
+                <w:sz w:val="28"/>
+                <w:szCs w:val="28"/>
+                <w:lang w:val="en-US" w:eastAsia="en-US" w:bidi="th-TH"/>
+              </w:rPr>
+              <w:t xml:space="preserve">และ </w:t>
+            </w:r>
+            <w:r>
+              <w:rPr>
+                <w:rFonts w:eastAsia="Calibri" w:cs="TH Krub" w:ascii="TH Krub" w:hAnsi="TH Krub"/>
+                <w:kern w:val="2"/>
+                <w:sz w:val="28"/>
+                <w:szCs w:val="28"/>
+                <w:lang w:val="en-US" w:eastAsia="en-US" w:bidi="th-TH"/>
+              </w:rPr>
+              <w:t xml:space="preserve">YOLO txt </w:t>
+            </w:r>
+            <w:r>
+              <w:rPr>
+                <w:rFonts w:ascii="TH Krub" w:hAnsi="TH Krub" w:eastAsia="Calibri" w:cs="TH Krub"/>
+                <w:kern w:val="2"/>
+                <w:sz w:val="28"/>
+                <w:szCs w:val="28"/>
+                <w:lang w:val="en-US" w:eastAsia="en-US" w:bidi="th-TH"/>
+              </w:rPr>
+              <w:t xml:space="preserve">มีข้อดีข้อเสียต่างกันตามการออกแบบ รูปแบบ </w:t>
+            </w:r>
+            <w:r>
+              <w:rPr>
+                <w:rFonts w:eastAsia="Calibri" w:cs="TH Krub" w:ascii="TH Krub" w:hAnsi="TH Krub"/>
+                <w:kern w:val="2"/>
+                <w:sz w:val="28"/>
+                <w:szCs w:val="28"/>
+                <w:lang w:val="en-US" w:eastAsia="en-US" w:bidi="th-TH"/>
+              </w:rPr>
+              <w:t xml:space="preserve">COCO </w:t>
+            </w:r>
+            <w:r>
+              <w:rPr>
+                <w:rFonts w:ascii="TH Krub" w:hAnsi="TH Krub" w:eastAsia="Calibri" w:cs="TH Krub"/>
+                <w:kern w:val="2"/>
+                <w:sz w:val="28"/>
+                <w:szCs w:val="28"/>
+                <w:lang w:val="en-US" w:eastAsia="en-US" w:bidi="th-TH"/>
+              </w:rPr>
+              <w:t xml:space="preserve">ใช้ไฟล์ </w:t>
+            </w:r>
+            <w:r>
+              <w:rPr>
+                <w:rFonts w:eastAsia="Calibri" w:cs="TH Krub" w:ascii="TH Krub" w:hAnsi="TH Krub"/>
+                <w:kern w:val="2"/>
+                <w:sz w:val="28"/>
+                <w:szCs w:val="28"/>
+                <w:lang w:val="en-US" w:eastAsia="en-US" w:bidi="th-TH"/>
+              </w:rPr>
+              <w:t xml:space="preserve">JSON </w:t>
+            </w:r>
+            <w:r>
+              <w:rPr>
+                <w:rFonts w:ascii="TH Krub" w:hAnsi="TH Krub" w:eastAsia="Calibri" w:cs="TH Krub"/>
+                <w:kern w:val="2"/>
+                <w:sz w:val="28"/>
+                <w:szCs w:val="28"/>
+                <w:lang w:val="en-US" w:eastAsia="en-US" w:bidi="th-TH"/>
+              </w:rPr>
+              <w:t xml:space="preserve">ไฟล์เดียวเก็บ </w:t>
+            </w:r>
+            <w:r>
+              <w:rPr>
+                <w:rFonts w:eastAsia="Calibri" w:cs="TH Krub" w:ascii="TH Krub" w:hAnsi="TH Krub"/>
+                <w:kern w:val="2"/>
+                <w:sz w:val="28"/>
+                <w:szCs w:val="28"/>
+                <w:lang w:val="en-US" w:eastAsia="en-US" w:bidi="th-TH"/>
+              </w:rPr>
+              <w:t xml:space="preserve">annotation </w:t>
+            </w:r>
+            <w:r>
+              <w:rPr>
+                <w:rFonts w:ascii="TH Krub" w:hAnsi="TH Krub" w:eastAsia="Calibri" w:cs="TH Krub"/>
+                <w:kern w:val="2"/>
+                <w:sz w:val="28"/>
+                <w:szCs w:val="28"/>
+                <w:lang w:val="en-US" w:eastAsia="en-US" w:bidi="th-TH"/>
+              </w:rPr>
+              <w:t xml:space="preserve">ของทั้ง </w:t>
+            </w:r>
+            <w:r>
+              <w:rPr>
+                <w:rFonts w:eastAsia="Calibri" w:cs="TH Krub" w:ascii="TH Krub" w:hAnsi="TH Krub"/>
+                <w:kern w:val="2"/>
+                <w:sz w:val="28"/>
+                <w:szCs w:val="28"/>
+                <w:lang w:val="en-US" w:eastAsia="en-US" w:bidi="th-TH"/>
+              </w:rPr>
+              <w:t xml:space="preserve">dataset </w:t>
+            </w:r>
+            <w:r>
+              <w:rPr>
+                <w:rFonts w:ascii="TH Krub" w:hAnsi="TH Krub" w:eastAsia="Calibri" w:cs="TH Krub"/>
+                <w:kern w:val="2"/>
+                <w:sz w:val="28"/>
+                <w:szCs w:val="28"/>
+                <w:lang w:val="en-US" w:eastAsia="en-US" w:bidi="th-TH"/>
+              </w:rPr>
+              <w:t xml:space="preserve">รวมกัน จุดเด่นคือรองรับข้อมูลได้ครบถ้วนและหลากหลาย ทั้ง </w:t>
+            </w:r>
+            <w:r>
+              <w:rPr>
+                <w:rFonts w:eastAsia="Calibri" w:cs="TH Krub" w:ascii="TH Krub" w:hAnsi="TH Krub"/>
+                <w:kern w:val="2"/>
+                <w:sz w:val="28"/>
+                <w:szCs w:val="28"/>
+                <w:lang w:val="en-US" w:eastAsia="en-US" w:bidi="th-TH"/>
+              </w:rPr>
+              <w:t xml:space="preserve">bounding box, segmentation mask, keypoints, </w:t>
+            </w:r>
+            <w:r>
+              <w:rPr>
+                <w:rFonts w:ascii="TH Krub" w:hAnsi="TH Krub" w:eastAsia="Calibri" w:cs="TH Krub"/>
+                <w:kern w:val="2"/>
+                <w:sz w:val="28"/>
+                <w:szCs w:val="28"/>
+                <w:lang w:val="en-US" w:eastAsia="en-US" w:bidi="th-TH"/>
+              </w:rPr>
+              <w:t xml:space="preserve">ข้อมูล </w:t>
+            </w:r>
+            <w:r>
+              <w:rPr>
+                <w:rFonts w:eastAsia="Calibri" w:cs="TH Krub" w:ascii="TH Krub" w:hAnsi="TH Krub"/>
+                <w:kern w:val="2"/>
+                <w:sz w:val="28"/>
+                <w:szCs w:val="28"/>
+                <w:lang w:val="en-US" w:eastAsia="en-US" w:bidi="th-TH"/>
+              </w:rPr>
+              <w:t xml:space="preserve">category </w:t>
+            </w:r>
+            <w:r>
+              <w:rPr>
+                <w:rFonts w:ascii="TH Krub" w:hAnsi="TH Krub" w:eastAsia="Calibri" w:cs="TH Krub"/>
+                <w:kern w:val="2"/>
+                <w:sz w:val="28"/>
+                <w:szCs w:val="28"/>
+                <w:lang w:val="en-US" w:eastAsia="en-US" w:bidi="th-TH"/>
+              </w:rPr>
+              <w:t xml:space="preserve">และ </w:t>
+            </w:r>
+            <w:r>
+              <w:rPr>
+                <w:rFonts w:eastAsia="Calibri" w:cs="TH Krub" w:ascii="TH Krub" w:hAnsi="TH Krub"/>
+                <w:kern w:val="2"/>
+                <w:sz w:val="28"/>
+                <w:szCs w:val="28"/>
+                <w:lang w:val="en-US" w:eastAsia="en-US" w:bidi="th-TH"/>
+              </w:rPr>
+              <w:t xml:space="preserve">metadata </w:t>
+            </w:r>
+            <w:r>
+              <w:rPr>
+                <w:rFonts w:ascii="TH Krub" w:hAnsi="TH Krub" w:eastAsia="Calibri" w:cs="TH Krub"/>
+                <w:kern w:val="2"/>
+                <w:sz w:val="28"/>
+                <w:szCs w:val="28"/>
+                <w:lang w:val="en-US" w:eastAsia="en-US" w:bidi="th-TH"/>
+              </w:rPr>
+              <w:t xml:space="preserve">ต่างๆ จึงเหมาะกับงานที่ซับซ้อนอย่าง </w:t>
+            </w:r>
+            <w:r>
+              <w:rPr>
+                <w:rFonts w:eastAsia="Calibri" w:cs="TH Krub" w:ascii="TH Krub" w:hAnsi="TH Krub"/>
+                <w:kern w:val="2"/>
+                <w:sz w:val="28"/>
+                <w:szCs w:val="28"/>
+                <w:lang w:val="en-US" w:eastAsia="en-US" w:bidi="th-TH"/>
+              </w:rPr>
+              <w:t xml:space="preserve">instance segmentation </w:t>
+            </w:r>
+            <w:r>
+              <w:rPr>
+                <w:rFonts w:ascii="TH Krub" w:hAnsi="TH Krub" w:eastAsia="Calibri" w:cs="TH Krub"/>
+                <w:kern w:val="2"/>
+                <w:sz w:val="28"/>
+                <w:szCs w:val="28"/>
+                <w:lang w:val="en-US" w:eastAsia="en-US" w:bidi="th-TH"/>
+              </w:rPr>
+              <w:t xml:space="preserve">และเป็นมาตรฐานที่เครื่องมือกับ </w:t>
+            </w:r>
+            <w:r>
+              <w:rPr>
+                <w:rFonts w:eastAsia="Calibri" w:cs="TH Krub" w:ascii="TH Krub" w:hAnsi="TH Krub"/>
+                <w:kern w:val="2"/>
+                <w:sz w:val="28"/>
+                <w:szCs w:val="28"/>
+                <w:lang w:val="en-US" w:eastAsia="en-US" w:bidi="th-TH"/>
+              </w:rPr>
+              <w:t xml:space="preserve">dataset </w:t>
+            </w:r>
+            <w:r>
+              <w:rPr>
+                <w:rFonts w:ascii="TH Krub" w:hAnsi="TH Krub" w:eastAsia="Calibri" w:cs="TH Krub"/>
+                <w:kern w:val="2"/>
+                <w:sz w:val="28"/>
+                <w:szCs w:val="28"/>
+                <w:lang w:val="en-US" w:eastAsia="en-US" w:bidi="th-TH"/>
+              </w:rPr>
+              <w:t xml:space="preserve">ขนาดใหญ่จำนวนมากรองรับ แต่ข้อเสียคือโครงสร้างซับซ้อนอ่านเข้าใจยากสำหรับมนุษย์ ไฟล์มีขนาดใหญ่ และเมื่อ </w:t>
+            </w:r>
+            <w:r>
+              <w:rPr>
+                <w:rFonts w:eastAsia="Calibri" w:cs="TH Krub" w:ascii="TH Krub" w:hAnsi="TH Krub"/>
+                <w:kern w:val="2"/>
+                <w:sz w:val="28"/>
+                <w:szCs w:val="28"/>
+                <w:lang w:val="en-US" w:eastAsia="en-US" w:bidi="th-TH"/>
+              </w:rPr>
+              <w:t xml:space="preserve">dataset </w:t>
+            </w:r>
+            <w:r>
+              <w:rPr>
+                <w:rFonts w:ascii="TH Krub" w:hAnsi="TH Krub" w:eastAsia="Calibri" w:cs="TH Krub"/>
+                <w:kern w:val="2"/>
+                <w:sz w:val="28"/>
+                <w:szCs w:val="28"/>
+                <w:lang w:val="en-US" w:eastAsia="en-US" w:bidi="th-TH"/>
+              </w:rPr>
+              <w:t xml:space="preserve">ใหญ่ขึ้นการโหลดหรือแก้ไขไฟล์เดียวขนาดมหึมาก็ทำได้ยากและช้า ในทางกลับกันรูปแบบ </w:t>
+            </w:r>
+            <w:r>
+              <w:rPr>
+                <w:rFonts w:eastAsia="Calibri" w:cs="TH Krub" w:ascii="TH Krub" w:hAnsi="TH Krub"/>
+                <w:kern w:val="2"/>
+                <w:sz w:val="28"/>
+                <w:szCs w:val="28"/>
+                <w:lang w:val="en-US" w:eastAsia="en-US" w:bidi="th-TH"/>
+              </w:rPr>
+              <w:t xml:space="preserve">YOLO txt </w:t>
+            </w:r>
+            <w:r>
+              <w:rPr>
+                <w:rFonts w:ascii="TH Krub" w:hAnsi="TH Krub" w:eastAsia="Calibri" w:cs="TH Krub"/>
+                <w:kern w:val="2"/>
+                <w:sz w:val="28"/>
+                <w:szCs w:val="28"/>
+                <w:lang w:val="en-US" w:eastAsia="en-US" w:bidi="th-TH"/>
+              </w:rPr>
+              <w:t xml:space="preserve">จะแยกไฟล์ข้อความหนึ่งไฟล์ต่อภาพหนึ่งภาพ โดยแต่ละบรรทัดเก็บ </w:t>
+            </w:r>
+            <w:r>
+              <w:rPr>
+                <w:rFonts w:eastAsia="Calibri" w:cs="TH Krub" w:ascii="TH Krub" w:hAnsi="TH Krub"/>
+                <w:kern w:val="2"/>
+                <w:sz w:val="28"/>
+                <w:szCs w:val="28"/>
+                <w:lang w:val="en-US" w:eastAsia="en-US" w:bidi="th-TH"/>
+              </w:rPr>
+              <w:t xml:space="preserve">class id </w:t>
+            </w:r>
+            <w:r>
+              <w:rPr>
+                <w:rFonts w:ascii="TH Krub" w:hAnsi="TH Krub" w:eastAsia="Calibri" w:cs="TH Krub"/>
+                <w:kern w:val="2"/>
+                <w:sz w:val="28"/>
+                <w:szCs w:val="28"/>
+                <w:lang w:val="en-US" w:eastAsia="en-US" w:bidi="th-TH"/>
+              </w:rPr>
+              <w:t xml:space="preserve">พร้อมพิกัดกล่องแบบ </w:t>
+            </w:r>
+            <w:r>
+              <w:rPr>
+                <w:rFonts w:eastAsia="Calibri" w:cs="TH Krub" w:ascii="TH Krub" w:hAnsi="TH Krub"/>
+                <w:kern w:val="2"/>
+                <w:sz w:val="28"/>
+                <w:szCs w:val="28"/>
+                <w:lang w:val="en-US" w:eastAsia="en-US" w:bidi="th-TH"/>
+              </w:rPr>
+              <w:t xml:space="preserve">normalized (center x, center y, width, height) </w:t>
+            </w:r>
+            <w:r>
+              <w:rPr>
+                <w:rFonts w:ascii="TH Krub" w:hAnsi="TH Krub" w:eastAsia="Calibri" w:cs="TH Krub"/>
+                <w:kern w:val="2"/>
+                <w:sz w:val="28"/>
+                <w:szCs w:val="28"/>
+                <w:lang w:val="en-US" w:eastAsia="en-US" w:bidi="th-TH"/>
+              </w:rPr>
+              <w:t xml:space="preserve">จุดเด่นคือเรียบง่ายมาก อ่านและแก้ไขด้วยมือได้ง่าย ไฟล์เล็ก โหลดเร็ว และเหมาะกับการฝึกโมเดลตระกูล </w:t>
+            </w:r>
+            <w:r>
+              <w:rPr>
+                <w:rFonts w:eastAsia="Calibri" w:cs="TH Krub" w:ascii="TH Krub" w:hAnsi="TH Krub"/>
+                <w:kern w:val="2"/>
+                <w:sz w:val="28"/>
+                <w:szCs w:val="28"/>
+                <w:lang w:val="en-US" w:eastAsia="en-US" w:bidi="th-TH"/>
+              </w:rPr>
+              <w:t xml:space="preserve">YOLO </w:t>
+            </w:r>
+            <w:r>
+              <w:rPr>
+                <w:rFonts w:ascii="TH Krub" w:hAnsi="TH Krub" w:eastAsia="Calibri" w:cs="TH Krub"/>
+                <w:kern w:val="2"/>
+                <w:sz w:val="28"/>
+                <w:szCs w:val="28"/>
+                <w:lang w:val="en-US" w:eastAsia="en-US" w:bidi="th-TH"/>
+              </w:rPr>
+              <w:t xml:space="preserve">โดยตรง แต่ข้อเสียคือเก็บข้อมูลได้จำกัดเฉพาะ </w:t>
+            </w:r>
+            <w:r>
+              <w:rPr>
+                <w:rFonts w:eastAsia="Calibri" w:cs="TH Krub" w:ascii="TH Krub" w:hAnsi="TH Krub"/>
+                <w:kern w:val="2"/>
+                <w:sz w:val="28"/>
+                <w:szCs w:val="28"/>
+                <w:lang w:val="en-US" w:eastAsia="en-US" w:bidi="th-TH"/>
+              </w:rPr>
+              <w:t xml:space="preserve">bounding box </w:t>
+            </w:r>
+            <w:r>
+              <w:rPr>
+                <w:rFonts w:ascii="TH Krub" w:hAnsi="TH Krub" w:eastAsia="Calibri" w:cs="TH Krub"/>
+                <w:kern w:val="2"/>
+                <w:sz w:val="28"/>
+                <w:szCs w:val="28"/>
+                <w:lang w:val="en-US" w:eastAsia="en-US" w:bidi="th-TH"/>
+              </w:rPr>
+              <w:t xml:space="preserve">กับ </w:t>
+            </w:r>
+            <w:r>
+              <w:rPr>
+                <w:rFonts w:eastAsia="Calibri" w:cs="TH Krub" w:ascii="TH Krub" w:hAnsi="TH Krub"/>
+                <w:kern w:val="2"/>
+                <w:sz w:val="28"/>
+                <w:szCs w:val="28"/>
+                <w:lang w:val="en-US" w:eastAsia="en-US" w:bidi="th-TH"/>
+              </w:rPr>
+              <w:t xml:space="preserve">class </w:t>
+            </w:r>
+            <w:r>
+              <w:rPr>
+                <w:rFonts w:ascii="TH Krub" w:hAnsi="TH Krub" w:eastAsia="Calibri" w:cs="TH Krub"/>
+                <w:kern w:val="2"/>
+                <w:sz w:val="28"/>
+                <w:szCs w:val="28"/>
+                <w:lang w:val="en-US" w:eastAsia="en-US" w:bidi="th-TH"/>
+              </w:rPr>
+              <w:t xml:space="preserve">เป็นหลัก ไม่รองรับ </w:t>
+            </w:r>
+            <w:r>
+              <w:rPr>
+                <w:rFonts w:eastAsia="Calibri" w:cs="TH Krub" w:ascii="TH Krub" w:hAnsi="TH Krub"/>
+                <w:kern w:val="2"/>
+                <w:sz w:val="28"/>
+                <w:szCs w:val="28"/>
+                <w:lang w:val="en-US" w:eastAsia="en-US" w:bidi="th-TH"/>
+              </w:rPr>
+              <w:t xml:space="preserve">segmentation mask </w:t>
+            </w:r>
+            <w:r>
+              <w:rPr>
+                <w:rFonts w:ascii="TH Krub" w:hAnsi="TH Krub" w:eastAsia="Calibri" w:cs="TH Krub"/>
+                <w:kern w:val="2"/>
+                <w:sz w:val="28"/>
+                <w:szCs w:val="28"/>
+                <w:lang w:val="en-US" w:eastAsia="en-US" w:bidi="th-TH"/>
+              </w:rPr>
+              <w:t xml:space="preserve">หรือ </w:t>
+            </w:r>
+            <w:r>
+              <w:rPr>
+                <w:rFonts w:eastAsia="Calibri" w:cs="TH Krub" w:ascii="TH Krub" w:hAnsi="TH Krub"/>
+                <w:kern w:val="2"/>
+                <w:sz w:val="28"/>
+                <w:szCs w:val="28"/>
+                <w:lang w:val="en-US" w:eastAsia="en-US" w:bidi="th-TH"/>
+              </w:rPr>
+              <w:t xml:space="preserve">metadata </w:t>
+            </w:r>
+            <w:r>
+              <w:rPr>
+                <w:rFonts w:ascii="TH Krub" w:hAnsi="TH Krub" w:eastAsia="Calibri" w:cs="TH Krub"/>
+                <w:kern w:val="2"/>
+                <w:sz w:val="28"/>
+                <w:szCs w:val="28"/>
+                <w:lang w:val="en-US" w:eastAsia="en-US" w:bidi="th-TH"/>
+              </w:rPr>
+              <w:t xml:space="preserve">ที่ซับซ้อนได้ดีเท่า </w:t>
+            </w:r>
+            <w:r>
+              <w:rPr>
+                <w:rFonts w:eastAsia="Calibri" w:cs="TH Krub" w:ascii="TH Krub" w:hAnsi="TH Krub"/>
+                <w:kern w:val="2"/>
+                <w:sz w:val="28"/>
+                <w:szCs w:val="28"/>
+                <w:lang w:val="en-US" w:eastAsia="en-US" w:bidi="th-TH"/>
+              </w:rPr>
+              <w:t xml:space="preserve">COCO </w:t>
+            </w:r>
+            <w:r>
+              <w:rPr>
+                <w:rFonts w:ascii="TH Krub" w:hAnsi="TH Krub" w:eastAsia="Calibri" w:cs="TH Krub"/>
+                <w:kern w:val="2"/>
+                <w:sz w:val="28"/>
+                <w:szCs w:val="28"/>
+                <w:lang w:val="en-US" w:eastAsia="en-US" w:bidi="th-TH"/>
+              </w:rPr>
+              <w:t xml:space="preserve">และการมีไฟล์จำนวนมากเท่าจำนวนภาพก็อาจจัดการยากเมื่อ </w:t>
+            </w:r>
+            <w:r>
+              <w:rPr>
+                <w:rFonts w:eastAsia="Calibri" w:cs="TH Krub" w:ascii="TH Krub" w:hAnsi="TH Krub"/>
+                <w:kern w:val="2"/>
+                <w:sz w:val="28"/>
+                <w:szCs w:val="28"/>
+                <w:lang w:val="en-US" w:eastAsia="en-US" w:bidi="th-TH"/>
+              </w:rPr>
+              <w:t xml:space="preserve">dataset </w:t>
+            </w:r>
+            <w:r>
+              <w:rPr>
+                <w:rFonts w:ascii="TH Krub" w:hAnsi="TH Krub" w:eastAsia="Calibri" w:cs="TH Krub"/>
+                <w:kern w:val="2"/>
+                <w:sz w:val="28"/>
+                <w:szCs w:val="28"/>
+                <w:lang w:val="en-US" w:eastAsia="en-US" w:bidi="th-TH"/>
+              </w:rPr>
+              <w:t xml:space="preserve">มีขนาดใหญ่มาก โดยสรุปหากงานต้องการความครบถ้วนและซับซ้อนควรเลือก </w:t>
+            </w:r>
+            <w:r>
+              <w:rPr>
+                <w:rFonts w:eastAsia="Calibri" w:cs="TH Krub" w:ascii="TH Krub" w:hAnsi="TH Krub"/>
+                <w:kern w:val="2"/>
+                <w:sz w:val="28"/>
+                <w:szCs w:val="28"/>
+                <w:lang w:val="en-US" w:eastAsia="en-US" w:bidi="th-TH"/>
+              </w:rPr>
+              <w:t xml:space="preserve">COCO </w:t>
+            </w:r>
+            <w:r>
+              <w:rPr>
+                <w:rFonts w:ascii="TH Krub" w:hAnsi="TH Krub" w:eastAsia="Calibri" w:cs="TH Krub"/>
+                <w:kern w:val="2"/>
+                <w:sz w:val="28"/>
+                <w:szCs w:val="28"/>
+                <w:lang w:val="en-US" w:eastAsia="en-US" w:bidi="th-TH"/>
+              </w:rPr>
+              <w:t xml:space="preserve">แต่หากต้องการความเรียบง่ายรวดเร็วและใช้กับ </w:t>
+            </w:r>
+            <w:r>
+              <w:rPr>
+                <w:rFonts w:eastAsia="Calibri" w:cs="TH Krub" w:ascii="TH Krub" w:hAnsi="TH Krub"/>
+                <w:kern w:val="2"/>
+                <w:sz w:val="28"/>
+                <w:szCs w:val="28"/>
+                <w:lang w:val="en-US" w:eastAsia="en-US" w:bidi="th-TH"/>
+              </w:rPr>
+              <w:t xml:space="preserve">YOLO </w:t>
+            </w:r>
+            <w:r>
+              <w:rPr>
+                <w:rFonts w:ascii="TH Krub" w:hAnsi="TH Krub" w:eastAsia="Calibri" w:cs="TH Krub"/>
+                <w:kern w:val="2"/>
+                <w:sz w:val="28"/>
+                <w:szCs w:val="28"/>
+                <w:lang w:val="en-US" w:eastAsia="en-US" w:bidi="th-TH"/>
+              </w:rPr>
+              <w:t xml:space="preserve">ก็ควรเลือกรูปแบบ </w:t>
+            </w:r>
+            <w:r>
+              <w:rPr>
+                <w:rFonts w:eastAsia="Calibri" w:cs="TH Krub" w:ascii="TH Krub" w:hAnsi="TH Krub"/>
+                <w:kern w:val="2"/>
+                <w:sz w:val="28"/>
+                <w:szCs w:val="28"/>
+                <w:lang w:val="en-US" w:eastAsia="en-US" w:bidi="th-TH"/>
+              </w:rPr>
+              <w:t>YOLO txt</w:t>
             </w:r>
           </w:p>
         </w:tc>
@@ -7942,7 +13564,7 @@
                 <wp:inline distT="0" distB="0" distL="0" distR="0">
                   <wp:extent cx="806450" cy="1080135"/>
                   <wp:effectExtent l="0" t="0" r="0" b="0"/>
-                  <wp:docPr id="3" name="Picture 8" descr="Input Image"/>
+                  <wp:docPr id="5" name="Picture 8" descr="Input Image"/>
                   <wp:cNvGraphicFramePr>
                     <a:graphicFrameLocks xmlns:a="http://schemas.openxmlformats.org/drawingml/2006/main" noChangeAspect="1"/>
                   </wp:cNvGraphicFramePr>
@@ -7950,263 +13572,7 @@
                     <a:graphicData uri="http://schemas.openxmlformats.org/drawingml/2006/picture">
                       <pic:pic xmlns:pic="http://schemas.openxmlformats.org/drawingml/2006/picture">
                         <pic:nvPicPr>
-                          <pic:cNvPr id="3" name="Picture 8" descr="Input Image"/>
-                          <pic:cNvPicPr>
-                            <a:picLocks noChangeAspect="1" noChangeArrowheads="1"/>
-                          </pic:cNvPicPr>
-                        </pic:nvPicPr>
-                        <pic:blipFill>
-                          <a:blip r:embed="rId6"/>
-                          <a:stretch>
-                            <a:fillRect/>
-                          </a:stretch>
-                        </pic:blipFill>
-                        <pic:spPr bwMode="auto">
-                          <a:xfrm>
-                            <a:off x="0" y="0"/>
-                            <a:ext cx="806450" cy="1080135"/>
-                          </a:xfrm>
-                          <a:prstGeom prst="rect">
-                            <a:avLst/>
-                          </a:prstGeom>
-                          <a:noFill/>
-                        </pic:spPr>
-                      </pic:pic>
-                    </a:graphicData>
-                  </a:graphic>
-                </wp:inline>
-              </w:drawing>
-            </w:r>
-          </w:p>
-        </w:tc>
-        <w:tc>
-          <w:tcPr>
-            <w:tcW w:w="4508" w:type="dxa"/>
-            <w:tcBorders/>
-          </w:tcPr>
-          <w:p>
-            <w:pPr>
-              <w:pStyle w:val="Normal"/>
-              <w:widowControl/>
-              <w:spacing w:lineRule="auto" w:line="240" w:before="0" w:after="0"/>
-              <w:jc w:val="start"/>
-              <w:rPr>
-                <w:rFonts w:ascii="TH Krub" w:hAnsi="TH Krub" w:eastAsia="Calibri" w:cs="TH Krub"/>
-                <w:kern w:val="0"/>
-                <w:sz w:val="28"/>
-                <w:szCs w:val="28"/>
-                <w:lang w:val="en-US" w:eastAsia="en-US" w:bidi="th-TH"/>
-              </w:rPr>
-            </w:pPr>
-            <w:r>
-              <w:rPr>
-                <w:rFonts w:eastAsia="Calibri" w:cs="TH Krub" w:ascii="TH Krub" w:hAnsi="TH Krub"/>
-                <w:kern w:val="0"/>
-                <w:sz w:val="28"/>
-                <w:szCs w:val="28"/>
-                <w:lang w:val="en-US" w:eastAsia="en-US" w:bidi="th-TH"/>
-              </w:rPr>
-            </w:r>
-          </w:p>
-        </w:tc>
-      </w:tr>
-      <w:tr>
-        <w:trPr/>
-        <w:tc>
-          <w:tcPr>
-            <w:tcW w:w="4508" w:type="dxa"/>
-            <w:tcBorders/>
-            <w:shd w:color="auto" w:fill="E5DFEC" w:val="clear"/>
-          </w:tcPr>
-          <w:p>
-            <w:pPr>
-              <w:pStyle w:val="Normal"/>
-              <w:widowControl/>
-              <w:spacing w:lineRule="auto" w:line="240" w:before="0" w:after="0"/>
-              <w:jc w:val="start"/>
-              <w:rPr>
-                <w:rFonts w:ascii="TH Krub" w:hAnsi="TH Krub" w:eastAsia="Calibri" w:cs="TH Krub"/>
-                <w:kern w:val="0"/>
-                <w:sz w:val="28"/>
-                <w:szCs w:val="28"/>
-                <w:lang w:val="en-US" w:eastAsia="en-US" w:bidi="th-TH"/>
-              </w:rPr>
-            </w:pPr>
-            <w:r>
-              <w:rPr>
-                <w:rFonts w:eastAsia="Calibri" w:cs="TH Krub" w:ascii="TH Krub" w:hAnsi="TH Krub"/>
-                <w:kern w:val="0"/>
-                <w:sz w:val="28"/>
-                <w:szCs w:val="28"/>
-                <w:lang w:val="en-US" w:eastAsia="en-US" w:bidi="th-TH"/>
-              </w:rPr>
-              <w:t xml:space="preserve">2.1 Erosion - </w:t>
-            </w:r>
-            <w:r>
-              <w:rPr>
-                <w:rFonts w:ascii="TH Krub" w:hAnsi="TH Krub" w:eastAsia="Calibri" w:cs="TH Krub"/>
-                <w:kern w:val="0"/>
-                <w:sz w:val="28"/>
-                <w:szCs w:val="28"/>
-                <w:lang w:val="en-US" w:eastAsia="en-US" w:bidi="th-TH"/>
-              </w:rPr>
-              <w:t>การกร่อน</w:t>
-            </w:r>
-          </w:p>
-        </w:tc>
-        <w:tc>
-          <w:tcPr>
-            <w:tcW w:w="4508" w:type="dxa"/>
-            <w:tcBorders/>
-            <w:shd w:color="auto" w:fill="E5DFEC" w:val="clear"/>
-          </w:tcPr>
-          <w:p>
-            <w:pPr>
-              <w:pStyle w:val="Normal"/>
-              <w:widowControl/>
-              <w:spacing w:lineRule="auto" w:line="240" w:before="0" w:after="0"/>
-              <w:jc w:val="start"/>
-              <w:rPr>
-                <w:rFonts w:ascii="TH Krub" w:hAnsi="TH Krub" w:eastAsia="Calibri" w:cs="TH Krub"/>
-                <w:kern w:val="0"/>
-                <w:sz w:val="28"/>
-                <w:szCs w:val="28"/>
-                <w:lang w:val="en-US" w:eastAsia="en-US" w:bidi="th-TH"/>
-              </w:rPr>
-            </w:pPr>
-            <w:r>
-              <w:rPr>
-                <w:rFonts w:eastAsia="Calibri" w:cs="TH Krub" w:ascii="TH Krub" w:hAnsi="TH Krub"/>
-                <w:kern w:val="0"/>
-                <w:sz w:val="28"/>
-                <w:szCs w:val="28"/>
-                <w:lang w:val="en-US" w:eastAsia="en-US" w:bidi="th-TH"/>
-              </w:rPr>
-              <w:t xml:space="preserve">2.2 Dilation - </w:t>
-            </w:r>
-            <w:r>
-              <w:rPr>
-                <w:rFonts w:ascii="TH Krub" w:hAnsi="TH Krub" w:eastAsia="Calibri" w:cs="TH Krub"/>
-                <w:kern w:val="0"/>
-                <w:sz w:val="28"/>
-                <w:szCs w:val="28"/>
-                <w:lang w:val="en-US" w:eastAsia="en-US" w:bidi="th-TH"/>
-              </w:rPr>
-              <w:t>การพองตัว</w:t>
-            </w:r>
-          </w:p>
-        </w:tc>
-      </w:tr>
-      <w:tr>
-        <w:trPr/>
-        <w:tc>
-          <w:tcPr>
-            <w:tcW w:w="4508" w:type="dxa"/>
-            <w:tcBorders/>
-          </w:tcPr>
-          <w:p>
-            <w:pPr>
-              <w:pStyle w:val="Normal"/>
-              <w:widowControl/>
-              <w:spacing w:lineRule="auto" w:line="240" w:before="0" w:after="0"/>
-              <w:jc w:val="start"/>
-              <w:rPr>
-                <w:rFonts w:ascii="TH Krub" w:hAnsi="TH Krub" w:cs="TH Krub"/>
-                <w:kern w:val="0"/>
-                <w:sz w:val="28"/>
-                <w:szCs w:val="28"/>
-                <w:lang w:val="en-US" w:eastAsia="en-US" w:bidi="th-TH"/>
-              </w:rPr>
-            </w:pPr>
-            <w:r>
-              <w:rPr>
-                <w:rFonts w:cs="TH Krub" w:ascii="TH Krub" w:hAnsi="TH Krub"/>
-                <w:kern w:val="0"/>
-                <w:sz w:val="28"/>
-                <w:szCs w:val="28"/>
-                <w:lang w:val="en-US" w:eastAsia="en-US" w:bidi="th-TH"/>
-              </w:rPr>
-              <w:drawing>
-                <wp:inline distT="0" distB="0" distL="0" distR="0">
-                  <wp:extent cx="806450" cy="1080135"/>
-                  <wp:effectExtent l="0" t="0" r="0" b="0"/>
-                  <wp:docPr id="4" name="Picture 7" descr="Erosion"/>
-                  <wp:cNvGraphicFramePr>
-                    <a:graphicFrameLocks xmlns:a="http://schemas.openxmlformats.org/drawingml/2006/main" noChangeAspect="1"/>
-                  </wp:cNvGraphicFramePr>
-                  <a:graphic xmlns:a="http://schemas.openxmlformats.org/drawingml/2006/main">
-                    <a:graphicData uri="http://schemas.openxmlformats.org/drawingml/2006/picture">
-                      <pic:pic xmlns:pic="http://schemas.openxmlformats.org/drawingml/2006/picture">
-                        <pic:nvPicPr>
-                          <pic:cNvPr id="4" name="Picture 7" descr="Erosion"/>
-                          <pic:cNvPicPr>
-                            <a:picLocks noChangeAspect="1" noChangeArrowheads="1"/>
-                          </pic:cNvPicPr>
-                        </pic:nvPicPr>
-                        <pic:blipFill>
-                          <a:blip r:embed="rId7"/>
-                          <a:stretch>
-                            <a:fillRect/>
-                          </a:stretch>
-                        </pic:blipFill>
-                        <pic:spPr bwMode="auto">
-                          <a:xfrm>
-                            <a:off x="0" y="0"/>
-                            <a:ext cx="806450" cy="1080135"/>
-                          </a:xfrm>
-                          <a:prstGeom prst="rect">
-                            <a:avLst/>
-                          </a:prstGeom>
-                          <a:noFill/>
-                        </pic:spPr>
-                      </pic:pic>
-                    </a:graphicData>
-                  </a:graphic>
-                </wp:inline>
-              </w:drawing>
-            </w:r>
-          </w:p>
-        </w:tc>
-        <w:tc>
-          <w:tcPr>
-            <w:tcW w:w="4508" w:type="dxa"/>
-            <w:tcBorders/>
-          </w:tcPr>
-          <w:p>
-            <w:pPr>
-              <w:pStyle w:val="Normal"/>
-              <w:widowControl/>
-              <w:spacing w:lineRule="auto" w:line="240" w:before="0" w:after="0"/>
-              <w:jc w:val="start"/>
-              <w:rPr>
-                <w:rFonts w:ascii="TH Krub" w:hAnsi="TH Krub" w:cs="TH Krub"/>
-                <w:kern w:val="0"/>
-                <w:sz w:val="28"/>
-                <w:szCs w:val="28"/>
-                <w:lang w:val="en-US" w:eastAsia="en-US" w:bidi="th-TH"/>
-              </w:rPr>
-            </w:pPr>
-            <w:r>
-              <w:rPr>
-                <w:rFonts w:cs="TH Krub" w:ascii="TH Krub" w:hAnsi="TH Krub"/>
-                <w:kern w:val="0"/>
-                <w:sz w:val="28"/>
-                <w:szCs w:val="28"/>
-                <w:lang w:val="en-US" w:eastAsia="en-US" w:bidi="th-TH"/>
-              </w:rPr>
-              <w:drawing>
-                <wp:inline distT="0" distB="0" distL="0" distR="0">
-                  <wp:extent cx="806450" cy="1080135"/>
-                  <wp:effectExtent l="0" t="0" r="0" b="0"/>
-                  <wp:docPr id="5" name="Picture 6" descr="Dilation"/>
-                  <wp:cNvGraphicFramePr>
-                    <a:graphicFrameLocks xmlns:a="http://schemas.openxmlformats.org/drawingml/2006/main" noChangeAspect="1"/>
-                  </wp:cNvGraphicFramePr>
-                  <a:graphic xmlns:a="http://schemas.openxmlformats.org/drawingml/2006/main">
-                    <a:graphicData uri="http://schemas.openxmlformats.org/drawingml/2006/picture">
-                      <pic:pic xmlns:pic="http://schemas.openxmlformats.org/drawingml/2006/picture">
-                        <pic:nvPicPr>
-                          <pic:cNvPr id="5" name="Picture 6" descr="Dilation"/>
+                          <pic:cNvPr id="5" name="Picture 8" descr="Input Image"/>
                           <pic:cNvPicPr>
                             <a:picLocks noChangeAspect="1" noChangeArrowheads="1"/>
                           </pic:cNvPicPr>
@@ -8235,6 +13601,36 @@
             </w:r>
           </w:p>
         </w:tc>
+        <w:tc>
+          <w:tcPr>
+            <w:tcW w:w="4508" w:type="dxa"/>
+            <w:tcBorders/>
+          </w:tcPr>
+          <w:p>
+            <w:pPr>
+              <w:pStyle w:val="Normal"/>
+              <w:widowControl/>
+              <w:spacing w:lineRule="auto" w:line="240" w:before="0" w:after="0"/>
+              <w:jc w:val="start"/>
+              <w:rPr>
+                <w:rFonts w:ascii="TH Krub" w:hAnsi="TH Krub" w:eastAsia="Calibri" w:cs="TH Krub"/>
+                <w:kern w:val="0"/>
+                <w:sz w:val="28"/>
+                <w:szCs w:val="28"/>
+                <w:lang w:val="en-US" w:eastAsia="en-US" w:bidi="th-TH"/>
+              </w:rPr>
+            </w:pPr>
+            <w:r>
+              <w:rPr>
+                <w:rFonts w:eastAsia="Calibri" w:cs="TH Krub" w:ascii="TH Krub" w:hAnsi="TH Krub"/>
+                <w:kern w:val="0"/>
+                <w:sz w:val="28"/>
+                <w:szCs w:val="28"/>
+                <w:lang w:val="en-US" w:eastAsia="en-US" w:bidi="th-TH"/>
+              </w:rPr>
+            </w:r>
+          </w:p>
+        </w:tc>
       </w:tr>
       <w:tr>
         <w:trPr/>
@@ -8266,7 +13662,7 @@
                 <w:szCs w:val="28"/>
                 <w:lang w:val="en-US" w:eastAsia="en-US" w:bidi="th-TH"/>
               </w:rPr>
-              <w:t xml:space="preserve">2.3 Opening - </w:t>
+              <w:t xml:space="preserve">2.1 Erosion - </w:t>
             </w:r>
             <w:r>
               <w:rPr>
@@ -8276,7 +13672,7 @@
                 <w:szCs w:val="28"/>
                 <w:lang w:val="en-US" w:eastAsia="en-US" w:bidi="th-TH"/>
               </w:rPr>
-              <w:t>การเปิดภาพ</w:t>
+              <w:t>การกร่อน</w:t>
             </w:r>
           </w:p>
         </w:tc>
@@ -8308,7 +13704,7 @@
                 <w:szCs w:val="28"/>
                 <w:lang w:val="en-US" w:eastAsia="en-US" w:bidi="th-TH"/>
               </w:rPr>
-              <w:t xml:space="preserve">2.4 Closing - </w:t>
+              <w:t xml:space="preserve">2.2 Dilation - </w:t>
             </w:r>
             <w:r>
               <w:rPr>
@@ -8318,7 +13714,7 @@
                 <w:szCs w:val="28"/>
                 <w:lang w:val="en-US" w:eastAsia="en-US" w:bidi="th-TH"/>
               </w:rPr>
-              <w:t>การปิดภาพ</w:t>
+              <w:t>การพองตัว</w:t>
             </w:r>
           </w:p>
         </w:tc>
@@ -8354,9 +13750,9 @@
               </w:rPr>
               <w:drawing>
                 <wp:inline distT="0" distB="0" distL="0" distR="0">
-                  <wp:extent cx="1612900" cy="1080135"/>
+                  <wp:extent cx="806450" cy="1080135"/>
                   <wp:effectExtent l="0" t="0" r="0" b="0"/>
-                  <wp:docPr id="6" name="Picture 5" descr="Opening"/>
+                  <wp:docPr id="6" name="Picture 7" descr="Erosion"/>
                   <wp:cNvGraphicFramePr>
                     <a:graphicFrameLocks xmlns:a="http://schemas.openxmlformats.org/drawingml/2006/main" noChangeAspect="1"/>
                   </wp:cNvGraphicFramePr>
@@ -8364,7 +13760,7 @@
                     <a:graphicData uri="http://schemas.openxmlformats.org/drawingml/2006/picture">
                       <pic:pic xmlns:pic="http://schemas.openxmlformats.org/drawingml/2006/picture">
                         <pic:nvPicPr>
-                          <pic:cNvPr id="6" name="Picture 5" descr="Opening"/>
+                          <pic:cNvPr id="6" name="Picture 7" descr="Erosion"/>
                           <pic:cNvPicPr>
                             <a:picLocks noChangeAspect="1" noChangeArrowheads="1"/>
                           </pic:cNvPicPr>
@@ -8378,7 +13774,7 @@
                         <pic:spPr bwMode="auto">
                           <a:xfrm>
                             <a:off x="0" y="0"/>
-                            <a:ext cx="1612900" cy="1080135"/>
+                            <a:ext cx="806450" cy="1080135"/>
                           </a:xfrm>
                           <a:prstGeom prst="rect">
                             <a:avLst/>
@@ -8422,9 +13818,9 @@
               </w:rPr>
               <w:drawing>
                 <wp:inline distT="0" distB="0" distL="0" distR="0">
-                  <wp:extent cx="1612900" cy="1080135"/>
+                  <wp:extent cx="806450" cy="1080135"/>
                   <wp:effectExtent l="0" t="0" r="0" b="0"/>
-                  <wp:docPr id="7" name="Picture 4" descr="Closing"/>
+                  <wp:docPr id="7" name="Picture 6" descr="Dilation"/>
                   <wp:cNvGraphicFramePr>
                     <a:graphicFrameLocks xmlns:a="http://schemas.openxmlformats.org/drawingml/2006/main" noChangeAspect="1"/>
                   </wp:cNvGraphicFramePr>
@@ -8432,7 +13828,7 @@
                     <a:graphicData uri="http://schemas.openxmlformats.org/drawingml/2006/picture">
                       <pic:pic xmlns:pic="http://schemas.openxmlformats.org/drawingml/2006/picture">
                         <pic:nvPicPr>
-                          <pic:cNvPr id="7" name="Picture 4" descr="Closing"/>
+                          <pic:cNvPr id="7" name="Picture 6" descr="Dilation"/>
                           <pic:cNvPicPr>
                             <a:picLocks noChangeAspect="1" noChangeArrowheads="1"/>
                           </pic:cNvPicPr>
@@ -8446,7 +13842,7 @@
                         <pic:spPr bwMode="auto">
                           <a:xfrm>
                             <a:off x="0" y="0"/>
-                            <a:ext cx="1612900" cy="1080135"/>
+                            <a:ext cx="806450" cy="1080135"/>
                           </a:xfrm>
                           <a:prstGeom prst="rect">
                             <a:avLst/>
@@ -8492,7 +13888,17 @@
                 <w:szCs w:val="28"/>
                 <w:lang w:val="en-US" w:eastAsia="en-US" w:bidi="th-TH"/>
               </w:rPr>
-              <w:t>2.5 Morphological Gradient</w:t>
+              <w:t xml:space="preserve">2.3 Opening - </w:t>
+            </w:r>
+            <w:r>
+              <w:rPr>
+                <w:rFonts w:ascii="TH Krub" w:hAnsi="TH Krub" w:eastAsia="Calibri" w:cs="TH Krub"/>
+                <w:kern w:val="0"/>
+                <w:sz w:val="28"/>
+                <w:szCs w:val="28"/>
+                <w:lang w:val="en-US" w:eastAsia="en-US" w:bidi="th-TH"/>
+              </w:rPr>
+              <w:t>การเปิดภาพ</w:t>
             </w:r>
           </w:p>
         </w:tc>
@@ -8524,6 +13930,17 @@
                 <w:szCs w:val="28"/>
                 <w:lang w:val="en-US" w:eastAsia="en-US" w:bidi="th-TH"/>
               </w:rPr>
+              <w:t xml:space="preserve">2.4 Closing - </w:t>
+            </w:r>
+            <w:r>
+              <w:rPr>
+                <w:rFonts w:ascii="TH Krub" w:hAnsi="TH Krub" w:eastAsia="Calibri" w:cs="TH Krub"/>
+                <w:kern w:val="0"/>
+                <w:sz w:val="28"/>
+                <w:szCs w:val="28"/>
+                <w:lang w:val="en-US" w:eastAsia="en-US" w:bidi="th-TH"/>
+              </w:rPr>
+              <w:t>การปิดภาพ</w:t>
             </w:r>
           </w:p>
         </w:tc>
@@ -8561,7 +13978,7 @@
                 <wp:inline distT="0" distB="0" distL="0" distR="0">
                   <wp:extent cx="1612900" cy="1080135"/>
                   <wp:effectExtent l="0" t="0" r="0" b="0"/>
-                  <wp:docPr id="8" name="Picture 3" descr="Gradient"/>
+                  <wp:docPr id="8" name="Picture 5" descr="Opening"/>
                   <wp:cNvGraphicFramePr>
                     <a:graphicFrameLocks xmlns:a="http://schemas.openxmlformats.org/drawingml/2006/main" noChangeAspect="1"/>
                   </wp:cNvGraphicFramePr>
@@ -8569,7 +13986,7 @@
                     <a:graphicData uri="http://schemas.openxmlformats.org/drawingml/2006/picture">
                       <pic:pic xmlns:pic="http://schemas.openxmlformats.org/drawingml/2006/picture">
                         <pic:nvPicPr>
-                          <pic:cNvPr id="8" name="Picture 3" descr="Gradient"/>
+                          <pic:cNvPr id="8" name="Picture 5" descr="Opening"/>
                           <pic:cNvPicPr>
                             <a:picLocks noChangeAspect="1" noChangeArrowheads="1"/>
                           </pic:cNvPicPr>
@@ -8610,106 +14027,6 @@
               <w:spacing w:lineRule="auto" w:line="240" w:before="0" w:after="0"/>
               <w:jc w:val="start"/>
               <w:rPr>
-                <w:rFonts w:ascii="TH Krub" w:hAnsi="TH Krub" w:eastAsia="Calibri" w:cs="TH Krub"/>
-                <w:kern w:val="0"/>
-                <w:sz w:val="28"/>
-                <w:szCs w:val="28"/>
-                <w:lang w:val="en-US" w:eastAsia="en-US" w:bidi="th-TH"/>
-              </w:rPr>
-            </w:pPr>
-            <w:r>
-              <w:rPr>
-                <w:rFonts w:eastAsia="Calibri" w:cs="TH Krub" w:ascii="TH Krub" w:hAnsi="TH Krub"/>
-                <w:kern w:val="0"/>
-                <w:sz w:val="28"/>
-                <w:szCs w:val="28"/>
-                <w:lang w:val="en-US" w:eastAsia="en-US" w:bidi="th-TH"/>
-              </w:rPr>
-            </w:r>
-          </w:p>
-        </w:tc>
-      </w:tr>
-      <w:tr>
-        <w:trPr/>
-        <w:tc>
-          <w:tcPr>
-            <w:tcW w:w="4508" w:type="dxa"/>
-            <w:tcBorders/>
-            <w:shd w:color="auto" w:fill="E5DFEC" w:val="clear"/>
-          </w:tcPr>
-          <w:p>
-            <w:pPr>
-              <w:pStyle w:val="Normal"/>
-              <w:widowControl/>
-              <w:spacing w:lineRule="auto" w:line="240" w:before="0" w:after="0"/>
-              <w:jc w:val="start"/>
-              <w:rPr>
-                <w:rFonts w:ascii="TH Krub" w:hAnsi="TH Krub" w:eastAsia="Calibri" w:cs="TH Krub"/>
-                <w:kern w:val="0"/>
-                <w:sz w:val="28"/>
-                <w:szCs w:val="28"/>
-                <w:lang w:val="en-US" w:eastAsia="en-US" w:bidi="th-TH"/>
-              </w:rPr>
-            </w:pPr>
-            <w:r>
-              <w:rPr>
-                <w:rFonts w:eastAsia="Calibri" w:cs="TH Krub" w:ascii="TH Krub" w:hAnsi="TH Krub"/>
-                <w:kern w:val="0"/>
-                <w:sz w:val="28"/>
-                <w:szCs w:val="28"/>
-                <w:lang w:val="en-US" w:eastAsia="en-US" w:bidi="th-TH"/>
-              </w:rPr>
-              <w:t>2.6 Top Hat</w:t>
-            </w:r>
-          </w:p>
-        </w:tc>
-        <w:tc>
-          <w:tcPr>
-            <w:tcW w:w="4508" w:type="dxa"/>
-            <w:tcBorders/>
-            <w:shd w:color="auto" w:fill="E5DFEC" w:val="clear"/>
-          </w:tcPr>
-          <w:p>
-            <w:pPr>
-              <w:pStyle w:val="Normal"/>
-              <w:widowControl/>
-              <w:spacing w:lineRule="auto" w:line="240" w:before="0" w:after="0"/>
-              <w:jc w:val="start"/>
-              <w:rPr>
-                <w:rFonts w:ascii="TH Krub" w:hAnsi="TH Krub" w:eastAsia="Calibri" w:cs="TH Krub"/>
-                <w:kern w:val="0"/>
-                <w:sz w:val="28"/>
-                <w:szCs w:val="28"/>
-                <w:lang w:val="en-US" w:eastAsia="en-US" w:bidi="th-TH"/>
-              </w:rPr>
-            </w:pPr>
-            <w:r>
-              <w:rPr>
-                <w:rFonts w:eastAsia="Calibri" w:cs="TH Krub" w:ascii="TH Krub" w:hAnsi="TH Krub"/>
-                <w:kern w:val="0"/>
-                <w:sz w:val="28"/>
-                <w:szCs w:val="28"/>
-                <w:lang w:val="en-US" w:eastAsia="en-US" w:bidi="th-TH"/>
-              </w:rPr>
-              <w:t>2.7 White Hat</w:t>
-            </w:r>
-          </w:p>
-        </w:tc>
-      </w:tr>
-      <w:tr>
-        <w:trPr/>
-        <w:tc>
-          <w:tcPr>
-            <w:tcW w:w="4508" w:type="dxa"/>
-            <w:tcBorders/>
-          </w:tcPr>
-          <w:p>
-            <w:pPr>
-              <w:pStyle w:val="Normal"/>
-              <w:widowControl/>
-              <w:spacing w:lineRule="auto" w:line="240" w:before="0" w:after="0"/>
-              <w:jc w:val="start"/>
-              <w:rPr>
                 <w:rFonts w:ascii="TH Krub" w:hAnsi="TH Krub" w:cs="TH Krub"/>
                 <w:kern w:val="0"/>
                 <w:sz w:val="28"/>
@@ -8729,7 +14046,7 @@
                 <wp:inline distT="0" distB="0" distL="0" distR="0">
                   <wp:extent cx="1612900" cy="1080135"/>
                   <wp:effectExtent l="0" t="0" r="0" b="0"/>
-                  <wp:docPr id="9" name="Picture 2" descr="Top Hat"/>
+                  <wp:docPr id="9" name="Picture 4" descr="Closing"/>
                   <wp:cNvGraphicFramePr>
                     <a:graphicFrameLocks xmlns:a="http://schemas.openxmlformats.org/drawingml/2006/main" noChangeAspect="1"/>
                   </wp:cNvGraphicFramePr>
@@ -8737,7 +14054,7 @@
                     <a:graphicData uri="http://schemas.openxmlformats.org/drawingml/2006/picture">
                       <pic:pic xmlns:pic="http://schemas.openxmlformats.org/drawingml/2006/picture">
                         <pic:nvPicPr>
-                          <pic:cNvPr id="9" name="Picture 2" descr="Top Hat"/>
+                          <pic:cNvPr id="9" name="Picture 4" descr="Closing"/>
                           <pic:cNvPicPr>
                             <a:picLocks noChangeAspect="1" noChangeArrowheads="1"/>
                           </pic:cNvPicPr>
@@ -8766,6 +14083,75 @@
             </w:r>
           </w:p>
         </w:tc>
+      </w:tr>
+      <w:tr>
+        <w:trPr/>
+        <w:tc>
+          <w:tcPr>
+            <w:tcW w:w="4508" w:type="dxa"/>
+            <w:tcBorders/>
+            <w:shd w:color="auto" w:fill="E5DFEC" w:val="clear"/>
+          </w:tcPr>
+          <w:p>
+            <w:pPr>
+              <w:pStyle w:val="Normal"/>
+              <w:widowControl/>
+              <w:spacing w:lineRule="auto" w:line="240" w:before="0" w:after="0"/>
+              <w:jc w:val="start"/>
+              <w:rPr>
+                <w:rFonts w:ascii="TH Krub" w:hAnsi="TH Krub" w:eastAsia="Calibri" w:cs="TH Krub"/>
+                <w:kern w:val="0"/>
+                <w:sz w:val="28"/>
+                <w:szCs w:val="28"/>
+                <w:lang w:val="en-US" w:eastAsia="en-US" w:bidi="th-TH"/>
+              </w:rPr>
+            </w:pPr>
+            <w:r>
+              <w:rPr>
+                <w:rFonts w:eastAsia="Calibri" w:cs="TH Krub" w:ascii="TH Krub" w:hAnsi="TH Krub"/>
+                <w:kern w:val="0"/>
+                <w:sz w:val="28"/>
+                <w:szCs w:val="28"/>
+                <w:lang w:val="en-US" w:eastAsia="en-US" w:bidi="th-TH"/>
+              </w:rPr>
+              <w:t>2.5 Morphological Gradient</w:t>
+            </w:r>
+          </w:p>
+        </w:tc>
+        <w:tc>
+          <w:tcPr>
+            <w:tcW w:w="4508" w:type="dxa"/>
+            <w:tcBorders/>
+            <w:shd w:color="auto" w:fill="E5DFEC" w:val="clear"/>
+          </w:tcPr>
+          <w:p>
+            <w:pPr>
+              <w:pStyle w:val="Normal"/>
+              <w:widowControl/>
+              <w:spacing w:lineRule="auto" w:line="240" w:before="0" w:after="0"/>
+              <w:jc w:val="start"/>
+              <w:rPr>
+                <w:rFonts w:ascii="TH Krub" w:hAnsi="TH Krub" w:eastAsia="Calibri" w:cs="TH Krub"/>
+                <w:kern w:val="0"/>
+                <w:sz w:val="28"/>
+                <w:szCs w:val="28"/>
+                <w:lang w:val="en-US" w:eastAsia="en-US" w:bidi="th-TH"/>
+              </w:rPr>
+            </w:pPr>
+            <w:r>
+              <w:rPr>
+                <w:rFonts w:eastAsia="Calibri" w:cs="TH Krub" w:ascii="TH Krub" w:hAnsi="TH Krub"/>
+                <w:kern w:val="0"/>
+                <w:sz w:val="28"/>
+                <w:szCs w:val="28"/>
+                <w:lang w:val="en-US" w:eastAsia="en-US" w:bidi="th-TH"/>
+              </w:rPr>
+            </w:r>
+          </w:p>
+        </w:tc>
+      </w:tr>
+      <w:tr>
+        <w:trPr/>
         <w:tc>
           <w:tcPr>
             <w:tcW w:w="4508" w:type="dxa"/>
@@ -8797,7 +14183,7 @@
                 <wp:inline distT="0" distB="0" distL="0" distR="0">
                   <wp:extent cx="1612900" cy="1080135"/>
                   <wp:effectExtent l="0" t="0" r="0" b="0"/>
-                  <wp:docPr id="10" name="Picture 1" descr="Black Hat"/>
+                  <wp:docPr id="10" name="Picture 3" descr="Gradient"/>
                   <wp:cNvGraphicFramePr>
                     <a:graphicFrameLocks xmlns:a="http://schemas.openxmlformats.org/drawingml/2006/main" noChangeAspect="1"/>
                   </wp:cNvGraphicFramePr>
@@ -8805,13 +14191,249 @@
                     <a:graphicData uri="http://schemas.openxmlformats.org/drawingml/2006/picture">
                       <pic:pic xmlns:pic="http://schemas.openxmlformats.org/drawingml/2006/picture">
                         <pic:nvPicPr>
-                          <pic:cNvPr id="10" name="Picture 1" descr="Black Hat"/>
+                          <pic:cNvPr id="10" name="Picture 3" descr="Gradient"/>
                           <pic:cNvPicPr>
                             <a:picLocks noChangeAspect="1" noChangeArrowheads="1"/>
                           </pic:cNvPicPr>
                         </pic:nvPicPr>
                         <pic:blipFill>
                           <a:blip r:embed="rId13"/>
+                          <a:stretch>
+                            <a:fillRect/>
+                          </a:stretch>
+                        </pic:blipFill>
+                        <pic:spPr bwMode="auto">
+                          <a:xfrm>
+                            <a:off x="0" y="0"/>
+                            <a:ext cx="1612900" cy="1080135"/>
+                          </a:xfrm>
+                          <a:prstGeom prst="rect">
+                            <a:avLst/>
+                          </a:prstGeom>
+                          <a:noFill/>
+                        </pic:spPr>
+                      </pic:pic>
+                    </a:graphicData>
+                  </a:graphic>
+                </wp:inline>
+              </w:drawing>
+            </w:r>
+          </w:p>
+        </w:tc>
+        <w:tc>
+          <w:tcPr>
+            <w:tcW w:w="4508" w:type="dxa"/>
+            <w:tcBorders/>
+          </w:tcPr>
+          <w:p>
+            <w:pPr>
+              <w:pStyle w:val="Normal"/>
+              <w:widowControl/>
+              <w:spacing w:lineRule="auto" w:line="240" w:before="0" w:after="0"/>
+              <w:jc w:val="start"/>
+              <w:rPr>
+                <w:rFonts w:ascii="TH Krub" w:hAnsi="TH Krub" w:eastAsia="Calibri" w:cs="TH Krub"/>
+                <w:kern w:val="0"/>
+                <w:sz w:val="28"/>
+                <w:szCs w:val="28"/>
+                <w:lang w:val="en-US" w:eastAsia="en-US" w:bidi="th-TH"/>
+              </w:rPr>
+            </w:pPr>
+            <w:r>
+              <w:rPr>
+                <w:rFonts w:eastAsia="Calibri" w:cs="TH Krub" w:ascii="TH Krub" w:hAnsi="TH Krub"/>
+                <w:kern w:val="0"/>
+                <w:sz w:val="28"/>
+                <w:szCs w:val="28"/>
+                <w:lang w:val="en-US" w:eastAsia="en-US" w:bidi="th-TH"/>
+              </w:rPr>
+            </w:r>
+          </w:p>
+        </w:tc>
+      </w:tr>
+      <w:tr>
+        <w:trPr/>
+        <w:tc>
+          <w:tcPr>
+            <w:tcW w:w="4508" w:type="dxa"/>
+            <w:tcBorders/>
+            <w:shd w:color="auto" w:fill="E5DFEC" w:val="clear"/>
+          </w:tcPr>
+          <w:p>
+            <w:pPr>
+              <w:pStyle w:val="Normal"/>
+              <w:widowControl/>
+              <w:spacing w:lineRule="auto" w:line="240" w:before="0" w:after="0"/>
+              <w:jc w:val="start"/>
+              <w:rPr>
+                <w:rFonts w:ascii="TH Krub" w:hAnsi="TH Krub" w:eastAsia="Calibri" w:cs="TH Krub"/>
+                <w:kern w:val="0"/>
+                <w:sz w:val="28"/>
+                <w:szCs w:val="28"/>
+                <w:lang w:val="en-US" w:eastAsia="en-US" w:bidi="th-TH"/>
+              </w:rPr>
+            </w:pPr>
+            <w:r>
+              <w:rPr>
+                <w:rFonts w:eastAsia="Calibri" w:cs="TH Krub" w:ascii="TH Krub" w:hAnsi="TH Krub"/>
+                <w:kern w:val="0"/>
+                <w:sz w:val="28"/>
+                <w:szCs w:val="28"/>
+                <w:lang w:val="en-US" w:eastAsia="en-US" w:bidi="th-TH"/>
+              </w:rPr>
+              <w:t>2.6 Top Hat</w:t>
+            </w:r>
+          </w:p>
+        </w:tc>
+        <w:tc>
+          <w:tcPr>
+            <w:tcW w:w="4508" w:type="dxa"/>
+            <w:tcBorders/>
+            <w:shd w:color="auto" w:fill="E5DFEC" w:val="clear"/>
+          </w:tcPr>
+          <w:p>
+            <w:pPr>
+              <w:pStyle w:val="Normal"/>
+              <w:widowControl/>
+              <w:spacing w:lineRule="auto" w:line="240" w:before="0" w:after="0"/>
+              <w:jc w:val="start"/>
+              <w:rPr>
+                <w:rFonts w:ascii="TH Krub" w:hAnsi="TH Krub" w:eastAsia="Calibri" w:cs="TH Krub"/>
+                <w:kern w:val="0"/>
+                <w:sz w:val="28"/>
+                <w:szCs w:val="28"/>
+                <w:lang w:val="en-US" w:eastAsia="en-US" w:bidi="th-TH"/>
+              </w:rPr>
+            </w:pPr>
+            <w:r>
+              <w:rPr>
+                <w:rFonts w:eastAsia="Calibri" w:cs="TH Krub" w:ascii="TH Krub" w:hAnsi="TH Krub"/>
+                <w:kern w:val="0"/>
+                <w:sz w:val="28"/>
+                <w:szCs w:val="28"/>
+                <w:lang w:val="en-US" w:eastAsia="en-US" w:bidi="th-TH"/>
+              </w:rPr>
+              <w:t>2.7 White Hat</w:t>
+            </w:r>
+          </w:p>
+        </w:tc>
+      </w:tr>
+      <w:tr>
+        <w:trPr/>
+        <w:tc>
+          <w:tcPr>
+            <w:tcW w:w="4508" w:type="dxa"/>
+            <w:tcBorders/>
+          </w:tcPr>
+          <w:p>
+            <w:pPr>
+              <w:pStyle w:val="Normal"/>
+              <w:widowControl/>
+              <w:spacing w:lineRule="auto" w:line="240" w:before="0" w:after="0"/>
+              <w:jc w:val="start"/>
+              <w:rPr>
+                <w:rFonts w:ascii="TH Krub" w:hAnsi="TH Krub" w:cs="TH Krub"/>
+                <w:kern w:val="0"/>
+                <w:sz w:val="28"/>
+                <w:szCs w:val="28"/>
+                <w:lang w:val="en-US" w:eastAsia="en-US" w:bidi="th-TH"/>
+              </w:rPr>
+            </w:pPr>
+            <w:r>
+              <w:rPr>
+                <w:rFonts w:cs="TH Krub" w:ascii="TH Krub" w:hAnsi="TH Krub"/>
+                <w:kern w:val="0"/>
+                <w:sz w:val="28"/>
+                <w:szCs w:val="28"/>
+                <w:lang w:val="en-US" w:eastAsia="en-US" w:bidi="th-TH"/>
+              </w:rPr>
+              <w:drawing>
+                <wp:inline distT="0" distB="0" distL="0" distR="0">
+                  <wp:extent cx="1612900" cy="1080135"/>
+                  <wp:effectExtent l="0" t="0" r="0" b="0"/>
+                  <wp:docPr id="11" name="Picture 2" descr="Top Hat"/>
+                  <wp:cNvGraphicFramePr>
+                    <a:graphicFrameLocks xmlns:a="http://schemas.openxmlformats.org/drawingml/2006/main" noChangeAspect="1"/>
+                  </wp:cNvGraphicFramePr>
+                  <a:graphic xmlns:a="http://schemas.openxmlformats.org/drawingml/2006/main">
+                    <a:graphicData uri="http://schemas.openxmlformats.org/drawingml/2006/picture">
+                      <pic:pic xmlns:pic="http://schemas.openxmlformats.org/drawingml/2006/picture">
+                        <pic:nvPicPr>
+                          <pic:cNvPr id="11" name="Picture 2" descr="Top Hat"/>
+                          <pic:cNvPicPr>
+                            <a:picLocks noChangeAspect="1" noChangeArrowheads="1"/>
+                          </pic:cNvPicPr>
+                        </pic:nvPicPr>
+                        <pic:blipFill>
+                          <a:blip r:embed="rId14"/>
+                          <a:stretch>
+                            <a:fillRect/>
+                          </a:stretch>
+                        </pic:blipFill>
+                        <pic:spPr bwMode="auto">
+                          <a:xfrm>
+                            <a:off x="0" y="0"/>
+                            <a:ext cx="1612900" cy="1080135"/>
+                          </a:xfrm>
+                          <a:prstGeom prst="rect">
+                            <a:avLst/>
+                          </a:prstGeom>
+                          <a:noFill/>
+                        </pic:spPr>
+                      </pic:pic>
+                    </a:graphicData>
+                  </a:graphic>
+                </wp:inline>
+              </w:drawing>
+            </w:r>
+          </w:p>
+        </w:tc>
+        <w:tc>
+          <w:tcPr>
+            <w:tcW w:w="4508" w:type="dxa"/>
+            <w:tcBorders/>
+          </w:tcPr>
+          <w:p>
+            <w:pPr>
+              <w:pStyle w:val="Normal"/>
+              <w:widowControl/>
+              <w:spacing w:lineRule="auto" w:line="240" w:before="0" w:after="0"/>
+              <w:jc w:val="start"/>
+              <w:rPr>
+                <w:rFonts w:ascii="TH Krub" w:hAnsi="TH Krub" w:cs="TH Krub"/>
+                <w:kern w:val="0"/>
+                <w:sz w:val="28"/>
+                <w:szCs w:val="28"/>
+                <w:lang w:val="en-US" w:eastAsia="en-US" w:bidi="th-TH"/>
+              </w:rPr>
+            </w:pPr>
+            <w:r>
+              <w:rPr>
+                <w:rFonts w:cs="TH Krub" w:ascii="TH Krub" w:hAnsi="TH Krub"/>
+                <w:kern w:val="0"/>
+                <w:sz w:val="28"/>
+                <w:szCs w:val="28"/>
+                <w:lang w:val="en-US" w:eastAsia="en-US" w:bidi="th-TH"/>
+              </w:rPr>
+              <w:drawing>
+                <wp:inline distT="0" distB="0" distL="0" distR="0">
+                  <wp:extent cx="1612900" cy="1080135"/>
+                  <wp:effectExtent l="0" t="0" r="0" b="0"/>
+                  <wp:docPr id="12" name="Picture 1" descr="Black Hat"/>
+                  <wp:cNvGraphicFramePr>
+                    <a:graphicFrameLocks xmlns:a="http://schemas.openxmlformats.org/drawingml/2006/main" noChangeAspect="1"/>
+                  </wp:cNvGraphicFramePr>
+                  <a:graphic xmlns:a="http://schemas.openxmlformats.org/drawingml/2006/main">
+                    <a:graphicData uri="http://schemas.openxmlformats.org/drawingml/2006/picture">
+                      <pic:pic xmlns:pic="http://schemas.openxmlformats.org/drawingml/2006/picture">
+                        <pic:nvPicPr>
+                          <pic:cNvPr id="12" name="Picture 1" descr="Black Hat"/>
+                          <pic:cNvPicPr>
+                            <a:picLocks noChangeAspect="1" noChangeArrowheads="1"/>
+                          </pic:cNvPicPr>
+                        </pic:nvPicPr>
+                        <pic:blipFill>
+                          <a:blip r:embed="rId15"/>
                           <a:stretch>
                             <a:fillRect/>
                           </a:stretch>
@@ -11358,7 +16980,7 @@
                 <wp:inline distT="0" distB="0" distL="0" distR="0">
                   <wp:extent cx="2542540" cy="2790825"/>
                   <wp:effectExtent l="0" t="0" r="0" b="0"/>
-                  <wp:docPr id="11" name="Picture 841523457"/>
+                  <wp:docPr id="13" name="Picture 841523457"/>
                   <wp:cNvGraphicFramePr>
                     <a:graphicFrameLocks xmlns:a="http://schemas.openxmlformats.org/drawingml/2006/main" noChangeAspect="1"/>
                   </wp:cNvGraphicFramePr>
@@ -11366,13 +16988,13 @@
                     <a:graphicData uri="http://schemas.openxmlformats.org/drawingml/2006/picture">
                       <pic:pic xmlns:pic="http://schemas.openxmlformats.org/drawingml/2006/picture">
                         <pic:nvPicPr>
-                          <pic:cNvPr id="11" name="Picture 841523457"/>
+                          <pic:cNvPr id="13" name="Picture 841523457"/>
                           <pic:cNvPicPr>
                             <a:picLocks noChangeAspect="1" noChangeArrowheads="1"/>
                           </pic:cNvPicPr>
                         </pic:nvPicPr>
                         <pic:blipFill>
-                          <a:blip r:embed="rId14"/>
+                          <a:blip r:embed="rId16"/>
                           <a:srcRect l="0" t="0" r="50203" b="711"/>
                           <a:stretch>
                             <a:fillRect/>
@@ -11427,7 +17049,7 @@
                 <wp:inline distT="0" distB="0" distL="0" distR="0">
                   <wp:extent cx="2510155" cy="2766695"/>
                   <wp:effectExtent l="0" t="0" r="0" b="0"/>
-                  <wp:docPr id="12" name="Picture 1545629649"/>
+                  <wp:docPr id="14" name="Picture 1545629649"/>
                   <wp:cNvGraphicFramePr>
                     <a:graphicFrameLocks xmlns:a="http://schemas.openxmlformats.org/drawingml/2006/main" noChangeAspect="1"/>
                   </wp:cNvGraphicFramePr>
@@ -11435,13 +17057,13 @@
                     <a:graphicData uri="http://schemas.openxmlformats.org/drawingml/2006/picture">
                       <pic:pic xmlns:pic="http://schemas.openxmlformats.org/drawingml/2006/picture">
                         <pic:nvPicPr>
-                          <pic:cNvPr id="12" name="Picture 1545629649"/>
+                          <pic:cNvPr id="14" name="Picture 1545629649"/>
                           <pic:cNvPicPr>
                             <a:picLocks noChangeAspect="1" noChangeArrowheads="1"/>
                           </pic:cNvPicPr>
                         </pic:nvPicPr>
                         <pic:blipFill>
-                          <a:blip r:embed="rId15"/>
+                          <a:blip r:embed="rId17"/>
                           <a:srcRect l="50068" t="0" r="0" b="0"/>
                           <a:stretch>
                             <a:fillRect/>
@@ -11540,7 +17162,7 @@
                 <wp:inline distT="0" distB="0" distL="0" distR="0">
                   <wp:extent cx="4227195" cy="3231515"/>
                   <wp:effectExtent l="0" t="0" r="0" b="0"/>
-                  <wp:docPr id="13" name="Image2"/>
+                  <wp:docPr id="15" name="Image2"/>
                   <wp:cNvGraphicFramePr>
                     <a:graphicFrameLocks xmlns:a="http://schemas.openxmlformats.org/drawingml/2006/main" noChangeAspect="1"/>
                   </wp:cNvGraphicFramePr>
@@ -11548,13 +17170,13 @@
                     <a:graphicData uri="http://schemas.openxmlformats.org/drawingml/2006/picture">
                       <pic:pic xmlns:pic="http://schemas.openxmlformats.org/drawingml/2006/picture">
                         <pic:nvPicPr>
-                          <pic:cNvPr id="13" name="Image2"/>
+                          <pic:cNvPr id="15" name="Image2"/>
                           <pic:cNvPicPr>
                             <a:picLocks noChangeAspect="1" noChangeArrowheads="1"/>
                           </pic:cNvPicPr>
                         </pic:nvPicPr>
                         <pic:blipFill>
-                          <a:blip r:embed="rId16"/>
+                          <a:blip r:embed="rId18"/>
                           <a:stretch>
                             <a:fillRect/>
                           </a:stretch>
@@ -11826,7 +17448,7 @@
                 <wp:inline distT="0" distB="0" distL="0" distR="0">
                   <wp:extent cx="4319905" cy="3243580"/>
                   <wp:effectExtent l="0" t="0" r="0" b="0"/>
-                  <wp:docPr id="14" name="Picture 10"/>
+                  <wp:docPr id="16" name="Picture 10"/>
                   <wp:cNvGraphicFramePr>
                     <a:graphicFrameLocks xmlns:a="http://schemas.openxmlformats.org/drawingml/2006/main" noChangeAspect="1"/>
                   </wp:cNvGraphicFramePr>
@@ -11834,13 +17456,13 @@
                     <a:graphicData uri="http://schemas.openxmlformats.org/drawingml/2006/picture">
                       <pic:pic xmlns:pic="http://schemas.openxmlformats.org/drawingml/2006/picture">
                         <pic:nvPicPr>
-                          <pic:cNvPr id="14" name="Picture 10"/>
+                          <pic:cNvPr id="16" name="Picture 10"/>
                           <pic:cNvPicPr>
                             <a:picLocks noChangeAspect="1" noChangeArrowheads="1"/>
                           </pic:cNvPicPr>
                         </pic:nvPicPr>
                         <pic:blipFill>
-                          <a:blip r:embed="rId17"/>
+                          <a:blip r:embed="rId19"/>
                           <a:stretch>
                             <a:fillRect/>
                           </a:stretch>
@@ -11992,7 +17614,7 @@
                 <wp:inline distT="0" distB="0" distL="0" distR="0">
                   <wp:extent cx="4319905" cy="3243580"/>
                   <wp:effectExtent l="0" t="0" r="0" b="0"/>
-                  <wp:docPr id="15" name="Picture 9"/>
+                  <wp:docPr id="17" name="Picture 9"/>
                   <wp:cNvGraphicFramePr>
                     <a:graphicFrameLocks xmlns:a="http://schemas.openxmlformats.org/drawingml/2006/main" noChangeAspect="1"/>
                   </wp:cNvGraphicFramePr>
@@ -12000,13 +17622,13 @@
                     <a:graphicData uri="http://schemas.openxmlformats.org/drawingml/2006/picture">
                       <pic:pic xmlns:pic="http://schemas.openxmlformats.org/drawingml/2006/picture">
                         <pic:nvPicPr>
-                          <pic:cNvPr id="15" name="Picture 9"/>
+                          <pic:cNvPr id="17" name="Picture 9"/>
                           <pic:cNvPicPr>
                             <a:picLocks noChangeAspect="1" noChangeArrowheads="1"/>
                           </pic:cNvPicPr>
                         </pic:nvPicPr>
                         <pic:blipFill>
-                          <a:blip r:embed="rId18"/>
+                          <a:blip r:embed="rId20"/>
                           <a:stretch>
                             <a:fillRect/>
                           </a:stretch>
@@ -12244,7 +17866,7 @@
                 <wp:inline distT="0" distB="0" distL="0" distR="0">
                   <wp:extent cx="4319905" cy="3243580"/>
                   <wp:effectExtent l="0" t="0" r="0" b="0"/>
-                  <wp:docPr id="16" name="Image3"/>
+                  <wp:docPr id="18" name="Image3"/>
                   <wp:cNvGraphicFramePr>
                     <a:graphicFrameLocks xmlns:a="http://schemas.openxmlformats.org/drawingml/2006/main" noChangeAspect="1"/>
                   </wp:cNvGraphicFramePr>
@@ -12252,13 +17874,13 @@
                     <a:graphicData uri="http://schemas.openxmlformats.org/drawingml/2006/picture">
                       <pic:pic xmlns:pic="http://schemas.openxmlformats.org/drawingml/2006/picture">
                         <pic:nvPicPr>
-                          <pic:cNvPr id="16" name="Image3"/>
+                          <pic:cNvPr id="18" name="Image3"/>
                           <pic:cNvPicPr>
                             <a:picLocks noChangeAspect="1" noChangeArrowheads="1"/>
                           </pic:cNvPicPr>
                         </pic:nvPicPr>
                         <pic:blipFill>
-                          <a:blip r:embed="rId19"/>
+                          <a:blip r:embed="rId21"/>
                           <a:stretch>
                             <a:fillRect/>
                           </a:stretch>
@@ -12476,7 +18098,7 @@
                 <wp:inline distT="0" distB="0" distL="0" distR="0">
                   <wp:extent cx="4319905" cy="3243580"/>
                   <wp:effectExtent l="0" t="0" r="0" b="0"/>
-                  <wp:docPr id="17" name="Image4"/>
+                  <wp:docPr id="19" name="Image4"/>
                   <wp:cNvGraphicFramePr>
                     <a:graphicFrameLocks xmlns:a="http://schemas.openxmlformats.org/drawingml/2006/main" noChangeAspect="1"/>
                   </wp:cNvGraphicFramePr>
@@ -12484,13 +18106,13 @@
                     <a:graphicData uri="http://schemas.openxmlformats.org/drawingml/2006/picture">
                       <pic:pic xmlns:pic="http://schemas.openxmlformats.org/drawingml/2006/picture">
                         <pic:nvPicPr>
-                          <pic:cNvPr id="17" name="Image4"/>
+                          <pic:cNvPr id="19" name="Image4"/>
                           <pic:cNvPicPr>
                             <a:picLocks noChangeAspect="1" noChangeArrowheads="1"/>
                           </pic:cNvPicPr>
                         </pic:nvPicPr>
                         <pic:blipFill>
-                          <a:blip r:embed="rId20"/>
+                          <a:blip r:embed="rId22"/>
                           <a:stretch>
                             <a:fillRect/>
                           </a:stretch>
@@ -12708,7 +18330,7 @@
                 <wp:inline distT="0" distB="0" distL="0" distR="0">
                   <wp:extent cx="4319905" cy="3243580"/>
                   <wp:effectExtent l="0" t="0" r="0" b="0"/>
-                  <wp:docPr id="18" name="Image5"/>
+                  <wp:docPr id="20" name="Image5"/>
                   <wp:cNvGraphicFramePr>
                     <a:graphicFrameLocks xmlns:a="http://schemas.openxmlformats.org/drawingml/2006/main" noChangeAspect="1"/>
                   </wp:cNvGraphicFramePr>
@@ -12716,13 +18338,13 @@
                     <a:graphicData uri="http://schemas.openxmlformats.org/drawingml/2006/picture">
                       <pic:pic xmlns:pic="http://schemas.openxmlformats.org/drawingml/2006/picture">
                         <pic:nvPicPr>
-                          <pic:cNvPr id="18" name="Image5"/>
+                          <pic:cNvPr id="20" name="Image5"/>
                           <pic:cNvPicPr>
                             <a:picLocks noChangeAspect="1" noChangeArrowheads="1"/>
                           </pic:cNvPicPr>
                         </pic:nvPicPr>
                         <pic:blipFill>
-                          <a:blip r:embed="rId21"/>
+                          <a:blip r:embed="rId23"/>
                           <a:stretch>
                             <a:fillRect/>
                           </a:stretch>
@@ -17661,7 +23283,7 @@
         </w:rPr>
         <w:t xml:space="preserve">Video_Result =  </w:t>
       </w:r>
-      <w:hyperlink r:id="rId22">
+      <w:hyperlink r:id="rId24">
         <w:r>
           <w:rPr>
             <w:rStyle w:val="Hyperlink"/>
@@ -17926,7 +23548,7 @@
         <w:jc w:val="end"/>
         <w:rPr/>
       </w:pPr>
-      <w:hyperlink r:id="rId23">
+      <w:hyperlink r:id="rId25">
         <w:r>
           <w:rPr>
             <w:rStyle w:val="Hyperlink"/>
@@ -17952,7 +23574,7 @@
         <w:jc w:val="end"/>
         <w:rPr/>
       </w:pPr>
-      <w:hyperlink r:id="rId24">
+      <w:hyperlink r:id="rId26">
         <w:r>
           <w:rPr>
             <w:rStyle w:val="Hyperlink"/>
@@ -19169,7 +24791,7 @@
         <w:jc w:val="end"/>
         <w:rPr/>
       </w:pPr>
-      <w:hyperlink r:id="rId25">
+      <w:hyperlink r:id="rId27">
         <w:r>
           <w:rPr>
             <w:rStyle w:val="Hyperlink"/>
@@ -27351,9 +32973,9 @@
       </w:r>
     </w:p>
     <w:sectPr>
-      <w:footerReference w:type="even" r:id="rId26"/>
-      <w:footerReference w:type="default" r:id="rId27"/>
-      <w:footerReference w:type="first" r:id="rId28"/>
+      <w:footerReference w:type="even" r:id="rId28"/>
+      <w:footerReference w:type="default" r:id="rId29"/>
+      <w:footerReference w:type="first" r:id="rId30"/>
       <w:type w:val="nextPage"/>
       <w:pgSz w:w="12240" w:h="15840"/>
       <w:pgMar w:left="1440" w:right="1440" w:gutter="0" w:header="0" w:top="1440" w:footer="720" w:bottom="1440"/>
@@ -27445,7 +33067,7 @@
         <w:sz w:val="24"/>
         <w:szCs w:val="24"/>
       </w:rPr>
-      <w:t>28</w:t>
+      <w:t>31</w:t>
     </w:r>
     <w:r>
       <w:rPr>
@@ -27493,7 +33115,7 @@
         <w:sz w:val="24"/>
         <w:szCs w:val="24"/>
       </w:rPr>
-      <w:t>28</w:t>
+      <w:t>31</w:t>
     </w:r>
     <w:r>
       <w:rPr>
@@ -27581,7 +33203,7 @@
         <w:sz w:val="24"/>
         <w:szCs w:val="24"/>
       </w:rPr>
-      <w:t>28</w:t>
+      <w:t>31</w:t>
     </w:r>
     <w:r>
       <w:rPr>
@@ -27629,7 +33251,7 @@
         <w:sz w:val="24"/>
         <w:szCs w:val="24"/>
       </w:rPr>
-      <w:t>28</w:t>
+      <w:t>31</w:t>
     </w:r>
     <w:r>
       <w:rPr>
